--- a/문장별_해설/3부_31화_Kinderfest_in_Neukölln_해설.docx
+++ b/문장별_해설/3부_31화_Kinderfest_in_Neukölln_해설.docx
@@ -26,7 +26,7 @@
           <w:color w:val="595959"/>
           <w:sz w:val="20"/>
         </w:rPr>
-        <w:t>대화문 30턴 — 문장별 주요 단어 · 문법 · 표현 · 시제 해설</w:t>
+        <w:t>대화문 55턴 — 문장별 주요 단어 · 문법 · 표현 · 시제 해설</w:t>
       </w:r>
     </w:p>
     <w:p>
@@ -41,7 +41,3985 @@
           <w:i w:val="0"/>
           <w:sz w:val="22"/>
         </w:rPr>
-        <w:t>1. Jonas: Samstagmittag, Kinderfest im Hof der Grundschule am Reuterplatz. Es riecht nach Waffeln, und überall hängen bunte Girlanden.</w:t>
+        <w:t>1. Jonas: Auf dem Weg zur Schule radle ich am Kanal entlang. Die ersten Kastanien tragen kleine, klebrige Knospen, und am Ufer sitzen Angler mit Thermoskannen.</w:t>
+      </w:r>
+    </w:p>
+    <w:p>
+      <w:pPr>
+        <w:keepNext/>
+        <w:ind w:left="340"/>
+      </w:pPr>
+      <w:r>
+        <w:rPr>
+          <w:rFonts w:ascii="Malgun Gothic" w:hAnsi="Malgun Gothic" w:cs="Malgun Gothic" w:eastAsia="Malgun Gothic"/>
+          <w:b w:val="0"/>
+          <w:i/>
+          <w:color w:val="404040"/>
+          <w:sz w:val="20"/>
+        </w:rPr>
+        <w:t>학교로 가는 길에 운하를 따라 달린다. 첫 밤나무들이 작고 끈적한 새순을 달았고 둑에는 보온병을 든 낚시꾼들이 앉아 있다.</w:t>
+      </w:r>
+    </w:p>
+    <w:tbl>
+      <w:tblPr>
+        <w:tblW w:type="auto" w:w="0"/>
+        <w:tblLayout w:type="fixed"/>
+        <w:tblLook w:firstColumn="1" w:firstRow="1" w:lastColumn="0" w:lastRow="0" w:noHBand="0" w:noVBand="1" w:val="04A0"/>
+      </w:tblPr>
+      <w:tblGrid>
+        <w:gridCol w:w="4819"/>
+        <w:gridCol w:w="4819"/>
+      </w:tblGrid>
+      <w:tr>
+        <w:tc>
+          <w:tcPr>
+            <w:tcW w:type="dxa" w:w="1500"/>
+            <w:tcBorders>
+              <w:top w:val="single" w:color="BFBFBF" w:sz="4"/>
+              <w:left w:val="single" w:color="BFBFBF" w:sz="4"/>
+              <w:bottom w:val="single" w:color="BFBFBF" w:sz="4"/>
+              <w:right w:val="single" w:color="BFBFBF" w:sz="4"/>
+            </w:tcBorders>
+            <w:shd w:fill="DEEAF6" w:color="auto" w:val="clear"/>
+          </w:tcPr>
+          <w:p>
+            <w:r>
+              <w:rPr>
+                <w:rFonts w:ascii="Malgun Gothic" w:hAnsi="Malgun Gothic" w:cs="Malgun Gothic" w:eastAsia="Malgun Gothic"/>
+                <w:b/>
+                <w:i w:val="0"/>
+                <w:color w:val="1F3864"/>
+                <w:sz w:val="20"/>
+              </w:rPr>
+              <w:t>주요 단어</w:t>
+            </w:r>
+          </w:p>
+        </w:tc>
+        <w:tc>
+          <w:tcPr>
+            <w:tcW w:type="dxa" w:w="8138"/>
+            <w:tcBorders>
+              <w:top w:val="single" w:color="BFBFBF" w:sz="4"/>
+              <w:left w:val="single" w:color="BFBFBF" w:sz="4"/>
+              <w:bottom w:val="single" w:color="BFBFBF" w:sz="4"/>
+              <w:right w:val="single" w:color="BFBFBF" w:sz="4"/>
+            </w:tcBorders>
+          </w:tcPr>
+          <w:p>
+            <w:pPr>
+              <w:spacing w:after="40"/>
+            </w:pPr>
+            <w:r>
+              <w:rPr>
+                <w:rFonts w:ascii="Arial" w:hAnsi="Arial" w:cs="Arial" w:eastAsia="Malgun Gothic"/>
+                <w:b/>
+                <w:i w:val="0"/>
+                <w:sz w:val="20"/>
+              </w:rPr>
+              <w:t>die Kastanie, -n</w:t>
+            </w:r>
+            <w:r>
+              <w:rPr>
+                <w:rFonts w:ascii="Malgun Gothic" w:hAnsi="Malgun Gothic" w:cs="Malgun Gothic" w:eastAsia="Malgun Gothic"/>
+                <w:b w:val="0"/>
+                <w:i w:val="0"/>
+                <w:sz w:val="20"/>
+              </w:rPr>
+              <w:t xml:space="preserve">  —  밤나무</w:t>
+            </w:r>
+          </w:p>
+          <w:p>
+            <w:pPr>
+              <w:spacing w:after="40"/>
+            </w:pPr>
+            <w:r>
+              <w:rPr>
+                <w:rFonts w:ascii="Arial" w:hAnsi="Arial" w:cs="Arial" w:eastAsia="Malgun Gothic"/>
+                <w:b/>
+                <w:i w:val="0"/>
+                <w:sz w:val="20"/>
+              </w:rPr>
+              <w:t>die Knospe, -n</w:t>
+            </w:r>
+            <w:r>
+              <w:rPr>
+                <w:rFonts w:ascii="Malgun Gothic" w:hAnsi="Malgun Gothic" w:cs="Malgun Gothic" w:eastAsia="Malgun Gothic"/>
+                <w:b w:val="0"/>
+                <w:i w:val="0"/>
+                <w:sz w:val="20"/>
+              </w:rPr>
+              <w:t xml:space="preserve">  —  새순</w:t>
+            </w:r>
+          </w:p>
+          <w:p>
+            <w:pPr>
+              <w:spacing w:after="40"/>
+            </w:pPr>
+            <w:r>
+              <w:rPr>
+                <w:rFonts w:ascii="Arial" w:hAnsi="Arial" w:cs="Arial" w:eastAsia="Malgun Gothic"/>
+                <w:b/>
+                <w:i w:val="0"/>
+                <w:sz w:val="20"/>
+              </w:rPr>
+              <w:t>der Angler, -</w:t>
+            </w:r>
+            <w:r>
+              <w:rPr>
+                <w:rFonts w:ascii="Malgun Gothic" w:hAnsi="Malgun Gothic" w:cs="Malgun Gothic" w:eastAsia="Malgun Gothic"/>
+                <w:b w:val="0"/>
+                <w:i w:val="0"/>
+                <w:sz w:val="20"/>
+              </w:rPr>
+              <w:t xml:space="preserve">  —  낚시꾼</w:t>
+            </w:r>
+          </w:p>
+        </w:tc>
+      </w:tr>
+      <w:tr>
+        <w:tc>
+          <w:tcPr>
+            <w:tcW w:type="dxa" w:w="1500"/>
+            <w:tcBorders>
+              <w:top w:val="single" w:color="BFBFBF" w:sz="4"/>
+              <w:left w:val="single" w:color="BFBFBF" w:sz="4"/>
+              <w:bottom w:val="single" w:color="BFBFBF" w:sz="4"/>
+              <w:right w:val="single" w:color="BFBFBF" w:sz="4"/>
+            </w:tcBorders>
+            <w:shd w:fill="DEEAF6" w:color="auto" w:val="clear"/>
+          </w:tcPr>
+          <w:p>
+            <w:r>
+              <w:rPr>
+                <w:rFonts w:ascii="Malgun Gothic" w:hAnsi="Malgun Gothic" w:cs="Malgun Gothic" w:eastAsia="Malgun Gothic"/>
+                <w:b/>
+                <w:i w:val="0"/>
+                <w:color w:val="1F3864"/>
+                <w:sz w:val="20"/>
+              </w:rPr>
+              <w:t>문법</w:t>
+            </w:r>
+          </w:p>
+        </w:tc>
+        <w:tc>
+          <w:tcPr>
+            <w:tcW w:type="dxa" w:w="8138"/>
+            <w:tcBorders>
+              <w:top w:val="single" w:color="BFBFBF" w:sz="4"/>
+              <w:left w:val="single" w:color="BFBFBF" w:sz="4"/>
+              <w:bottom w:val="single" w:color="BFBFBF" w:sz="4"/>
+              <w:right w:val="single" w:color="BFBFBF" w:sz="4"/>
+            </w:tcBorders>
+          </w:tcPr>
+          <w:p>
+            <w:pPr>
+              <w:spacing w:after="40"/>
+            </w:pPr>
+            <w:r>
+              <w:rPr>
+                <w:rFonts w:ascii="Malgun Gothic" w:hAnsi="Malgun Gothic" w:cs="Malgun Gothic" w:eastAsia="Malgun Gothic"/>
+                <w:b w:val="0"/>
+                <w:i w:val="0"/>
+                <w:sz w:val="20"/>
+              </w:rPr>
+              <w:t>Auf dem Weg zur Schule radle ich am Kanal entlang에서 am ... entlang는 장소를 따라간다는 표현입니다. am Ufer sitzen Angler에서 장소 부사구가 앞에 놓입니다.</w:t>
+            </w:r>
+          </w:p>
+        </w:tc>
+      </w:tr>
+      <w:tr>
+        <w:tc>
+          <w:tcPr>
+            <w:tcW w:type="dxa" w:w="1500"/>
+            <w:tcBorders>
+              <w:top w:val="single" w:color="BFBFBF" w:sz="4"/>
+              <w:left w:val="single" w:color="BFBFBF" w:sz="4"/>
+              <w:bottom w:val="single" w:color="BFBFBF" w:sz="4"/>
+              <w:right w:val="single" w:color="BFBFBF" w:sz="4"/>
+            </w:tcBorders>
+            <w:shd w:fill="DEEAF6" w:color="auto" w:val="clear"/>
+          </w:tcPr>
+          <w:p>
+            <w:r>
+              <w:rPr>
+                <w:rFonts w:ascii="Malgun Gothic" w:hAnsi="Malgun Gothic" w:cs="Malgun Gothic" w:eastAsia="Malgun Gothic"/>
+                <w:b/>
+                <w:i w:val="0"/>
+                <w:color w:val="1F3864"/>
+                <w:sz w:val="20"/>
+              </w:rPr>
+              <w:t>표현</w:t>
+            </w:r>
+          </w:p>
+        </w:tc>
+        <w:tc>
+          <w:tcPr>
+            <w:tcW w:type="dxa" w:w="8138"/>
+            <w:tcBorders>
+              <w:top w:val="single" w:color="BFBFBF" w:sz="4"/>
+              <w:left w:val="single" w:color="BFBFBF" w:sz="4"/>
+              <w:bottom w:val="single" w:color="BFBFBF" w:sz="4"/>
+              <w:right w:val="single" w:color="BFBFBF" w:sz="4"/>
+            </w:tcBorders>
+          </w:tcPr>
+          <w:p>
+            <w:pPr>
+              <w:spacing w:after="40"/>
+            </w:pPr>
+            <w:r>
+              <w:rPr>
+                <w:rFonts w:ascii="Malgun Gothic" w:hAnsi="Malgun Gothic" w:cs="Malgun Gothic" w:eastAsia="Malgun Gothic"/>
+                <w:b w:val="0"/>
+                <w:i w:val="0"/>
+                <w:sz w:val="20"/>
+              </w:rPr>
+              <w:t>klebrig는 끈적한이라는 형용사입니다.</w:t>
+            </w:r>
+          </w:p>
+        </w:tc>
+      </w:tr>
+      <w:tr>
+        <w:tc>
+          <w:tcPr>
+            <w:tcW w:type="dxa" w:w="1500"/>
+            <w:tcBorders>
+              <w:top w:val="single" w:color="BFBFBF" w:sz="4"/>
+              <w:left w:val="single" w:color="BFBFBF" w:sz="4"/>
+              <w:bottom w:val="single" w:color="BFBFBF" w:sz="4"/>
+              <w:right w:val="single" w:color="BFBFBF" w:sz="4"/>
+            </w:tcBorders>
+            <w:shd w:fill="DEEAF6" w:color="auto" w:val="clear"/>
+          </w:tcPr>
+          <w:p>
+            <w:r>
+              <w:rPr>
+                <w:rFonts w:ascii="Malgun Gothic" w:hAnsi="Malgun Gothic" w:cs="Malgun Gothic" w:eastAsia="Malgun Gothic"/>
+                <w:b/>
+                <w:i w:val="0"/>
+                <w:color w:val="1F3864"/>
+                <w:sz w:val="20"/>
+              </w:rPr>
+              <w:t>시제</w:t>
+            </w:r>
+          </w:p>
+        </w:tc>
+        <w:tc>
+          <w:tcPr>
+            <w:tcW w:type="dxa" w:w="8138"/>
+            <w:tcBorders>
+              <w:top w:val="single" w:color="BFBFBF" w:sz="4"/>
+              <w:left w:val="single" w:color="BFBFBF" w:sz="4"/>
+              <w:bottom w:val="single" w:color="BFBFBF" w:sz="4"/>
+              <w:right w:val="single" w:color="BFBFBF" w:sz="4"/>
+            </w:tcBorders>
+          </w:tcPr>
+          <w:p>
+            <w:pPr>
+              <w:spacing w:after="40"/>
+            </w:pPr>
+            <w:r>
+              <w:rPr>
+                <w:rFonts w:ascii="Malgun Gothic" w:hAnsi="Malgun Gothic" w:cs="Malgun Gothic" w:eastAsia="Malgun Gothic"/>
+                <w:b w:val="0"/>
+                <w:i w:val="0"/>
+                <w:sz w:val="20"/>
+              </w:rPr>
+              <w:t>radle, tragen, sitzen은 현재형입니다.</w:t>
+            </w:r>
+          </w:p>
+        </w:tc>
+      </w:tr>
+    </w:tbl>
+    <w:p>
+      <w:pPr>
+        <w:spacing w:after="0"/>
+      </w:pPr>
+    </w:p>
+    <w:p>
+      <w:pPr>
+        <w:keepNext/>
+        <w:spacing w:before="160"/>
+      </w:pPr>
+      <w:r>
+        <w:rPr>
+          <w:rFonts w:ascii="Arial" w:hAnsi="Arial" w:cs="Arial" w:eastAsia="Malgun Gothic"/>
+          <w:b/>
+          <w:i w:val="0"/>
+          <w:sz w:val="22"/>
+        </w:rPr>
+        <w:t>2. Jonas: Vor dem Tor der Grundschule steht Svetlana in ihrer besten Bluse, eine große Tasche mit Muffins über dem Arm. Ihre Augen glänzen vor Aufregung.</w:t>
+      </w:r>
+    </w:p>
+    <w:p>
+      <w:pPr>
+        <w:keepNext/>
+        <w:ind w:left="340"/>
+      </w:pPr>
+      <w:r>
+        <w:rPr>
+          <w:rFonts w:ascii="Malgun Gothic" w:hAnsi="Malgun Gothic" w:cs="Malgun Gothic" w:eastAsia="Malgun Gothic"/>
+          <w:b w:val="0"/>
+          <w:i/>
+          <w:color w:val="404040"/>
+          <w:sz w:val="20"/>
+        </w:rPr>
+        <w:t>초등학교 문 앞에는 스베틀라나가 가장 좋은 블라우스를 입고 팔에 머핀이 든 큰 가방을 걸고 서 있다. 눈이 설렘으로 반짝인다.</w:t>
+      </w:r>
+    </w:p>
+    <w:tbl>
+      <w:tblPr>
+        <w:tblW w:type="auto" w:w="0"/>
+        <w:tblLayout w:type="fixed"/>
+        <w:tblLook w:firstColumn="1" w:firstRow="1" w:lastColumn="0" w:lastRow="0" w:noHBand="0" w:noVBand="1" w:val="04A0"/>
+      </w:tblPr>
+      <w:tblGrid>
+        <w:gridCol w:w="4819"/>
+        <w:gridCol w:w="4819"/>
+      </w:tblGrid>
+      <w:tr>
+        <w:tc>
+          <w:tcPr>
+            <w:tcW w:type="dxa" w:w="1500"/>
+            <w:tcBorders>
+              <w:top w:val="single" w:color="BFBFBF" w:sz="4"/>
+              <w:left w:val="single" w:color="BFBFBF" w:sz="4"/>
+              <w:bottom w:val="single" w:color="BFBFBF" w:sz="4"/>
+              <w:right w:val="single" w:color="BFBFBF" w:sz="4"/>
+            </w:tcBorders>
+            <w:shd w:fill="DEEAF6" w:color="auto" w:val="clear"/>
+          </w:tcPr>
+          <w:p>
+            <w:r>
+              <w:rPr>
+                <w:rFonts w:ascii="Malgun Gothic" w:hAnsi="Malgun Gothic" w:cs="Malgun Gothic" w:eastAsia="Malgun Gothic"/>
+                <w:b/>
+                <w:i w:val="0"/>
+                <w:color w:val="1F3864"/>
+                <w:sz w:val="20"/>
+              </w:rPr>
+              <w:t>주요 단어</w:t>
+            </w:r>
+          </w:p>
+        </w:tc>
+        <w:tc>
+          <w:tcPr>
+            <w:tcW w:type="dxa" w:w="8138"/>
+            <w:tcBorders>
+              <w:top w:val="single" w:color="BFBFBF" w:sz="4"/>
+              <w:left w:val="single" w:color="BFBFBF" w:sz="4"/>
+              <w:bottom w:val="single" w:color="BFBFBF" w:sz="4"/>
+              <w:right w:val="single" w:color="BFBFBF" w:sz="4"/>
+            </w:tcBorders>
+          </w:tcPr>
+          <w:p>
+            <w:pPr>
+              <w:spacing w:after="40"/>
+            </w:pPr>
+            <w:r>
+              <w:rPr>
+                <w:rFonts w:ascii="Arial" w:hAnsi="Arial" w:cs="Arial" w:eastAsia="Malgun Gothic"/>
+                <w:b/>
+                <w:i w:val="0"/>
+                <w:sz w:val="20"/>
+              </w:rPr>
+              <w:t>der Muffin, -s</w:t>
+            </w:r>
+            <w:r>
+              <w:rPr>
+                <w:rFonts w:ascii="Malgun Gothic" w:hAnsi="Malgun Gothic" w:cs="Malgun Gothic" w:eastAsia="Malgun Gothic"/>
+                <w:b w:val="0"/>
+                <w:i w:val="0"/>
+                <w:sz w:val="20"/>
+              </w:rPr>
+              <w:t xml:space="preserve">  —  머핀</w:t>
+            </w:r>
+          </w:p>
+          <w:p>
+            <w:pPr>
+              <w:spacing w:after="40"/>
+            </w:pPr>
+            <w:r>
+              <w:rPr>
+                <w:rFonts w:ascii="Arial" w:hAnsi="Arial" w:cs="Arial" w:eastAsia="Malgun Gothic"/>
+                <w:b/>
+                <w:i w:val="0"/>
+                <w:sz w:val="20"/>
+              </w:rPr>
+              <w:t>die Aufregung (단수)</w:t>
+            </w:r>
+            <w:r>
+              <w:rPr>
+                <w:rFonts w:ascii="Malgun Gothic" w:hAnsi="Malgun Gothic" w:cs="Malgun Gothic" w:eastAsia="Malgun Gothic"/>
+                <w:b w:val="0"/>
+                <w:i w:val="0"/>
+                <w:sz w:val="20"/>
+              </w:rPr>
+              <w:t xml:space="preserve">  —  설렘</w:t>
+            </w:r>
+          </w:p>
+          <w:p>
+            <w:pPr>
+              <w:spacing w:after="40"/>
+            </w:pPr>
+            <w:r>
+              <w:rPr>
+                <w:rFonts w:ascii="Arial" w:hAnsi="Arial" w:cs="Arial" w:eastAsia="Malgun Gothic"/>
+                <w:b/>
+                <w:i w:val="0"/>
+                <w:sz w:val="20"/>
+              </w:rPr>
+              <w:t>glänzen</w:t>
+            </w:r>
+            <w:r>
+              <w:rPr>
+                <w:rFonts w:ascii="Malgun Gothic" w:hAnsi="Malgun Gothic" w:cs="Malgun Gothic" w:eastAsia="Malgun Gothic"/>
+                <w:b w:val="0"/>
+                <w:i w:val="0"/>
+                <w:sz w:val="20"/>
+              </w:rPr>
+              <w:t xml:space="preserve">  —  반짝이다</w:t>
+            </w:r>
+          </w:p>
+        </w:tc>
+      </w:tr>
+      <w:tr>
+        <w:tc>
+          <w:tcPr>
+            <w:tcW w:type="dxa" w:w="1500"/>
+            <w:tcBorders>
+              <w:top w:val="single" w:color="BFBFBF" w:sz="4"/>
+              <w:left w:val="single" w:color="BFBFBF" w:sz="4"/>
+              <w:bottom w:val="single" w:color="BFBFBF" w:sz="4"/>
+              <w:right w:val="single" w:color="BFBFBF" w:sz="4"/>
+            </w:tcBorders>
+            <w:shd w:fill="DEEAF6" w:color="auto" w:val="clear"/>
+          </w:tcPr>
+          <w:p>
+            <w:r>
+              <w:rPr>
+                <w:rFonts w:ascii="Malgun Gothic" w:hAnsi="Malgun Gothic" w:cs="Malgun Gothic" w:eastAsia="Malgun Gothic"/>
+                <w:b/>
+                <w:i w:val="0"/>
+                <w:color w:val="1F3864"/>
+                <w:sz w:val="20"/>
+              </w:rPr>
+              <w:t>문법</w:t>
+            </w:r>
+          </w:p>
+        </w:tc>
+        <w:tc>
+          <w:tcPr>
+            <w:tcW w:type="dxa" w:w="8138"/>
+            <w:tcBorders>
+              <w:top w:val="single" w:color="BFBFBF" w:sz="4"/>
+              <w:left w:val="single" w:color="BFBFBF" w:sz="4"/>
+              <w:bottom w:val="single" w:color="BFBFBF" w:sz="4"/>
+              <w:right w:val="single" w:color="BFBFBF" w:sz="4"/>
+            </w:tcBorders>
+          </w:tcPr>
+          <w:p>
+            <w:pPr>
+              <w:spacing w:after="40"/>
+            </w:pPr>
+            <w:r>
+              <w:rPr>
+                <w:rFonts w:ascii="Malgun Gothic" w:hAnsi="Malgun Gothic" w:cs="Malgun Gothic" w:eastAsia="Malgun Gothic"/>
+                <w:b w:val="0"/>
+                <w:i w:val="0"/>
+                <w:sz w:val="20"/>
+              </w:rPr>
+              <w:t>Vor dem Tor der Grundschule steht Svetlana에서 장소 부사구가 앞에 놓이고 2격이 쓰입니다. in ihrer besten Bluse는 in + 3격이며 최상급 형용사가 쓰입니다.</w:t>
+            </w:r>
+          </w:p>
+        </w:tc>
+      </w:tr>
+      <w:tr>
+        <w:tc>
+          <w:tcPr>
+            <w:tcW w:type="dxa" w:w="1500"/>
+            <w:tcBorders>
+              <w:top w:val="single" w:color="BFBFBF" w:sz="4"/>
+              <w:left w:val="single" w:color="BFBFBF" w:sz="4"/>
+              <w:bottom w:val="single" w:color="BFBFBF" w:sz="4"/>
+              <w:right w:val="single" w:color="BFBFBF" w:sz="4"/>
+            </w:tcBorders>
+            <w:shd w:fill="DEEAF6" w:color="auto" w:val="clear"/>
+          </w:tcPr>
+          <w:p>
+            <w:r>
+              <w:rPr>
+                <w:rFonts w:ascii="Malgun Gothic" w:hAnsi="Malgun Gothic" w:cs="Malgun Gothic" w:eastAsia="Malgun Gothic"/>
+                <w:b/>
+                <w:i w:val="0"/>
+                <w:color w:val="1F3864"/>
+                <w:sz w:val="20"/>
+              </w:rPr>
+              <w:t>표현</w:t>
+            </w:r>
+          </w:p>
+        </w:tc>
+        <w:tc>
+          <w:tcPr>
+            <w:tcW w:type="dxa" w:w="8138"/>
+            <w:tcBorders>
+              <w:top w:val="single" w:color="BFBFBF" w:sz="4"/>
+              <w:left w:val="single" w:color="BFBFBF" w:sz="4"/>
+              <w:bottom w:val="single" w:color="BFBFBF" w:sz="4"/>
+              <w:right w:val="single" w:color="BFBFBF" w:sz="4"/>
+            </w:tcBorders>
+          </w:tcPr>
+          <w:p>
+            <w:pPr>
+              <w:spacing w:after="40"/>
+            </w:pPr>
+            <w:r>
+              <w:rPr>
+                <w:rFonts w:ascii="Malgun Gothic" w:hAnsi="Malgun Gothic" w:cs="Malgun Gothic" w:eastAsia="Malgun Gothic"/>
+                <w:b w:val="0"/>
+                <w:i w:val="0"/>
+                <w:sz w:val="20"/>
+              </w:rPr>
+              <w:t>vor Aufregung은 vor + 3격으로 원인을 나타냅니다.</w:t>
+            </w:r>
+          </w:p>
+        </w:tc>
+      </w:tr>
+      <w:tr>
+        <w:tc>
+          <w:tcPr>
+            <w:tcW w:type="dxa" w:w="1500"/>
+            <w:tcBorders>
+              <w:top w:val="single" w:color="BFBFBF" w:sz="4"/>
+              <w:left w:val="single" w:color="BFBFBF" w:sz="4"/>
+              <w:bottom w:val="single" w:color="BFBFBF" w:sz="4"/>
+              <w:right w:val="single" w:color="BFBFBF" w:sz="4"/>
+            </w:tcBorders>
+            <w:shd w:fill="DEEAF6" w:color="auto" w:val="clear"/>
+          </w:tcPr>
+          <w:p>
+            <w:r>
+              <w:rPr>
+                <w:rFonts w:ascii="Malgun Gothic" w:hAnsi="Malgun Gothic" w:cs="Malgun Gothic" w:eastAsia="Malgun Gothic"/>
+                <w:b/>
+                <w:i w:val="0"/>
+                <w:color w:val="1F3864"/>
+                <w:sz w:val="20"/>
+              </w:rPr>
+              <w:t>시제</w:t>
+            </w:r>
+          </w:p>
+        </w:tc>
+        <w:tc>
+          <w:tcPr>
+            <w:tcW w:type="dxa" w:w="8138"/>
+            <w:tcBorders>
+              <w:top w:val="single" w:color="BFBFBF" w:sz="4"/>
+              <w:left w:val="single" w:color="BFBFBF" w:sz="4"/>
+              <w:bottom w:val="single" w:color="BFBFBF" w:sz="4"/>
+              <w:right w:val="single" w:color="BFBFBF" w:sz="4"/>
+            </w:tcBorders>
+          </w:tcPr>
+          <w:p>
+            <w:pPr>
+              <w:spacing w:after="40"/>
+            </w:pPr>
+            <w:r>
+              <w:rPr>
+                <w:rFonts w:ascii="Malgun Gothic" w:hAnsi="Malgun Gothic" w:cs="Malgun Gothic" w:eastAsia="Malgun Gothic"/>
+                <w:b w:val="0"/>
+                <w:i w:val="0"/>
+                <w:sz w:val="20"/>
+              </w:rPr>
+              <w:t>steht, glänzen은 현재형입니다.</w:t>
+            </w:r>
+          </w:p>
+        </w:tc>
+      </w:tr>
+    </w:tbl>
+    <w:p>
+      <w:pPr>
+        <w:spacing w:after="0"/>
+      </w:pPr>
+    </w:p>
+    <w:p>
+      <w:pPr>
+        <w:keepNext/>
+        <w:spacing w:before="160"/>
+      </w:pPr>
+      <w:r>
+        <w:rPr>
+          <w:rFonts w:ascii="Arial" w:hAnsi="Arial" w:cs="Arial" w:eastAsia="Malgun Gothic"/>
+          <w:b/>
+          <w:i w:val="0"/>
+          <w:sz w:val="22"/>
+        </w:rPr>
+        <w:t>3. Svetlana: Ich habe zweiundvierzig Muffins gebacken. Eine Mutter backt für die ganze Klasse, wenn ihr Sohn Stolz im Herzen hat. Und er hat ihn, seit er die Nachricht vom Stipendium gehört hat.</w:t>
+      </w:r>
+    </w:p>
+    <w:p>
+      <w:pPr>
+        <w:keepNext/>
+        <w:ind w:left="340"/>
+      </w:pPr>
+      <w:r>
+        <w:rPr>
+          <w:rFonts w:ascii="Malgun Gothic" w:hAnsi="Malgun Gothic" w:cs="Malgun Gothic" w:eastAsia="Malgun Gothic"/>
+          <w:b w:val="0"/>
+          <w:i/>
+          <w:color w:val="404040"/>
+          <w:sz w:val="20"/>
+        </w:rPr>
+        <w:t>머핀을 마흔두 개 구웠어요. 아들이 가슴에 자부심을 품으면 어머니는 반 전체를 위해 굽는 법이죠. 장학금 소식을 들은 뒤로 아이가 그래요.</w:t>
+      </w:r>
+    </w:p>
+    <w:tbl>
+      <w:tblPr>
+        <w:tblW w:type="auto" w:w="0"/>
+        <w:tblLayout w:type="fixed"/>
+        <w:tblLook w:firstColumn="1" w:firstRow="1" w:lastColumn="0" w:lastRow="0" w:noHBand="0" w:noVBand="1" w:val="04A0"/>
+      </w:tblPr>
+      <w:tblGrid>
+        <w:gridCol w:w="4819"/>
+        <w:gridCol w:w="4819"/>
+      </w:tblGrid>
+      <w:tr>
+        <w:tc>
+          <w:tcPr>
+            <w:tcW w:type="dxa" w:w="1500"/>
+            <w:tcBorders>
+              <w:top w:val="single" w:color="BFBFBF" w:sz="4"/>
+              <w:left w:val="single" w:color="BFBFBF" w:sz="4"/>
+              <w:bottom w:val="single" w:color="BFBFBF" w:sz="4"/>
+              <w:right w:val="single" w:color="BFBFBF" w:sz="4"/>
+            </w:tcBorders>
+            <w:shd w:fill="DEEAF6" w:color="auto" w:val="clear"/>
+          </w:tcPr>
+          <w:p>
+            <w:r>
+              <w:rPr>
+                <w:rFonts w:ascii="Malgun Gothic" w:hAnsi="Malgun Gothic" w:cs="Malgun Gothic" w:eastAsia="Malgun Gothic"/>
+                <w:b/>
+                <w:i w:val="0"/>
+                <w:color w:val="1F3864"/>
+                <w:sz w:val="20"/>
+              </w:rPr>
+              <w:t>주요 단어</w:t>
+            </w:r>
+          </w:p>
+        </w:tc>
+        <w:tc>
+          <w:tcPr>
+            <w:tcW w:type="dxa" w:w="8138"/>
+            <w:tcBorders>
+              <w:top w:val="single" w:color="BFBFBF" w:sz="4"/>
+              <w:left w:val="single" w:color="BFBFBF" w:sz="4"/>
+              <w:bottom w:val="single" w:color="BFBFBF" w:sz="4"/>
+              <w:right w:val="single" w:color="BFBFBF" w:sz="4"/>
+            </w:tcBorders>
+          </w:tcPr>
+          <w:p>
+            <w:pPr>
+              <w:spacing w:after="40"/>
+            </w:pPr>
+            <w:r>
+              <w:rPr>
+                <w:rFonts w:ascii="Arial" w:hAnsi="Arial" w:cs="Arial" w:eastAsia="Malgun Gothic"/>
+                <w:b/>
+                <w:i w:val="0"/>
+                <w:sz w:val="20"/>
+              </w:rPr>
+              <w:t>backen</w:t>
+            </w:r>
+            <w:r>
+              <w:rPr>
+                <w:rFonts w:ascii="Malgun Gothic" w:hAnsi="Malgun Gothic" w:cs="Malgun Gothic" w:eastAsia="Malgun Gothic"/>
+                <w:b w:val="0"/>
+                <w:i w:val="0"/>
+                <w:sz w:val="20"/>
+              </w:rPr>
+              <w:t xml:space="preserve">  —  굽다</w:t>
+            </w:r>
+          </w:p>
+          <w:p>
+            <w:pPr>
+              <w:spacing w:after="40"/>
+            </w:pPr>
+            <w:r>
+              <w:rPr>
+                <w:rFonts w:ascii="Arial" w:hAnsi="Arial" w:cs="Arial" w:eastAsia="Malgun Gothic"/>
+                <w:b/>
+                <w:i w:val="0"/>
+                <w:sz w:val="20"/>
+              </w:rPr>
+              <w:t>der Stolz (단수)</w:t>
+            </w:r>
+            <w:r>
+              <w:rPr>
+                <w:rFonts w:ascii="Malgun Gothic" w:hAnsi="Malgun Gothic" w:cs="Malgun Gothic" w:eastAsia="Malgun Gothic"/>
+                <w:b w:val="0"/>
+                <w:i w:val="0"/>
+                <w:sz w:val="20"/>
+              </w:rPr>
+              <w:t xml:space="preserve">  —  자부심</w:t>
+            </w:r>
+          </w:p>
+          <w:p>
+            <w:pPr>
+              <w:spacing w:after="40"/>
+            </w:pPr>
+            <w:r>
+              <w:rPr>
+                <w:rFonts w:ascii="Arial" w:hAnsi="Arial" w:cs="Arial" w:eastAsia="Malgun Gothic"/>
+                <w:b/>
+                <w:i w:val="0"/>
+                <w:sz w:val="20"/>
+              </w:rPr>
+              <w:t>die Nachricht, -en</w:t>
+            </w:r>
+            <w:r>
+              <w:rPr>
+                <w:rFonts w:ascii="Malgun Gothic" w:hAnsi="Malgun Gothic" w:cs="Malgun Gothic" w:eastAsia="Malgun Gothic"/>
+                <w:b w:val="0"/>
+                <w:i w:val="0"/>
+                <w:sz w:val="20"/>
+              </w:rPr>
+              <w:t xml:space="preserve">  —  소식</w:t>
+            </w:r>
+          </w:p>
+        </w:tc>
+      </w:tr>
+      <w:tr>
+        <w:tc>
+          <w:tcPr>
+            <w:tcW w:type="dxa" w:w="1500"/>
+            <w:tcBorders>
+              <w:top w:val="single" w:color="BFBFBF" w:sz="4"/>
+              <w:left w:val="single" w:color="BFBFBF" w:sz="4"/>
+              <w:bottom w:val="single" w:color="BFBFBF" w:sz="4"/>
+              <w:right w:val="single" w:color="BFBFBF" w:sz="4"/>
+            </w:tcBorders>
+            <w:shd w:fill="DEEAF6" w:color="auto" w:val="clear"/>
+          </w:tcPr>
+          <w:p>
+            <w:r>
+              <w:rPr>
+                <w:rFonts w:ascii="Malgun Gothic" w:hAnsi="Malgun Gothic" w:cs="Malgun Gothic" w:eastAsia="Malgun Gothic"/>
+                <w:b/>
+                <w:i w:val="0"/>
+                <w:color w:val="1F3864"/>
+                <w:sz w:val="20"/>
+              </w:rPr>
+              <w:t>문법</w:t>
+            </w:r>
+          </w:p>
+        </w:tc>
+        <w:tc>
+          <w:tcPr>
+            <w:tcW w:type="dxa" w:w="8138"/>
+            <w:tcBorders>
+              <w:top w:val="single" w:color="BFBFBF" w:sz="4"/>
+              <w:left w:val="single" w:color="BFBFBF" w:sz="4"/>
+              <w:bottom w:val="single" w:color="BFBFBF" w:sz="4"/>
+              <w:right w:val="single" w:color="BFBFBF" w:sz="4"/>
+            </w:tcBorders>
+          </w:tcPr>
+          <w:p>
+            <w:pPr>
+              <w:spacing w:after="40"/>
+            </w:pPr>
+            <w:r>
+              <w:rPr>
+                <w:rFonts w:ascii="Malgun Gothic" w:hAnsi="Malgun Gothic" w:cs="Malgun Gothic" w:eastAsia="Malgun Gothic"/>
+                <w:b w:val="0"/>
+                <w:i w:val="0"/>
+                <w:sz w:val="20"/>
+              </w:rPr>
+              <w:t>Eine Mutter backt für die ganze Klasse, wenn ihr Sohn Stolz im Herzen hat에서 wenn절의 hat이 끝에 옵니다. seit er die Nachricht ... gehört hat은 seit절입니다.</w:t>
+            </w:r>
+          </w:p>
+        </w:tc>
+      </w:tr>
+      <w:tr>
+        <w:tc>
+          <w:tcPr>
+            <w:tcW w:type="dxa" w:w="1500"/>
+            <w:tcBorders>
+              <w:top w:val="single" w:color="BFBFBF" w:sz="4"/>
+              <w:left w:val="single" w:color="BFBFBF" w:sz="4"/>
+              <w:bottom w:val="single" w:color="BFBFBF" w:sz="4"/>
+              <w:right w:val="single" w:color="BFBFBF" w:sz="4"/>
+            </w:tcBorders>
+            <w:shd w:fill="DEEAF6" w:color="auto" w:val="clear"/>
+          </w:tcPr>
+          <w:p>
+            <w:r>
+              <w:rPr>
+                <w:rFonts w:ascii="Malgun Gothic" w:hAnsi="Malgun Gothic" w:cs="Malgun Gothic" w:eastAsia="Malgun Gothic"/>
+                <w:b/>
+                <w:i w:val="0"/>
+                <w:color w:val="1F3864"/>
+                <w:sz w:val="20"/>
+              </w:rPr>
+              <w:t>표현</w:t>
+            </w:r>
+          </w:p>
+        </w:tc>
+        <w:tc>
+          <w:tcPr>
+            <w:tcW w:type="dxa" w:w="8138"/>
+            <w:tcBorders>
+              <w:top w:val="single" w:color="BFBFBF" w:sz="4"/>
+              <w:left w:val="single" w:color="BFBFBF" w:sz="4"/>
+              <w:bottom w:val="single" w:color="BFBFBF" w:sz="4"/>
+              <w:right w:val="single" w:color="BFBFBF" w:sz="4"/>
+            </w:tcBorders>
+          </w:tcPr>
+          <w:p>
+            <w:pPr>
+              <w:spacing w:after="40"/>
+            </w:pPr>
+            <w:r>
+              <w:rPr>
+                <w:rFonts w:ascii="Malgun Gothic" w:hAnsi="Malgun Gothic" w:cs="Malgun Gothic" w:eastAsia="Malgun Gothic"/>
+                <w:b w:val="0"/>
+                <w:i w:val="0"/>
+                <w:sz w:val="20"/>
+              </w:rPr>
+              <w:t>Und er hat ihn은 Stolz를 가리킵니다.</w:t>
+            </w:r>
+          </w:p>
+        </w:tc>
+      </w:tr>
+      <w:tr>
+        <w:tc>
+          <w:tcPr>
+            <w:tcW w:type="dxa" w:w="1500"/>
+            <w:tcBorders>
+              <w:top w:val="single" w:color="BFBFBF" w:sz="4"/>
+              <w:left w:val="single" w:color="BFBFBF" w:sz="4"/>
+              <w:bottom w:val="single" w:color="BFBFBF" w:sz="4"/>
+              <w:right w:val="single" w:color="BFBFBF" w:sz="4"/>
+            </w:tcBorders>
+            <w:shd w:fill="DEEAF6" w:color="auto" w:val="clear"/>
+          </w:tcPr>
+          <w:p>
+            <w:r>
+              <w:rPr>
+                <w:rFonts w:ascii="Malgun Gothic" w:hAnsi="Malgun Gothic" w:cs="Malgun Gothic" w:eastAsia="Malgun Gothic"/>
+                <w:b/>
+                <w:i w:val="0"/>
+                <w:color w:val="1F3864"/>
+                <w:sz w:val="20"/>
+              </w:rPr>
+              <w:t>시제</w:t>
+            </w:r>
+          </w:p>
+        </w:tc>
+        <w:tc>
+          <w:tcPr>
+            <w:tcW w:type="dxa" w:w="8138"/>
+            <w:tcBorders>
+              <w:top w:val="single" w:color="BFBFBF" w:sz="4"/>
+              <w:left w:val="single" w:color="BFBFBF" w:sz="4"/>
+              <w:bottom w:val="single" w:color="BFBFBF" w:sz="4"/>
+              <w:right w:val="single" w:color="BFBFBF" w:sz="4"/>
+            </w:tcBorders>
+          </w:tcPr>
+          <w:p>
+            <w:pPr>
+              <w:spacing w:after="40"/>
+            </w:pPr>
+            <w:r>
+              <w:rPr>
+                <w:rFonts w:ascii="Malgun Gothic" w:hAnsi="Malgun Gothic" w:cs="Malgun Gothic" w:eastAsia="Malgun Gothic"/>
+                <w:b w:val="0"/>
+                <w:i w:val="0"/>
+                <w:sz w:val="20"/>
+              </w:rPr>
+              <w:t>habe ... gebacken, gehört hat은 현재완료이고 backt, hat은 현재형입니다.</w:t>
+            </w:r>
+          </w:p>
+        </w:tc>
+      </w:tr>
+    </w:tbl>
+    <w:p>
+      <w:pPr>
+        <w:spacing w:after="0"/>
+      </w:pPr>
+    </w:p>
+    <w:p>
+      <w:pPr>
+        <w:keepNext/>
+        <w:spacing w:before="160"/>
+      </w:pPr>
+      <w:r>
+        <w:rPr>
+          <w:rFonts w:ascii="Arial" w:hAnsi="Arial" w:cs="Arial" w:eastAsia="Malgun Gothic"/>
+          <w:b/>
+          <w:i w:val="0"/>
+          <w:sz w:val="22"/>
+        </w:rPr>
+        <w:t>4. Jonas: Dann hat der Fonds es wirklich geschafft? Ich wusste, dass Frau Okafor schnell arbeitet, aber nicht, dass sie zaubern kann.</w:t>
+      </w:r>
+    </w:p>
+    <w:p>
+      <w:pPr>
+        <w:keepNext/>
+        <w:ind w:left="340"/>
+      </w:pPr>
+      <w:r>
+        <w:rPr>
+          <w:rFonts w:ascii="Malgun Gothic" w:hAnsi="Malgun Gothic" w:cs="Malgun Gothic" w:eastAsia="Malgun Gothic"/>
+          <w:b w:val="0"/>
+          <w:i/>
+          <w:color w:val="404040"/>
+          <w:sz w:val="20"/>
+        </w:rPr>
+        <w:t>그럼 기금이 정말 해냈군요? 오카포르 대표가 빨리 일하는 건 알았지만 마법까지 부리는 줄은 몰랐네요.</w:t>
+      </w:r>
+    </w:p>
+    <w:tbl>
+      <w:tblPr>
+        <w:tblW w:type="auto" w:w="0"/>
+        <w:tblLayout w:type="fixed"/>
+        <w:tblLook w:firstColumn="1" w:firstRow="1" w:lastColumn="0" w:lastRow="0" w:noHBand="0" w:noVBand="1" w:val="04A0"/>
+      </w:tblPr>
+      <w:tblGrid>
+        <w:gridCol w:w="4819"/>
+        <w:gridCol w:w="4819"/>
+      </w:tblGrid>
+      <w:tr>
+        <w:tc>
+          <w:tcPr>
+            <w:tcW w:type="dxa" w:w="1500"/>
+            <w:tcBorders>
+              <w:top w:val="single" w:color="BFBFBF" w:sz="4"/>
+              <w:left w:val="single" w:color="BFBFBF" w:sz="4"/>
+              <w:bottom w:val="single" w:color="BFBFBF" w:sz="4"/>
+              <w:right w:val="single" w:color="BFBFBF" w:sz="4"/>
+            </w:tcBorders>
+            <w:shd w:fill="DEEAF6" w:color="auto" w:val="clear"/>
+          </w:tcPr>
+          <w:p>
+            <w:r>
+              <w:rPr>
+                <w:rFonts w:ascii="Malgun Gothic" w:hAnsi="Malgun Gothic" w:cs="Malgun Gothic" w:eastAsia="Malgun Gothic"/>
+                <w:b/>
+                <w:i w:val="0"/>
+                <w:color w:val="1F3864"/>
+                <w:sz w:val="20"/>
+              </w:rPr>
+              <w:t>주요 단어</w:t>
+            </w:r>
+          </w:p>
+        </w:tc>
+        <w:tc>
+          <w:tcPr>
+            <w:tcW w:type="dxa" w:w="8138"/>
+            <w:tcBorders>
+              <w:top w:val="single" w:color="BFBFBF" w:sz="4"/>
+              <w:left w:val="single" w:color="BFBFBF" w:sz="4"/>
+              <w:bottom w:val="single" w:color="BFBFBF" w:sz="4"/>
+              <w:right w:val="single" w:color="BFBFBF" w:sz="4"/>
+            </w:tcBorders>
+          </w:tcPr>
+          <w:p>
+            <w:pPr>
+              <w:spacing w:after="40"/>
+            </w:pPr>
+            <w:r>
+              <w:rPr>
+                <w:rFonts w:ascii="Arial" w:hAnsi="Arial" w:cs="Arial" w:eastAsia="Malgun Gothic"/>
+                <w:b/>
+                <w:i w:val="0"/>
+                <w:sz w:val="20"/>
+              </w:rPr>
+              <w:t>zaubern</w:t>
+            </w:r>
+            <w:r>
+              <w:rPr>
+                <w:rFonts w:ascii="Malgun Gothic" w:hAnsi="Malgun Gothic" w:cs="Malgun Gothic" w:eastAsia="Malgun Gothic"/>
+                <w:b w:val="0"/>
+                <w:i w:val="0"/>
+                <w:sz w:val="20"/>
+              </w:rPr>
+              <w:t xml:space="preserve">  —  마법을 부리다</w:t>
+            </w:r>
+          </w:p>
+          <w:p>
+            <w:pPr>
+              <w:spacing w:after="40"/>
+            </w:pPr>
+            <w:r>
+              <w:rPr>
+                <w:rFonts w:ascii="Arial" w:hAnsi="Arial" w:cs="Arial" w:eastAsia="Malgun Gothic"/>
+                <w:b/>
+                <w:i w:val="0"/>
+                <w:sz w:val="20"/>
+              </w:rPr>
+              <w:t>schnell</w:t>
+            </w:r>
+            <w:r>
+              <w:rPr>
+                <w:rFonts w:ascii="Malgun Gothic" w:hAnsi="Malgun Gothic" w:cs="Malgun Gothic" w:eastAsia="Malgun Gothic"/>
+                <w:b w:val="0"/>
+                <w:i w:val="0"/>
+                <w:sz w:val="20"/>
+              </w:rPr>
+              <w:t xml:space="preserve">  —  빨리</w:t>
+            </w:r>
+          </w:p>
+          <w:p>
+            <w:pPr>
+              <w:spacing w:after="40"/>
+            </w:pPr>
+            <w:r>
+              <w:rPr>
+                <w:rFonts w:ascii="Arial" w:hAnsi="Arial" w:cs="Arial" w:eastAsia="Malgun Gothic"/>
+                <w:b/>
+                <w:i w:val="0"/>
+                <w:sz w:val="20"/>
+              </w:rPr>
+              <w:t>arbeiten</w:t>
+            </w:r>
+            <w:r>
+              <w:rPr>
+                <w:rFonts w:ascii="Malgun Gothic" w:hAnsi="Malgun Gothic" w:cs="Malgun Gothic" w:eastAsia="Malgun Gothic"/>
+                <w:b w:val="0"/>
+                <w:i w:val="0"/>
+                <w:sz w:val="20"/>
+              </w:rPr>
+              <w:t xml:space="preserve">  —  일하다</w:t>
+            </w:r>
+          </w:p>
+        </w:tc>
+      </w:tr>
+      <w:tr>
+        <w:tc>
+          <w:tcPr>
+            <w:tcW w:type="dxa" w:w="1500"/>
+            <w:tcBorders>
+              <w:top w:val="single" w:color="BFBFBF" w:sz="4"/>
+              <w:left w:val="single" w:color="BFBFBF" w:sz="4"/>
+              <w:bottom w:val="single" w:color="BFBFBF" w:sz="4"/>
+              <w:right w:val="single" w:color="BFBFBF" w:sz="4"/>
+            </w:tcBorders>
+            <w:shd w:fill="DEEAF6" w:color="auto" w:val="clear"/>
+          </w:tcPr>
+          <w:p>
+            <w:r>
+              <w:rPr>
+                <w:rFonts w:ascii="Malgun Gothic" w:hAnsi="Malgun Gothic" w:cs="Malgun Gothic" w:eastAsia="Malgun Gothic"/>
+                <w:b/>
+                <w:i w:val="0"/>
+                <w:color w:val="1F3864"/>
+                <w:sz w:val="20"/>
+              </w:rPr>
+              <w:t>문법</w:t>
+            </w:r>
+          </w:p>
+        </w:tc>
+        <w:tc>
+          <w:tcPr>
+            <w:tcW w:type="dxa" w:w="8138"/>
+            <w:tcBorders>
+              <w:top w:val="single" w:color="BFBFBF" w:sz="4"/>
+              <w:left w:val="single" w:color="BFBFBF" w:sz="4"/>
+              <w:bottom w:val="single" w:color="BFBFBF" w:sz="4"/>
+              <w:right w:val="single" w:color="BFBFBF" w:sz="4"/>
+            </w:tcBorders>
+          </w:tcPr>
+          <w:p>
+            <w:pPr>
+              <w:spacing w:after="40"/>
+            </w:pPr>
+            <w:r>
+              <w:rPr>
+                <w:rFonts w:ascii="Malgun Gothic" w:hAnsi="Malgun Gothic" w:cs="Malgun Gothic" w:eastAsia="Malgun Gothic"/>
+                <w:b w:val="0"/>
+                <w:i w:val="0"/>
+                <w:sz w:val="20"/>
+              </w:rPr>
+              <w:t>Ich wusste, dass Frau Okafor schnell arbeitet, aber nicht, dass sie zaubern kann에서 두 dass절이 대비됩니다.</w:t>
+            </w:r>
+          </w:p>
+        </w:tc>
+      </w:tr>
+      <w:tr>
+        <w:tc>
+          <w:tcPr>
+            <w:tcW w:type="dxa" w:w="1500"/>
+            <w:tcBorders>
+              <w:top w:val="single" w:color="BFBFBF" w:sz="4"/>
+              <w:left w:val="single" w:color="BFBFBF" w:sz="4"/>
+              <w:bottom w:val="single" w:color="BFBFBF" w:sz="4"/>
+              <w:right w:val="single" w:color="BFBFBF" w:sz="4"/>
+            </w:tcBorders>
+            <w:shd w:fill="DEEAF6" w:color="auto" w:val="clear"/>
+          </w:tcPr>
+          <w:p>
+            <w:r>
+              <w:rPr>
+                <w:rFonts w:ascii="Malgun Gothic" w:hAnsi="Malgun Gothic" w:cs="Malgun Gothic" w:eastAsia="Malgun Gothic"/>
+                <w:b/>
+                <w:i w:val="0"/>
+                <w:color w:val="1F3864"/>
+                <w:sz w:val="20"/>
+              </w:rPr>
+              <w:t>표현</w:t>
+            </w:r>
+          </w:p>
+        </w:tc>
+        <w:tc>
+          <w:tcPr>
+            <w:tcW w:type="dxa" w:w="8138"/>
+            <w:tcBorders>
+              <w:top w:val="single" w:color="BFBFBF" w:sz="4"/>
+              <w:left w:val="single" w:color="BFBFBF" w:sz="4"/>
+              <w:bottom w:val="single" w:color="BFBFBF" w:sz="4"/>
+              <w:right w:val="single" w:color="BFBFBF" w:sz="4"/>
+            </w:tcBorders>
+          </w:tcPr>
+          <w:p>
+            <w:pPr>
+              <w:spacing w:after="40"/>
+            </w:pPr>
+            <w:r>
+              <w:rPr>
+                <w:rFonts w:ascii="Malgun Gothic" w:hAnsi="Malgun Gothic" w:cs="Malgun Gothic" w:eastAsia="Malgun Gothic"/>
+                <w:b w:val="0"/>
+                <w:i w:val="0"/>
+                <w:sz w:val="20"/>
+              </w:rPr>
+              <w:t>es wirklich geschafft haben는 정말 해냈다는 표현입니다.</w:t>
+            </w:r>
+          </w:p>
+        </w:tc>
+      </w:tr>
+      <w:tr>
+        <w:tc>
+          <w:tcPr>
+            <w:tcW w:type="dxa" w:w="1500"/>
+            <w:tcBorders>
+              <w:top w:val="single" w:color="BFBFBF" w:sz="4"/>
+              <w:left w:val="single" w:color="BFBFBF" w:sz="4"/>
+              <w:bottom w:val="single" w:color="BFBFBF" w:sz="4"/>
+              <w:right w:val="single" w:color="BFBFBF" w:sz="4"/>
+            </w:tcBorders>
+            <w:shd w:fill="DEEAF6" w:color="auto" w:val="clear"/>
+          </w:tcPr>
+          <w:p>
+            <w:r>
+              <w:rPr>
+                <w:rFonts w:ascii="Malgun Gothic" w:hAnsi="Malgun Gothic" w:cs="Malgun Gothic" w:eastAsia="Malgun Gothic"/>
+                <w:b/>
+                <w:i w:val="0"/>
+                <w:color w:val="1F3864"/>
+                <w:sz w:val="20"/>
+              </w:rPr>
+              <w:t>시제</w:t>
+            </w:r>
+          </w:p>
+        </w:tc>
+        <w:tc>
+          <w:tcPr>
+            <w:tcW w:type="dxa" w:w="8138"/>
+            <w:tcBorders>
+              <w:top w:val="single" w:color="BFBFBF" w:sz="4"/>
+              <w:left w:val="single" w:color="BFBFBF" w:sz="4"/>
+              <w:bottom w:val="single" w:color="BFBFBF" w:sz="4"/>
+              <w:right w:val="single" w:color="BFBFBF" w:sz="4"/>
+            </w:tcBorders>
+          </w:tcPr>
+          <w:p>
+            <w:pPr>
+              <w:spacing w:after="40"/>
+            </w:pPr>
+            <w:r>
+              <w:rPr>
+                <w:rFonts w:ascii="Malgun Gothic" w:hAnsi="Malgun Gothic" w:cs="Malgun Gothic" w:eastAsia="Malgun Gothic"/>
+                <w:b w:val="0"/>
+                <w:i w:val="0"/>
+                <w:sz w:val="20"/>
+              </w:rPr>
+              <w:t>hat ... geschafft는 현재완료이고 wusste는 과거형, arbeitet, kann은 현재형입니다.</w:t>
+            </w:r>
+          </w:p>
+        </w:tc>
+      </w:tr>
+    </w:tbl>
+    <w:p>
+      <w:pPr>
+        <w:spacing w:after="0"/>
+      </w:pPr>
+    </w:p>
+    <w:p>
+      <w:pPr>
+        <w:keepNext/>
+        <w:spacing w:before="160"/>
+      </w:pPr>
+      <w:r>
+        <w:rPr>
+          <w:rFonts w:ascii="Arial" w:hAnsi="Arial" w:cs="Arial" w:eastAsia="Malgun Gothic"/>
+          <w:b/>
+          <w:i w:val="0"/>
+          <w:sz w:val="22"/>
+        </w:rPr>
+        <w:t>5. Svetlana: Zwei Wochen von der Bewerbung bis zum Bescheid. Mischa bekommt monatlich einhundertfünfzig Euro für Bücher, Nachhilfe und einen Schulrucksack. Ich habe geweint, als ich den Brief las.</w:t>
+      </w:r>
+    </w:p>
+    <w:p>
+      <w:pPr>
+        <w:keepNext/>
+        <w:ind w:left="340"/>
+      </w:pPr>
+      <w:r>
+        <w:rPr>
+          <w:rFonts w:ascii="Malgun Gothic" w:hAnsi="Malgun Gothic" w:cs="Malgun Gothic" w:eastAsia="Malgun Gothic"/>
+          <w:b w:val="0"/>
+          <w:i/>
+          <w:color w:val="404040"/>
+          <w:sz w:val="20"/>
+        </w:rPr>
+        <w:t>신청에서 결정까지 이 주였어요. 미샤는 책, 과외, 책가방을 위해 매달 백오십 유로를 받아요. 편지를 읽을 때 울었어요.</w:t>
+      </w:r>
+    </w:p>
+    <w:tbl>
+      <w:tblPr>
+        <w:tblW w:type="auto" w:w="0"/>
+        <w:tblLayout w:type="fixed"/>
+        <w:tblLook w:firstColumn="1" w:firstRow="1" w:lastColumn="0" w:lastRow="0" w:noHBand="0" w:noVBand="1" w:val="04A0"/>
+      </w:tblPr>
+      <w:tblGrid>
+        <w:gridCol w:w="4819"/>
+        <w:gridCol w:w="4819"/>
+      </w:tblGrid>
+      <w:tr>
+        <w:tc>
+          <w:tcPr>
+            <w:tcW w:type="dxa" w:w="1500"/>
+            <w:tcBorders>
+              <w:top w:val="single" w:color="BFBFBF" w:sz="4"/>
+              <w:left w:val="single" w:color="BFBFBF" w:sz="4"/>
+              <w:bottom w:val="single" w:color="BFBFBF" w:sz="4"/>
+              <w:right w:val="single" w:color="BFBFBF" w:sz="4"/>
+            </w:tcBorders>
+            <w:shd w:fill="DEEAF6" w:color="auto" w:val="clear"/>
+          </w:tcPr>
+          <w:p>
+            <w:r>
+              <w:rPr>
+                <w:rFonts w:ascii="Malgun Gothic" w:hAnsi="Malgun Gothic" w:cs="Malgun Gothic" w:eastAsia="Malgun Gothic"/>
+                <w:b/>
+                <w:i w:val="0"/>
+                <w:color w:val="1F3864"/>
+                <w:sz w:val="20"/>
+              </w:rPr>
+              <w:t>주요 단어</w:t>
+            </w:r>
+          </w:p>
+        </w:tc>
+        <w:tc>
+          <w:tcPr>
+            <w:tcW w:type="dxa" w:w="8138"/>
+            <w:tcBorders>
+              <w:top w:val="single" w:color="BFBFBF" w:sz="4"/>
+              <w:left w:val="single" w:color="BFBFBF" w:sz="4"/>
+              <w:bottom w:val="single" w:color="BFBFBF" w:sz="4"/>
+              <w:right w:val="single" w:color="BFBFBF" w:sz="4"/>
+            </w:tcBorders>
+          </w:tcPr>
+          <w:p>
+            <w:pPr>
+              <w:spacing w:after="40"/>
+            </w:pPr>
+            <w:r>
+              <w:rPr>
+                <w:rFonts w:ascii="Arial" w:hAnsi="Arial" w:cs="Arial" w:eastAsia="Malgun Gothic"/>
+                <w:b/>
+                <w:i w:val="0"/>
+                <w:sz w:val="20"/>
+              </w:rPr>
+              <w:t>der Bescheid, -e</w:t>
+            </w:r>
+            <w:r>
+              <w:rPr>
+                <w:rFonts w:ascii="Malgun Gothic" w:hAnsi="Malgun Gothic" w:cs="Malgun Gothic" w:eastAsia="Malgun Gothic"/>
+                <w:b w:val="0"/>
+                <w:i w:val="0"/>
+                <w:sz w:val="20"/>
+              </w:rPr>
+              <w:t xml:space="preserve">  —  결정 통지</w:t>
+            </w:r>
+          </w:p>
+          <w:p>
+            <w:pPr>
+              <w:spacing w:after="40"/>
+            </w:pPr>
+            <w:r>
+              <w:rPr>
+                <w:rFonts w:ascii="Arial" w:hAnsi="Arial" w:cs="Arial" w:eastAsia="Malgun Gothic"/>
+                <w:b/>
+                <w:i w:val="0"/>
+                <w:sz w:val="20"/>
+              </w:rPr>
+              <w:t>monatlich</w:t>
+            </w:r>
+            <w:r>
+              <w:rPr>
+                <w:rFonts w:ascii="Malgun Gothic" w:hAnsi="Malgun Gothic" w:cs="Malgun Gothic" w:eastAsia="Malgun Gothic"/>
+                <w:b w:val="0"/>
+                <w:i w:val="0"/>
+                <w:sz w:val="20"/>
+              </w:rPr>
+              <w:t xml:space="preserve">  —  매달</w:t>
+            </w:r>
+          </w:p>
+          <w:p>
+            <w:pPr>
+              <w:spacing w:after="40"/>
+            </w:pPr>
+            <w:r>
+              <w:rPr>
+                <w:rFonts w:ascii="Arial" w:hAnsi="Arial" w:cs="Arial" w:eastAsia="Malgun Gothic"/>
+                <w:b/>
+                <w:i w:val="0"/>
+                <w:sz w:val="20"/>
+              </w:rPr>
+              <w:t>die Nachhilfe (단수)</w:t>
+            </w:r>
+            <w:r>
+              <w:rPr>
+                <w:rFonts w:ascii="Malgun Gothic" w:hAnsi="Malgun Gothic" w:cs="Malgun Gothic" w:eastAsia="Malgun Gothic"/>
+                <w:b w:val="0"/>
+                <w:i w:val="0"/>
+                <w:sz w:val="20"/>
+              </w:rPr>
+              <w:t xml:space="preserve">  —  과외</w:t>
+            </w:r>
+          </w:p>
+        </w:tc>
+      </w:tr>
+      <w:tr>
+        <w:tc>
+          <w:tcPr>
+            <w:tcW w:type="dxa" w:w="1500"/>
+            <w:tcBorders>
+              <w:top w:val="single" w:color="BFBFBF" w:sz="4"/>
+              <w:left w:val="single" w:color="BFBFBF" w:sz="4"/>
+              <w:bottom w:val="single" w:color="BFBFBF" w:sz="4"/>
+              <w:right w:val="single" w:color="BFBFBF" w:sz="4"/>
+            </w:tcBorders>
+            <w:shd w:fill="DEEAF6" w:color="auto" w:val="clear"/>
+          </w:tcPr>
+          <w:p>
+            <w:r>
+              <w:rPr>
+                <w:rFonts w:ascii="Malgun Gothic" w:hAnsi="Malgun Gothic" w:cs="Malgun Gothic" w:eastAsia="Malgun Gothic"/>
+                <w:b/>
+                <w:i w:val="0"/>
+                <w:color w:val="1F3864"/>
+                <w:sz w:val="20"/>
+              </w:rPr>
+              <w:t>문법</w:t>
+            </w:r>
+          </w:p>
+        </w:tc>
+        <w:tc>
+          <w:tcPr>
+            <w:tcW w:type="dxa" w:w="8138"/>
+            <w:tcBorders>
+              <w:top w:val="single" w:color="BFBFBF" w:sz="4"/>
+              <w:left w:val="single" w:color="BFBFBF" w:sz="4"/>
+              <w:bottom w:val="single" w:color="BFBFBF" w:sz="4"/>
+              <w:right w:val="single" w:color="BFBFBF" w:sz="4"/>
+            </w:tcBorders>
+          </w:tcPr>
+          <w:p>
+            <w:pPr>
+              <w:spacing w:after="40"/>
+            </w:pPr>
+            <w:r>
+              <w:rPr>
+                <w:rFonts w:ascii="Malgun Gothic" w:hAnsi="Malgun Gothic" w:cs="Malgun Gothic" w:eastAsia="Malgun Gothic"/>
+                <w:b w:val="0"/>
+                <w:i w:val="0"/>
+                <w:sz w:val="20"/>
+              </w:rPr>
+              <w:t>Mischa bekommt monatlich einhundertfünfzig Euro에서 bekommen은 4격을 취합니다. Ich habe geweint, als ich den Brief las에서 als절의 과거형 las가 끝에 옵니다.</w:t>
+            </w:r>
+          </w:p>
+        </w:tc>
+      </w:tr>
+      <w:tr>
+        <w:tc>
+          <w:tcPr>
+            <w:tcW w:type="dxa" w:w="1500"/>
+            <w:tcBorders>
+              <w:top w:val="single" w:color="BFBFBF" w:sz="4"/>
+              <w:left w:val="single" w:color="BFBFBF" w:sz="4"/>
+              <w:bottom w:val="single" w:color="BFBFBF" w:sz="4"/>
+              <w:right w:val="single" w:color="BFBFBF" w:sz="4"/>
+            </w:tcBorders>
+            <w:shd w:fill="DEEAF6" w:color="auto" w:val="clear"/>
+          </w:tcPr>
+          <w:p>
+            <w:r>
+              <w:rPr>
+                <w:rFonts w:ascii="Malgun Gothic" w:hAnsi="Malgun Gothic" w:cs="Malgun Gothic" w:eastAsia="Malgun Gothic"/>
+                <w:b/>
+                <w:i w:val="0"/>
+                <w:color w:val="1F3864"/>
+                <w:sz w:val="20"/>
+              </w:rPr>
+              <w:t>표현</w:t>
+            </w:r>
+          </w:p>
+        </w:tc>
+        <w:tc>
+          <w:tcPr>
+            <w:tcW w:type="dxa" w:w="8138"/>
+            <w:tcBorders>
+              <w:top w:val="single" w:color="BFBFBF" w:sz="4"/>
+              <w:left w:val="single" w:color="BFBFBF" w:sz="4"/>
+              <w:bottom w:val="single" w:color="BFBFBF" w:sz="4"/>
+              <w:right w:val="single" w:color="BFBFBF" w:sz="4"/>
+            </w:tcBorders>
+          </w:tcPr>
+          <w:p>
+            <w:pPr>
+              <w:spacing w:after="40"/>
+            </w:pPr>
+            <w:r>
+              <w:rPr>
+                <w:rFonts w:ascii="Malgun Gothic" w:hAnsi="Malgun Gothic" w:cs="Malgun Gothic" w:eastAsia="Malgun Gothic"/>
+                <w:b w:val="0"/>
+                <w:i w:val="0"/>
+                <w:sz w:val="20"/>
+              </w:rPr>
+              <w:t>von der Bewerbung bis zum Bescheid는 시작과 끝을 나타내는 표현입니다.</w:t>
+            </w:r>
+          </w:p>
+        </w:tc>
+      </w:tr>
+      <w:tr>
+        <w:tc>
+          <w:tcPr>
+            <w:tcW w:type="dxa" w:w="1500"/>
+            <w:tcBorders>
+              <w:top w:val="single" w:color="BFBFBF" w:sz="4"/>
+              <w:left w:val="single" w:color="BFBFBF" w:sz="4"/>
+              <w:bottom w:val="single" w:color="BFBFBF" w:sz="4"/>
+              <w:right w:val="single" w:color="BFBFBF" w:sz="4"/>
+            </w:tcBorders>
+            <w:shd w:fill="DEEAF6" w:color="auto" w:val="clear"/>
+          </w:tcPr>
+          <w:p>
+            <w:r>
+              <w:rPr>
+                <w:rFonts w:ascii="Malgun Gothic" w:hAnsi="Malgun Gothic" w:cs="Malgun Gothic" w:eastAsia="Malgun Gothic"/>
+                <w:b/>
+                <w:i w:val="0"/>
+                <w:color w:val="1F3864"/>
+                <w:sz w:val="20"/>
+              </w:rPr>
+              <w:t>시제</w:t>
+            </w:r>
+          </w:p>
+        </w:tc>
+        <w:tc>
+          <w:tcPr>
+            <w:tcW w:type="dxa" w:w="8138"/>
+            <w:tcBorders>
+              <w:top w:val="single" w:color="BFBFBF" w:sz="4"/>
+              <w:left w:val="single" w:color="BFBFBF" w:sz="4"/>
+              <w:bottom w:val="single" w:color="BFBFBF" w:sz="4"/>
+              <w:right w:val="single" w:color="BFBFBF" w:sz="4"/>
+            </w:tcBorders>
+          </w:tcPr>
+          <w:p>
+            <w:pPr>
+              <w:spacing w:after="40"/>
+            </w:pPr>
+            <w:r>
+              <w:rPr>
+                <w:rFonts w:ascii="Malgun Gothic" w:hAnsi="Malgun Gothic" w:cs="Malgun Gothic" w:eastAsia="Malgun Gothic"/>
+                <w:b w:val="0"/>
+                <w:i w:val="0"/>
+                <w:sz w:val="20"/>
+              </w:rPr>
+              <w:t>bekommt는 현재형이고 habe ... geweint는 현재완료, las는 과거형입니다.</w:t>
+            </w:r>
+          </w:p>
+        </w:tc>
+      </w:tr>
+    </w:tbl>
+    <w:p>
+      <w:pPr>
+        <w:spacing w:after="0"/>
+      </w:pPr>
+    </w:p>
+    <w:p>
+      <w:pPr>
+        <w:keepNext/>
+        <w:spacing w:before="160"/>
+      </w:pPr>
+      <w:r>
+        <w:rPr>
+          <w:rFonts w:ascii="Arial" w:hAnsi="Arial" w:cs="Arial" w:eastAsia="Malgun Gothic"/>
+          <w:b/>
+          <w:i w:val="0"/>
+          <w:sz w:val="22"/>
+        </w:rPr>
+        <w:t>6. Mischa: Hallo, Jonas! Ich habe schon allen erzählt, dass ich ein Stipendium habe, und dass du mir den Wheelie beibringst. Alle sind neidisch!</w:t>
+      </w:r>
+    </w:p>
+    <w:p>
+      <w:pPr>
+        <w:keepNext/>
+        <w:ind w:left="340"/>
+      </w:pPr>
+      <w:r>
+        <w:rPr>
+          <w:rFonts w:ascii="Malgun Gothic" w:hAnsi="Malgun Gothic" w:cs="Malgun Gothic" w:eastAsia="Malgun Gothic"/>
+          <w:b w:val="0"/>
+          <w:i/>
+          <w:color w:val="404040"/>
+          <w:sz w:val="20"/>
+        </w:rPr>
+        <w:t>안녕, 요나스! 장학금을 받는다는 거랑 아저씨가 휠리를 가르쳐 줄 거라는 걸 벌써 모두에게 말했어요. 다들 부러워해요!</w:t>
+      </w:r>
+    </w:p>
+    <w:tbl>
+      <w:tblPr>
+        <w:tblW w:type="auto" w:w="0"/>
+        <w:tblLayout w:type="fixed"/>
+        <w:tblLook w:firstColumn="1" w:firstRow="1" w:lastColumn="0" w:lastRow="0" w:noHBand="0" w:noVBand="1" w:val="04A0"/>
+      </w:tblPr>
+      <w:tblGrid>
+        <w:gridCol w:w="4819"/>
+        <w:gridCol w:w="4819"/>
+      </w:tblGrid>
+      <w:tr>
+        <w:tc>
+          <w:tcPr>
+            <w:tcW w:type="dxa" w:w="1500"/>
+            <w:tcBorders>
+              <w:top w:val="single" w:color="BFBFBF" w:sz="4"/>
+              <w:left w:val="single" w:color="BFBFBF" w:sz="4"/>
+              <w:bottom w:val="single" w:color="BFBFBF" w:sz="4"/>
+              <w:right w:val="single" w:color="BFBFBF" w:sz="4"/>
+            </w:tcBorders>
+            <w:shd w:fill="DEEAF6" w:color="auto" w:val="clear"/>
+          </w:tcPr>
+          <w:p>
+            <w:r>
+              <w:rPr>
+                <w:rFonts w:ascii="Malgun Gothic" w:hAnsi="Malgun Gothic" w:cs="Malgun Gothic" w:eastAsia="Malgun Gothic"/>
+                <w:b/>
+                <w:i w:val="0"/>
+                <w:color w:val="1F3864"/>
+                <w:sz w:val="20"/>
+              </w:rPr>
+              <w:t>주요 단어</w:t>
+            </w:r>
+          </w:p>
+        </w:tc>
+        <w:tc>
+          <w:tcPr>
+            <w:tcW w:type="dxa" w:w="8138"/>
+            <w:tcBorders>
+              <w:top w:val="single" w:color="BFBFBF" w:sz="4"/>
+              <w:left w:val="single" w:color="BFBFBF" w:sz="4"/>
+              <w:bottom w:val="single" w:color="BFBFBF" w:sz="4"/>
+              <w:right w:val="single" w:color="BFBFBF" w:sz="4"/>
+            </w:tcBorders>
+          </w:tcPr>
+          <w:p>
+            <w:pPr>
+              <w:spacing w:after="40"/>
+            </w:pPr>
+            <w:r>
+              <w:rPr>
+                <w:rFonts w:ascii="Arial" w:hAnsi="Arial" w:cs="Arial" w:eastAsia="Malgun Gothic"/>
+                <w:b/>
+                <w:i w:val="0"/>
+                <w:sz w:val="20"/>
+              </w:rPr>
+              <w:t>neidisch</w:t>
+            </w:r>
+            <w:r>
+              <w:rPr>
+                <w:rFonts w:ascii="Malgun Gothic" w:hAnsi="Malgun Gothic" w:cs="Malgun Gothic" w:eastAsia="Malgun Gothic"/>
+                <w:b w:val="0"/>
+                <w:i w:val="0"/>
+                <w:sz w:val="20"/>
+              </w:rPr>
+              <w:t xml:space="preserve">  —  부러워하는</w:t>
+            </w:r>
+          </w:p>
+          <w:p>
+            <w:pPr>
+              <w:spacing w:after="40"/>
+            </w:pPr>
+            <w:r>
+              <w:rPr>
+                <w:rFonts w:ascii="Arial" w:hAnsi="Arial" w:cs="Arial" w:eastAsia="Malgun Gothic"/>
+                <w:b/>
+                <w:i w:val="0"/>
+                <w:sz w:val="20"/>
+              </w:rPr>
+              <w:t>erzählen</w:t>
+            </w:r>
+            <w:r>
+              <w:rPr>
+                <w:rFonts w:ascii="Malgun Gothic" w:hAnsi="Malgun Gothic" w:cs="Malgun Gothic" w:eastAsia="Malgun Gothic"/>
+                <w:b w:val="0"/>
+                <w:i w:val="0"/>
+                <w:sz w:val="20"/>
+              </w:rPr>
+              <w:t xml:space="preserve">  —  이야기하다</w:t>
+            </w:r>
+          </w:p>
+          <w:p>
+            <w:pPr>
+              <w:spacing w:after="40"/>
+            </w:pPr>
+            <w:r>
+              <w:rPr>
+                <w:rFonts w:ascii="Arial" w:hAnsi="Arial" w:cs="Arial" w:eastAsia="Malgun Gothic"/>
+                <w:b/>
+                <w:i w:val="0"/>
+                <w:sz w:val="20"/>
+              </w:rPr>
+              <w:t>beibringen</w:t>
+            </w:r>
+            <w:r>
+              <w:rPr>
+                <w:rFonts w:ascii="Malgun Gothic" w:hAnsi="Malgun Gothic" w:cs="Malgun Gothic" w:eastAsia="Malgun Gothic"/>
+                <w:b w:val="0"/>
+                <w:i w:val="0"/>
+                <w:sz w:val="20"/>
+              </w:rPr>
+              <w:t xml:space="preserve">  —  가르치다</w:t>
+            </w:r>
+          </w:p>
+        </w:tc>
+      </w:tr>
+      <w:tr>
+        <w:tc>
+          <w:tcPr>
+            <w:tcW w:type="dxa" w:w="1500"/>
+            <w:tcBorders>
+              <w:top w:val="single" w:color="BFBFBF" w:sz="4"/>
+              <w:left w:val="single" w:color="BFBFBF" w:sz="4"/>
+              <w:bottom w:val="single" w:color="BFBFBF" w:sz="4"/>
+              <w:right w:val="single" w:color="BFBFBF" w:sz="4"/>
+            </w:tcBorders>
+            <w:shd w:fill="DEEAF6" w:color="auto" w:val="clear"/>
+          </w:tcPr>
+          <w:p>
+            <w:r>
+              <w:rPr>
+                <w:rFonts w:ascii="Malgun Gothic" w:hAnsi="Malgun Gothic" w:cs="Malgun Gothic" w:eastAsia="Malgun Gothic"/>
+                <w:b/>
+                <w:i w:val="0"/>
+                <w:color w:val="1F3864"/>
+                <w:sz w:val="20"/>
+              </w:rPr>
+              <w:t>문법</w:t>
+            </w:r>
+          </w:p>
+        </w:tc>
+        <w:tc>
+          <w:tcPr>
+            <w:tcW w:type="dxa" w:w="8138"/>
+            <w:tcBorders>
+              <w:top w:val="single" w:color="BFBFBF" w:sz="4"/>
+              <w:left w:val="single" w:color="BFBFBF" w:sz="4"/>
+              <w:bottom w:val="single" w:color="BFBFBF" w:sz="4"/>
+              <w:right w:val="single" w:color="BFBFBF" w:sz="4"/>
+            </w:tcBorders>
+          </w:tcPr>
+          <w:p>
+            <w:pPr>
+              <w:spacing w:after="40"/>
+            </w:pPr>
+            <w:r>
+              <w:rPr>
+                <w:rFonts w:ascii="Malgun Gothic" w:hAnsi="Malgun Gothic" w:cs="Malgun Gothic" w:eastAsia="Malgun Gothic"/>
+                <w:b w:val="0"/>
+                <w:i w:val="0"/>
+                <w:sz w:val="20"/>
+              </w:rPr>
+              <w:t>Ich habe schon allen erzählt, dass ich ein Stipendium habe, und dass du mir den Wheelie beibringst에서 두 dass절이 병렬됩니다. mir는 3격입니다.</w:t>
+            </w:r>
+          </w:p>
+        </w:tc>
+      </w:tr>
+      <w:tr>
+        <w:tc>
+          <w:tcPr>
+            <w:tcW w:type="dxa" w:w="1500"/>
+            <w:tcBorders>
+              <w:top w:val="single" w:color="BFBFBF" w:sz="4"/>
+              <w:left w:val="single" w:color="BFBFBF" w:sz="4"/>
+              <w:bottom w:val="single" w:color="BFBFBF" w:sz="4"/>
+              <w:right w:val="single" w:color="BFBFBF" w:sz="4"/>
+            </w:tcBorders>
+            <w:shd w:fill="DEEAF6" w:color="auto" w:val="clear"/>
+          </w:tcPr>
+          <w:p>
+            <w:r>
+              <w:rPr>
+                <w:rFonts w:ascii="Malgun Gothic" w:hAnsi="Malgun Gothic" w:cs="Malgun Gothic" w:eastAsia="Malgun Gothic"/>
+                <w:b/>
+                <w:i w:val="0"/>
+                <w:color w:val="1F3864"/>
+                <w:sz w:val="20"/>
+              </w:rPr>
+              <w:t>표현</w:t>
+            </w:r>
+          </w:p>
+        </w:tc>
+        <w:tc>
+          <w:tcPr>
+            <w:tcW w:type="dxa" w:w="8138"/>
+            <w:tcBorders>
+              <w:top w:val="single" w:color="BFBFBF" w:sz="4"/>
+              <w:left w:val="single" w:color="BFBFBF" w:sz="4"/>
+              <w:bottom w:val="single" w:color="BFBFBF" w:sz="4"/>
+              <w:right w:val="single" w:color="BFBFBF" w:sz="4"/>
+            </w:tcBorders>
+          </w:tcPr>
+          <w:p>
+            <w:pPr>
+              <w:spacing w:after="40"/>
+            </w:pPr>
+            <w:r>
+              <w:rPr>
+                <w:rFonts w:ascii="Malgun Gothic" w:hAnsi="Malgun Gothic" w:cs="Malgun Gothic" w:eastAsia="Malgun Gothic"/>
+                <w:b w:val="0"/>
+                <w:i w:val="0"/>
+                <w:sz w:val="20"/>
+              </w:rPr>
+              <w:t>allen은 3격 복수 대명사입니다.</w:t>
+            </w:r>
+          </w:p>
+        </w:tc>
+      </w:tr>
+      <w:tr>
+        <w:tc>
+          <w:tcPr>
+            <w:tcW w:type="dxa" w:w="1500"/>
+            <w:tcBorders>
+              <w:top w:val="single" w:color="BFBFBF" w:sz="4"/>
+              <w:left w:val="single" w:color="BFBFBF" w:sz="4"/>
+              <w:bottom w:val="single" w:color="BFBFBF" w:sz="4"/>
+              <w:right w:val="single" w:color="BFBFBF" w:sz="4"/>
+            </w:tcBorders>
+            <w:shd w:fill="DEEAF6" w:color="auto" w:val="clear"/>
+          </w:tcPr>
+          <w:p>
+            <w:r>
+              <w:rPr>
+                <w:rFonts w:ascii="Malgun Gothic" w:hAnsi="Malgun Gothic" w:cs="Malgun Gothic" w:eastAsia="Malgun Gothic"/>
+                <w:b/>
+                <w:i w:val="0"/>
+                <w:color w:val="1F3864"/>
+                <w:sz w:val="20"/>
+              </w:rPr>
+              <w:t>시제</w:t>
+            </w:r>
+          </w:p>
+        </w:tc>
+        <w:tc>
+          <w:tcPr>
+            <w:tcW w:type="dxa" w:w="8138"/>
+            <w:tcBorders>
+              <w:top w:val="single" w:color="BFBFBF" w:sz="4"/>
+              <w:left w:val="single" w:color="BFBFBF" w:sz="4"/>
+              <w:bottom w:val="single" w:color="BFBFBF" w:sz="4"/>
+              <w:right w:val="single" w:color="BFBFBF" w:sz="4"/>
+            </w:tcBorders>
+          </w:tcPr>
+          <w:p>
+            <w:pPr>
+              <w:spacing w:after="40"/>
+            </w:pPr>
+            <w:r>
+              <w:rPr>
+                <w:rFonts w:ascii="Malgun Gothic" w:hAnsi="Malgun Gothic" w:cs="Malgun Gothic" w:eastAsia="Malgun Gothic"/>
+                <w:b w:val="0"/>
+                <w:i w:val="0"/>
+                <w:sz w:val="20"/>
+              </w:rPr>
+              <w:t>habe ... erzählt는 현재완료이고 habe, beibringst, sind는 현재형입니다.</w:t>
+            </w:r>
+          </w:p>
+        </w:tc>
+      </w:tr>
+    </w:tbl>
+    <w:p>
+      <w:pPr>
+        <w:spacing w:after="0"/>
+      </w:pPr>
+    </w:p>
+    <w:p>
+      <w:pPr>
+        <w:keepNext/>
+        <w:spacing w:before="160"/>
+      </w:pPr>
+      <w:r>
+        <w:rPr>
+          <w:rFonts w:ascii="Arial" w:hAnsi="Arial" w:cs="Arial" w:eastAsia="Malgun Gothic"/>
+          <w:b/>
+          <w:i w:val="0"/>
+          <w:sz w:val="22"/>
+        </w:rPr>
+        <w:t>7. Jonas: Beibringen ist ein großes Wort. Ich zeige dir, wie man fällt, ohne sich wehzutun. Das ist die halbe Miete.</w:t>
+      </w:r>
+    </w:p>
+    <w:p>
+      <w:pPr>
+        <w:keepNext/>
+        <w:ind w:left="340"/>
+      </w:pPr>
+      <w:r>
+        <w:rPr>
+          <w:rFonts w:ascii="Malgun Gothic" w:hAnsi="Malgun Gothic" w:cs="Malgun Gothic" w:eastAsia="Malgun Gothic"/>
+          <w:b w:val="0"/>
+          <w:i/>
+          <w:color w:val="404040"/>
+          <w:sz w:val="20"/>
+        </w:rPr>
+        <w:t>가르친다는 건 큰 말이야. 다치지 않고 넘어지는 법을 보여 줄게. 그게 절반은 먹고 들어가는 거야.</w:t>
+      </w:r>
+    </w:p>
+    <w:tbl>
+      <w:tblPr>
+        <w:tblW w:type="auto" w:w="0"/>
+        <w:tblLayout w:type="fixed"/>
+        <w:tblLook w:firstColumn="1" w:firstRow="1" w:lastColumn="0" w:lastRow="0" w:noHBand="0" w:noVBand="1" w:val="04A0"/>
+      </w:tblPr>
+      <w:tblGrid>
+        <w:gridCol w:w="4819"/>
+        <w:gridCol w:w="4819"/>
+      </w:tblGrid>
+      <w:tr>
+        <w:tc>
+          <w:tcPr>
+            <w:tcW w:type="dxa" w:w="1500"/>
+            <w:tcBorders>
+              <w:top w:val="single" w:color="BFBFBF" w:sz="4"/>
+              <w:left w:val="single" w:color="BFBFBF" w:sz="4"/>
+              <w:bottom w:val="single" w:color="BFBFBF" w:sz="4"/>
+              <w:right w:val="single" w:color="BFBFBF" w:sz="4"/>
+            </w:tcBorders>
+            <w:shd w:fill="DEEAF6" w:color="auto" w:val="clear"/>
+          </w:tcPr>
+          <w:p>
+            <w:r>
+              <w:rPr>
+                <w:rFonts w:ascii="Malgun Gothic" w:hAnsi="Malgun Gothic" w:cs="Malgun Gothic" w:eastAsia="Malgun Gothic"/>
+                <w:b/>
+                <w:i w:val="0"/>
+                <w:color w:val="1F3864"/>
+                <w:sz w:val="20"/>
+              </w:rPr>
+              <w:t>주요 단어</w:t>
+            </w:r>
+          </w:p>
+        </w:tc>
+        <w:tc>
+          <w:tcPr>
+            <w:tcW w:type="dxa" w:w="8138"/>
+            <w:tcBorders>
+              <w:top w:val="single" w:color="BFBFBF" w:sz="4"/>
+              <w:left w:val="single" w:color="BFBFBF" w:sz="4"/>
+              <w:bottom w:val="single" w:color="BFBFBF" w:sz="4"/>
+              <w:right w:val="single" w:color="BFBFBF" w:sz="4"/>
+            </w:tcBorders>
+          </w:tcPr>
+          <w:p>
+            <w:pPr>
+              <w:spacing w:after="40"/>
+            </w:pPr>
+            <w:r>
+              <w:rPr>
+                <w:rFonts w:ascii="Arial" w:hAnsi="Arial" w:cs="Arial" w:eastAsia="Malgun Gothic"/>
+                <w:b/>
+                <w:i w:val="0"/>
+                <w:sz w:val="20"/>
+              </w:rPr>
+              <w:t>wehtun</w:t>
+            </w:r>
+            <w:r>
+              <w:rPr>
+                <w:rFonts w:ascii="Malgun Gothic" w:hAnsi="Malgun Gothic" w:cs="Malgun Gothic" w:eastAsia="Malgun Gothic"/>
+                <w:b w:val="0"/>
+                <w:i w:val="0"/>
+                <w:sz w:val="20"/>
+              </w:rPr>
+              <w:t xml:space="preserve">  —  아프게 하다</w:t>
+            </w:r>
+          </w:p>
+          <w:p>
+            <w:pPr>
+              <w:spacing w:after="40"/>
+            </w:pPr>
+            <w:r>
+              <w:rPr>
+                <w:rFonts w:ascii="Arial" w:hAnsi="Arial" w:cs="Arial" w:eastAsia="Malgun Gothic"/>
+                <w:b/>
+                <w:i w:val="0"/>
+                <w:sz w:val="20"/>
+              </w:rPr>
+              <w:t>fallen</w:t>
+            </w:r>
+            <w:r>
+              <w:rPr>
+                <w:rFonts w:ascii="Malgun Gothic" w:hAnsi="Malgun Gothic" w:cs="Malgun Gothic" w:eastAsia="Malgun Gothic"/>
+                <w:b w:val="0"/>
+                <w:i w:val="0"/>
+                <w:sz w:val="20"/>
+              </w:rPr>
+              <w:t xml:space="preserve">  —  넘어지다</w:t>
+            </w:r>
+          </w:p>
+          <w:p>
+            <w:pPr>
+              <w:spacing w:after="40"/>
+            </w:pPr>
+            <w:r>
+              <w:rPr>
+                <w:rFonts w:ascii="Arial" w:hAnsi="Arial" w:cs="Arial" w:eastAsia="Malgun Gothic"/>
+                <w:b/>
+                <w:i w:val="0"/>
+                <w:sz w:val="20"/>
+              </w:rPr>
+              <w:t>die halbe Miete</w:t>
+            </w:r>
+            <w:r>
+              <w:rPr>
+                <w:rFonts w:ascii="Malgun Gothic" w:hAnsi="Malgun Gothic" w:cs="Malgun Gothic" w:eastAsia="Malgun Gothic"/>
+                <w:b w:val="0"/>
+                <w:i w:val="0"/>
+                <w:sz w:val="20"/>
+              </w:rPr>
+              <w:t xml:space="preserve">  —  절반의 성공</w:t>
+            </w:r>
+          </w:p>
+        </w:tc>
+      </w:tr>
+      <w:tr>
+        <w:tc>
+          <w:tcPr>
+            <w:tcW w:type="dxa" w:w="1500"/>
+            <w:tcBorders>
+              <w:top w:val="single" w:color="BFBFBF" w:sz="4"/>
+              <w:left w:val="single" w:color="BFBFBF" w:sz="4"/>
+              <w:bottom w:val="single" w:color="BFBFBF" w:sz="4"/>
+              <w:right w:val="single" w:color="BFBFBF" w:sz="4"/>
+            </w:tcBorders>
+            <w:shd w:fill="DEEAF6" w:color="auto" w:val="clear"/>
+          </w:tcPr>
+          <w:p>
+            <w:r>
+              <w:rPr>
+                <w:rFonts w:ascii="Malgun Gothic" w:hAnsi="Malgun Gothic" w:cs="Malgun Gothic" w:eastAsia="Malgun Gothic"/>
+                <w:b/>
+                <w:i w:val="0"/>
+                <w:color w:val="1F3864"/>
+                <w:sz w:val="20"/>
+              </w:rPr>
+              <w:t>문법</w:t>
+            </w:r>
+          </w:p>
+        </w:tc>
+        <w:tc>
+          <w:tcPr>
+            <w:tcW w:type="dxa" w:w="8138"/>
+            <w:tcBorders>
+              <w:top w:val="single" w:color="BFBFBF" w:sz="4"/>
+              <w:left w:val="single" w:color="BFBFBF" w:sz="4"/>
+              <w:bottom w:val="single" w:color="BFBFBF" w:sz="4"/>
+              <w:right w:val="single" w:color="BFBFBF" w:sz="4"/>
+            </w:tcBorders>
+          </w:tcPr>
+          <w:p>
+            <w:pPr>
+              <w:spacing w:after="40"/>
+            </w:pPr>
+            <w:r>
+              <w:rPr>
+                <w:rFonts w:ascii="Malgun Gothic" w:hAnsi="Malgun Gothic" w:cs="Malgun Gothic" w:eastAsia="Malgun Gothic"/>
+                <w:b w:val="0"/>
+                <w:i w:val="0"/>
+                <w:sz w:val="20"/>
+              </w:rPr>
+              <w:t>ich zeige dir, wie man fällt, ohne sich wehzutun에서 wie절과 ohne ... zu + 부정형이 쓰입니다. Beibringen은 동사의 명사화입니다.</w:t>
+            </w:r>
+          </w:p>
+        </w:tc>
+      </w:tr>
+      <w:tr>
+        <w:tc>
+          <w:tcPr>
+            <w:tcW w:type="dxa" w:w="1500"/>
+            <w:tcBorders>
+              <w:top w:val="single" w:color="BFBFBF" w:sz="4"/>
+              <w:left w:val="single" w:color="BFBFBF" w:sz="4"/>
+              <w:bottom w:val="single" w:color="BFBFBF" w:sz="4"/>
+              <w:right w:val="single" w:color="BFBFBF" w:sz="4"/>
+            </w:tcBorders>
+            <w:shd w:fill="DEEAF6" w:color="auto" w:val="clear"/>
+          </w:tcPr>
+          <w:p>
+            <w:r>
+              <w:rPr>
+                <w:rFonts w:ascii="Malgun Gothic" w:hAnsi="Malgun Gothic" w:cs="Malgun Gothic" w:eastAsia="Malgun Gothic"/>
+                <w:b/>
+                <w:i w:val="0"/>
+                <w:color w:val="1F3864"/>
+                <w:sz w:val="20"/>
+              </w:rPr>
+              <w:t>표현</w:t>
+            </w:r>
+          </w:p>
+        </w:tc>
+        <w:tc>
+          <w:tcPr>
+            <w:tcW w:type="dxa" w:w="8138"/>
+            <w:tcBorders>
+              <w:top w:val="single" w:color="BFBFBF" w:sz="4"/>
+              <w:left w:val="single" w:color="BFBFBF" w:sz="4"/>
+              <w:bottom w:val="single" w:color="BFBFBF" w:sz="4"/>
+              <w:right w:val="single" w:color="BFBFBF" w:sz="4"/>
+            </w:tcBorders>
+          </w:tcPr>
+          <w:p>
+            <w:pPr>
+              <w:spacing w:after="40"/>
+            </w:pPr>
+            <w:r>
+              <w:rPr>
+                <w:rFonts w:ascii="Malgun Gothic" w:hAnsi="Malgun Gothic" w:cs="Malgun Gothic" w:eastAsia="Malgun Gothic"/>
+                <w:b w:val="0"/>
+                <w:i w:val="0"/>
+                <w:sz w:val="20"/>
+              </w:rPr>
+              <w:t>das ist die halbe Miete는 절반은 해낸 셈이라는 관용 표현입니다.</w:t>
+            </w:r>
+          </w:p>
+        </w:tc>
+      </w:tr>
+      <w:tr>
+        <w:tc>
+          <w:tcPr>
+            <w:tcW w:type="dxa" w:w="1500"/>
+            <w:tcBorders>
+              <w:top w:val="single" w:color="BFBFBF" w:sz="4"/>
+              <w:left w:val="single" w:color="BFBFBF" w:sz="4"/>
+              <w:bottom w:val="single" w:color="BFBFBF" w:sz="4"/>
+              <w:right w:val="single" w:color="BFBFBF" w:sz="4"/>
+            </w:tcBorders>
+            <w:shd w:fill="DEEAF6" w:color="auto" w:val="clear"/>
+          </w:tcPr>
+          <w:p>
+            <w:r>
+              <w:rPr>
+                <w:rFonts w:ascii="Malgun Gothic" w:hAnsi="Malgun Gothic" w:cs="Malgun Gothic" w:eastAsia="Malgun Gothic"/>
+                <w:b/>
+                <w:i w:val="0"/>
+                <w:color w:val="1F3864"/>
+                <w:sz w:val="20"/>
+              </w:rPr>
+              <w:t>시제</w:t>
+            </w:r>
+          </w:p>
+        </w:tc>
+        <w:tc>
+          <w:tcPr>
+            <w:tcW w:type="dxa" w:w="8138"/>
+            <w:tcBorders>
+              <w:top w:val="single" w:color="BFBFBF" w:sz="4"/>
+              <w:left w:val="single" w:color="BFBFBF" w:sz="4"/>
+              <w:bottom w:val="single" w:color="BFBFBF" w:sz="4"/>
+              <w:right w:val="single" w:color="BFBFBF" w:sz="4"/>
+            </w:tcBorders>
+          </w:tcPr>
+          <w:p>
+            <w:pPr>
+              <w:spacing w:after="40"/>
+            </w:pPr>
+            <w:r>
+              <w:rPr>
+                <w:rFonts w:ascii="Malgun Gothic" w:hAnsi="Malgun Gothic" w:cs="Malgun Gothic" w:eastAsia="Malgun Gothic"/>
+                <w:b w:val="0"/>
+                <w:i w:val="0"/>
+                <w:sz w:val="20"/>
+              </w:rPr>
+              <w:t>ist, zeige, fällt는 현재형입니다.</w:t>
+            </w:r>
+          </w:p>
+        </w:tc>
+      </w:tr>
+    </w:tbl>
+    <w:p>
+      <w:pPr>
+        <w:spacing w:after="0"/>
+      </w:pPr>
+    </w:p>
+    <w:p>
+      <w:pPr>
+        <w:keepNext/>
+        <w:spacing w:before="160"/>
+      </w:pPr>
+      <w:r>
+        <w:rPr>
+          <w:rFonts w:ascii="Arial" w:hAnsi="Arial" w:cs="Arial" w:eastAsia="Malgun Gothic"/>
+          <w:b/>
+          <w:i w:val="0"/>
+          <w:sz w:val="22"/>
+        </w:rPr>
+        <w:t>8. Lehrerin: Entschuldigen Sie, sind Sie Herr Keller? Ich bin Frau Hartmann, Mischas Klassenlehrerin. Ich habe viel von Ihnen gehört.</w:t>
+      </w:r>
+    </w:p>
+    <w:p>
+      <w:pPr>
+        <w:keepNext/>
+        <w:ind w:left="340"/>
+      </w:pPr>
+      <w:r>
+        <w:rPr>
+          <w:rFonts w:ascii="Malgun Gothic" w:hAnsi="Malgun Gothic" w:cs="Malgun Gothic" w:eastAsia="Malgun Gothic"/>
+          <w:b w:val="0"/>
+          <w:i/>
+          <w:color w:val="404040"/>
+          <w:sz w:val="20"/>
+        </w:rPr>
+        <w:t>실례합니다, 켈러 씨죠? 저는 미샤의 담임 하르트만입니다. 말씀 많이 들었어요.</w:t>
+      </w:r>
+    </w:p>
+    <w:tbl>
+      <w:tblPr>
+        <w:tblW w:type="auto" w:w="0"/>
+        <w:tblLayout w:type="fixed"/>
+        <w:tblLook w:firstColumn="1" w:firstRow="1" w:lastColumn="0" w:lastRow="0" w:noHBand="0" w:noVBand="1" w:val="04A0"/>
+      </w:tblPr>
+      <w:tblGrid>
+        <w:gridCol w:w="4819"/>
+        <w:gridCol w:w="4819"/>
+      </w:tblGrid>
+      <w:tr>
+        <w:tc>
+          <w:tcPr>
+            <w:tcW w:type="dxa" w:w="1500"/>
+            <w:tcBorders>
+              <w:top w:val="single" w:color="BFBFBF" w:sz="4"/>
+              <w:left w:val="single" w:color="BFBFBF" w:sz="4"/>
+              <w:bottom w:val="single" w:color="BFBFBF" w:sz="4"/>
+              <w:right w:val="single" w:color="BFBFBF" w:sz="4"/>
+            </w:tcBorders>
+            <w:shd w:fill="DEEAF6" w:color="auto" w:val="clear"/>
+          </w:tcPr>
+          <w:p>
+            <w:r>
+              <w:rPr>
+                <w:rFonts w:ascii="Malgun Gothic" w:hAnsi="Malgun Gothic" w:cs="Malgun Gothic" w:eastAsia="Malgun Gothic"/>
+                <w:b/>
+                <w:i w:val="0"/>
+                <w:color w:val="1F3864"/>
+                <w:sz w:val="20"/>
+              </w:rPr>
+              <w:t>주요 단어</w:t>
+            </w:r>
+          </w:p>
+        </w:tc>
+        <w:tc>
+          <w:tcPr>
+            <w:tcW w:type="dxa" w:w="8138"/>
+            <w:tcBorders>
+              <w:top w:val="single" w:color="BFBFBF" w:sz="4"/>
+              <w:left w:val="single" w:color="BFBFBF" w:sz="4"/>
+              <w:bottom w:val="single" w:color="BFBFBF" w:sz="4"/>
+              <w:right w:val="single" w:color="BFBFBF" w:sz="4"/>
+            </w:tcBorders>
+          </w:tcPr>
+          <w:p>
+            <w:pPr>
+              <w:spacing w:after="40"/>
+            </w:pPr>
+            <w:r>
+              <w:rPr>
+                <w:rFonts w:ascii="Arial" w:hAnsi="Arial" w:cs="Arial" w:eastAsia="Malgun Gothic"/>
+                <w:b/>
+                <w:i w:val="0"/>
+                <w:sz w:val="20"/>
+              </w:rPr>
+              <w:t>die Klassenlehrerin, -nen</w:t>
+            </w:r>
+            <w:r>
+              <w:rPr>
+                <w:rFonts w:ascii="Malgun Gothic" w:hAnsi="Malgun Gothic" w:cs="Malgun Gothic" w:eastAsia="Malgun Gothic"/>
+                <w:b w:val="0"/>
+                <w:i w:val="0"/>
+                <w:sz w:val="20"/>
+              </w:rPr>
+              <w:t xml:space="preserve">  —  여성 담임</w:t>
+            </w:r>
+          </w:p>
+          <w:p>
+            <w:pPr>
+              <w:spacing w:after="40"/>
+            </w:pPr>
+            <w:r>
+              <w:rPr>
+                <w:rFonts w:ascii="Arial" w:hAnsi="Arial" w:cs="Arial" w:eastAsia="Malgun Gothic"/>
+                <w:b/>
+                <w:i w:val="0"/>
+                <w:sz w:val="20"/>
+              </w:rPr>
+              <w:t>hören von</w:t>
+            </w:r>
+            <w:r>
+              <w:rPr>
+                <w:rFonts w:ascii="Malgun Gothic" w:hAnsi="Malgun Gothic" w:cs="Malgun Gothic" w:eastAsia="Malgun Gothic"/>
+                <w:b w:val="0"/>
+                <w:i w:val="0"/>
+                <w:sz w:val="20"/>
+              </w:rPr>
+              <w:t xml:space="preserve">  —  ~에 대해 듣다</w:t>
+            </w:r>
+          </w:p>
+          <w:p>
+            <w:pPr>
+              <w:spacing w:after="40"/>
+            </w:pPr>
+            <w:r>
+              <w:rPr>
+                <w:rFonts w:ascii="Arial" w:hAnsi="Arial" w:cs="Arial" w:eastAsia="Malgun Gothic"/>
+                <w:b/>
+                <w:i w:val="0"/>
+                <w:sz w:val="20"/>
+              </w:rPr>
+              <w:t>entschuldigen</w:t>
+            </w:r>
+            <w:r>
+              <w:rPr>
+                <w:rFonts w:ascii="Malgun Gothic" w:hAnsi="Malgun Gothic" w:cs="Malgun Gothic" w:eastAsia="Malgun Gothic"/>
+                <w:b w:val="0"/>
+                <w:i w:val="0"/>
+                <w:sz w:val="20"/>
+              </w:rPr>
+              <w:t xml:space="preserve">  —  용서하다</w:t>
+            </w:r>
+          </w:p>
+        </w:tc>
+      </w:tr>
+      <w:tr>
+        <w:tc>
+          <w:tcPr>
+            <w:tcW w:type="dxa" w:w="1500"/>
+            <w:tcBorders>
+              <w:top w:val="single" w:color="BFBFBF" w:sz="4"/>
+              <w:left w:val="single" w:color="BFBFBF" w:sz="4"/>
+              <w:bottom w:val="single" w:color="BFBFBF" w:sz="4"/>
+              <w:right w:val="single" w:color="BFBFBF" w:sz="4"/>
+            </w:tcBorders>
+            <w:shd w:fill="DEEAF6" w:color="auto" w:val="clear"/>
+          </w:tcPr>
+          <w:p>
+            <w:r>
+              <w:rPr>
+                <w:rFonts w:ascii="Malgun Gothic" w:hAnsi="Malgun Gothic" w:cs="Malgun Gothic" w:eastAsia="Malgun Gothic"/>
+                <w:b/>
+                <w:i w:val="0"/>
+                <w:color w:val="1F3864"/>
+                <w:sz w:val="20"/>
+              </w:rPr>
+              <w:t>문법</w:t>
+            </w:r>
+          </w:p>
+        </w:tc>
+        <w:tc>
+          <w:tcPr>
+            <w:tcW w:type="dxa" w:w="8138"/>
+            <w:tcBorders>
+              <w:top w:val="single" w:color="BFBFBF" w:sz="4"/>
+              <w:left w:val="single" w:color="BFBFBF" w:sz="4"/>
+              <w:bottom w:val="single" w:color="BFBFBF" w:sz="4"/>
+              <w:right w:val="single" w:color="BFBFBF" w:sz="4"/>
+            </w:tcBorders>
+          </w:tcPr>
+          <w:p>
+            <w:pPr>
+              <w:spacing w:after="40"/>
+            </w:pPr>
+            <w:r>
+              <w:rPr>
+                <w:rFonts w:ascii="Malgun Gothic" w:hAnsi="Malgun Gothic" w:cs="Malgun Gothic" w:eastAsia="Malgun Gothic"/>
+                <w:b w:val="0"/>
+                <w:i w:val="0"/>
+                <w:sz w:val="20"/>
+              </w:rPr>
+              <w:t>Entschuldigen Sie는 말을 걸 때 쓰는 표현입니다. Ich habe viel von Ihnen gehört는 현재완료입니다.</w:t>
+            </w:r>
+          </w:p>
+        </w:tc>
+      </w:tr>
+      <w:tr>
+        <w:tc>
+          <w:tcPr>
+            <w:tcW w:type="dxa" w:w="1500"/>
+            <w:tcBorders>
+              <w:top w:val="single" w:color="BFBFBF" w:sz="4"/>
+              <w:left w:val="single" w:color="BFBFBF" w:sz="4"/>
+              <w:bottom w:val="single" w:color="BFBFBF" w:sz="4"/>
+              <w:right w:val="single" w:color="BFBFBF" w:sz="4"/>
+            </w:tcBorders>
+            <w:shd w:fill="DEEAF6" w:color="auto" w:val="clear"/>
+          </w:tcPr>
+          <w:p>
+            <w:r>
+              <w:rPr>
+                <w:rFonts w:ascii="Malgun Gothic" w:hAnsi="Malgun Gothic" w:cs="Malgun Gothic" w:eastAsia="Malgun Gothic"/>
+                <w:b/>
+                <w:i w:val="0"/>
+                <w:color w:val="1F3864"/>
+                <w:sz w:val="20"/>
+              </w:rPr>
+              <w:t>표현</w:t>
+            </w:r>
+          </w:p>
+        </w:tc>
+        <w:tc>
+          <w:tcPr>
+            <w:tcW w:type="dxa" w:w="8138"/>
+            <w:tcBorders>
+              <w:top w:val="single" w:color="BFBFBF" w:sz="4"/>
+              <w:left w:val="single" w:color="BFBFBF" w:sz="4"/>
+              <w:bottom w:val="single" w:color="BFBFBF" w:sz="4"/>
+              <w:right w:val="single" w:color="BFBFBF" w:sz="4"/>
+            </w:tcBorders>
+          </w:tcPr>
+          <w:p>
+            <w:pPr>
+              <w:spacing w:after="40"/>
+            </w:pPr>
+            <w:r>
+              <w:rPr>
+                <w:rFonts w:ascii="Malgun Gothic" w:hAnsi="Malgun Gothic" w:cs="Malgun Gothic" w:eastAsia="Malgun Gothic"/>
+                <w:b w:val="0"/>
+                <w:i w:val="0"/>
+                <w:sz w:val="20"/>
+              </w:rPr>
+              <w:t>sind Sie Herr Keller?는 확인 질문입니다.</w:t>
+            </w:r>
+          </w:p>
+        </w:tc>
+      </w:tr>
+      <w:tr>
+        <w:tc>
+          <w:tcPr>
+            <w:tcW w:type="dxa" w:w="1500"/>
+            <w:tcBorders>
+              <w:top w:val="single" w:color="BFBFBF" w:sz="4"/>
+              <w:left w:val="single" w:color="BFBFBF" w:sz="4"/>
+              <w:bottom w:val="single" w:color="BFBFBF" w:sz="4"/>
+              <w:right w:val="single" w:color="BFBFBF" w:sz="4"/>
+            </w:tcBorders>
+            <w:shd w:fill="DEEAF6" w:color="auto" w:val="clear"/>
+          </w:tcPr>
+          <w:p>
+            <w:r>
+              <w:rPr>
+                <w:rFonts w:ascii="Malgun Gothic" w:hAnsi="Malgun Gothic" w:cs="Malgun Gothic" w:eastAsia="Malgun Gothic"/>
+                <w:b/>
+                <w:i w:val="0"/>
+                <w:color w:val="1F3864"/>
+                <w:sz w:val="20"/>
+              </w:rPr>
+              <w:t>시제</w:t>
+            </w:r>
+          </w:p>
+        </w:tc>
+        <w:tc>
+          <w:tcPr>
+            <w:tcW w:type="dxa" w:w="8138"/>
+            <w:tcBorders>
+              <w:top w:val="single" w:color="BFBFBF" w:sz="4"/>
+              <w:left w:val="single" w:color="BFBFBF" w:sz="4"/>
+              <w:bottom w:val="single" w:color="BFBFBF" w:sz="4"/>
+              <w:right w:val="single" w:color="BFBFBF" w:sz="4"/>
+            </w:tcBorders>
+          </w:tcPr>
+          <w:p>
+            <w:pPr>
+              <w:spacing w:after="40"/>
+            </w:pPr>
+            <w:r>
+              <w:rPr>
+                <w:rFonts w:ascii="Malgun Gothic" w:hAnsi="Malgun Gothic" w:cs="Malgun Gothic" w:eastAsia="Malgun Gothic"/>
+                <w:b w:val="0"/>
+                <w:i w:val="0"/>
+                <w:sz w:val="20"/>
+              </w:rPr>
+              <w:t>sind, bin은 현재형이고 habe ... gehört는 현재완료입니다.</w:t>
+            </w:r>
+          </w:p>
+        </w:tc>
+      </w:tr>
+    </w:tbl>
+    <w:p>
+      <w:pPr>
+        <w:spacing w:after="0"/>
+      </w:pPr>
+    </w:p>
+    <w:p>
+      <w:pPr>
+        <w:keepNext/>
+        <w:spacing w:before="160"/>
+      </w:pPr>
+      <w:r>
+        <w:rPr>
+          <w:rFonts w:ascii="Arial" w:hAnsi="Arial" w:cs="Arial" w:eastAsia="Malgun Gothic"/>
+          <w:b/>
+          <w:i w:val="0"/>
+          <w:sz w:val="22"/>
+        </w:rPr>
+        <w:t>9. Jonas: Ich hoffe, nur Gutes. Ich bin hier eher in der Rolle eines Gastes, der Fahrräder repariert und gelegentlich Geschichten erzählt.</w:t>
+      </w:r>
+    </w:p>
+    <w:p>
+      <w:pPr>
+        <w:keepNext/>
+        <w:ind w:left="340"/>
+      </w:pPr>
+      <w:r>
+        <w:rPr>
+          <w:rFonts w:ascii="Malgun Gothic" w:hAnsi="Malgun Gothic" w:cs="Malgun Gothic" w:eastAsia="Malgun Gothic"/>
+          <w:b w:val="0"/>
+          <w:i/>
+          <w:color w:val="404040"/>
+          <w:sz w:val="20"/>
+        </w:rPr>
+        <w:t>좋은 이야기만이길 바랍니다. 저는 자전거를 고치고 가끔 이야기를 들려주는 손님 역할에 가까워요.</w:t>
+      </w:r>
+    </w:p>
+    <w:tbl>
+      <w:tblPr>
+        <w:tblW w:type="auto" w:w="0"/>
+        <w:tblLayout w:type="fixed"/>
+        <w:tblLook w:firstColumn="1" w:firstRow="1" w:lastColumn="0" w:lastRow="0" w:noHBand="0" w:noVBand="1" w:val="04A0"/>
+      </w:tblPr>
+      <w:tblGrid>
+        <w:gridCol w:w="4819"/>
+        <w:gridCol w:w="4819"/>
+      </w:tblGrid>
+      <w:tr>
+        <w:tc>
+          <w:tcPr>
+            <w:tcW w:type="dxa" w:w="1500"/>
+            <w:tcBorders>
+              <w:top w:val="single" w:color="BFBFBF" w:sz="4"/>
+              <w:left w:val="single" w:color="BFBFBF" w:sz="4"/>
+              <w:bottom w:val="single" w:color="BFBFBF" w:sz="4"/>
+              <w:right w:val="single" w:color="BFBFBF" w:sz="4"/>
+            </w:tcBorders>
+            <w:shd w:fill="DEEAF6" w:color="auto" w:val="clear"/>
+          </w:tcPr>
+          <w:p>
+            <w:r>
+              <w:rPr>
+                <w:rFonts w:ascii="Malgun Gothic" w:hAnsi="Malgun Gothic" w:cs="Malgun Gothic" w:eastAsia="Malgun Gothic"/>
+                <w:b/>
+                <w:i w:val="0"/>
+                <w:color w:val="1F3864"/>
+                <w:sz w:val="20"/>
+              </w:rPr>
+              <w:t>주요 단어</w:t>
+            </w:r>
+          </w:p>
+        </w:tc>
+        <w:tc>
+          <w:tcPr>
+            <w:tcW w:type="dxa" w:w="8138"/>
+            <w:tcBorders>
+              <w:top w:val="single" w:color="BFBFBF" w:sz="4"/>
+              <w:left w:val="single" w:color="BFBFBF" w:sz="4"/>
+              <w:bottom w:val="single" w:color="BFBFBF" w:sz="4"/>
+              <w:right w:val="single" w:color="BFBFBF" w:sz="4"/>
+            </w:tcBorders>
+          </w:tcPr>
+          <w:p>
+            <w:pPr>
+              <w:spacing w:after="40"/>
+            </w:pPr>
+            <w:r>
+              <w:rPr>
+                <w:rFonts w:ascii="Arial" w:hAnsi="Arial" w:cs="Arial" w:eastAsia="Malgun Gothic"/>
+                <w:b/>
+                <w:i w:val="0"/>
+                <w:sz w:val="20"/>
+              </w:rPr>
+              <w:t>gelegentlich</w:t>
+            </w:r>
+            <w:r>
+              <w:rPr>
+                <w:rFonts w:ascii="Malgun Gothic" w:hAnsi="Malgun Gothic" w:cs="Malgun Gothic" w:eastAsia="Malgun Gothic"/>
+                <w:b w:val="0"/>
+                <w:i w:val="0"/>
+                <w:sz w:val="20"/>
+              </w:rPr>
+              <w:t xml:space="preserve">  —  가끔</w:t>
+            </w:r>
+          </w:p>
+          <w:p>
+            <w:pPr>
+              <w:spacing w:after="40"/>
+            </w:pPr>
+            <w:r>
+              <w:rPr>
+                <w:rFonts w:ascii="Arial" w:hAnsi="Arial" w:cs="Arial" w:eastAsia="Malgun Gothic"/>
+                <w:b/>
+                <w:i w:val="0"/>
+                <w:sz w:val="20"/>
+              </w:rPr>
+              <w:t>die Rolle, -n</w:t>
+            </w:r>
+            <w:r>
+              <w:rPr>
+                <w:rFonts w:ascii="Malgun Gothic" w:hAnsi="Malgun Gothic" w:cs="Malgun Gothic" w:eastAsia="Malgun Gothic"/>
+                <w:b w:val="0"/>
+                <w:i w:val="0"/>
+                <w:sz w:val="20"/>
+              </w:rPr>
+              <w:t xml:space="preserve">  —  역할</w:t>
+            </w:r>
+          </w:p>
+          <w:p>
+            <w:pPr>
+              <w:spacing w:after="40"/>
+            </w:pPr>
+            <w:r>
+              <w:rPr>
+                <w:rFonts w:ascii="Arial" w:hAnsi="Arial" w:cs="Arial" w:eastAsia="Malgun Gothic"/>
+                <w:b/>
+                <w:i w:val="0"/>
+                <w:sz w:val="20"/>
+              </w:rPr>
+              <w:t>reparieren</w:t>
+            </w:r>
+            <w:r>
+              <w:rPr>
+                <w:rFonts w:ascii="Malgun Gothic" w:hAnsi="Malgun Gothic" w:cs="Malgun Gothic" w:eastAsia="Malgun Gothic"/>
+                <w:b w:val="0"/>
+                <w:i w:val="0"/>
+                <w:sz w:val="20"/>
+              </w:rPr>
+              <w:t xml:space="preserve">  —  고치다</w:t>
+            </w:r>
+          </w:p>
+        </w:tc>
+      </w:tr>
+      <w:tr>
+        <w:tc>
+          <w:tcPr>
+            <w:tcW w:type="dxa" w:w="1500"/>
+            <w:tcBorders>
+              <w:top w:val="single" w:color="BFBFBF" w:sz="4"/>
+              <w:left w:val="single" w:color="BFBFBF" w:sz="4"/>
+              <w:bottom w:val="single" w:color="BFBFBF" w:sz="4"/>
+              <w:right w:val="single" w:color="BFBFBF" w:sz="4"/>
+            </w:tcBorders>
+            <w:shd w:fill="DEEAF6" w:color="auto" w:val="clear"/>
+          </w:tcPr>
+          <w:p>
+            <w:r>
+              <w:rPr>
+                <w:rFonts w:ascii="Malgun Gothic" w:hAnsi="Malgun Gothic" w:cs="Malgun Gothic" w:eastAsia="Malgun Gothic"/>
+                <w:b/>
+                <w:i w:val="0"/>
+                <w:color w:val="1F3864"/>
+                <w:sz w:val="20"/>
+              </w:rPr>
+              <w:t>문법</w:t>
+            </w:r>
+          </w:p>
+        </w:tc>
+        <w:tc>
+          <w:tcPr>
+            <w:tcW w:type="dxa" w:w="8138"/>
+            <w:tcBorders>
+              <w:top w:val="single" w:color="BFBFBF" w:sz="4"/>
+              <w:left w:val="single" w:color="BFBFBF" w:sz="4"/>
+              <w:bottom w:val="single" w:color="BFBFBF" w:sz="4"/>
+              <w:right w:val="single" w:color="BFBFBF" w:sz="4"/>
+            </w:tcBorders>
+          </w:tcPr>
+          <w:p>
+            <w:pPr>
+              <w:spacing w:after="40"/>
+            </w:pPr>
+            <w:r>
+              <w:rPr>
+                <w:rFonts w:ascii="Malgun Gothic" w:hAnsi="Malgun Gothic" w:cs="Malgun Gothic" w:eastAsia="Malgun Gothic"/>
+                <w:b w:val="0"/>
+                <w:i w:val="0"/>
+                <w:sz w:val="20"/>
+              </w:rPr>
+              <w:t>ein Gast, der Fahrräder repariert und gelegentlich Geschichten erzählt에서 관계절의 두 동사가 끝에 병렬됩니다. in der Rolle eines Gastes는 in + 3격과 2격입니다.</w:t>
+            </w:r>
+          </w:p>
+        </w:tc>
+      </w:tr>
+      <w:tr>
+        <w:tc>
+          <w:tcPr>
+            <w:tcW w:type="dxa" w:w="1500"/>
+            <w:tcBorders>
+              <w:top w:val="single" w:color="BFBFBF" w:sz="4"/>
+              <w:left w:val="single" w:color="BFBFBF" w:sz="4"/>
+              <w:bottom w:val="single" w:color="BFBFBF" w:sz="4"/>
+              <w:right w:val="single" w:color="BFBFBF" w:sz="4"/>
+            </w:tcBorders>
+            <w:shd w:fill="DEEAF6" w:color="auto" w:val="clear"/>
+          </w:tcPr>
+          <w:p>
+            <w:r>
+              <w:rPr>
+                <w:rFonts w:ascii="Malgun Gothic" w:hAnsi="Malgun Gothic" w:cs="Malgun Gothic" w:eastAsia="Malgun Gothic"/>
+                <w:b/>
+                <w:i w:val="0"/>
+                <w:color w:val="1F3864"/>
+                <w:sz w:val="20"/>
+              </w:rPr>
+              <w:t>표현</w:t>
+            </w:r>
+          </w:p>
+        </w:tc>
+        <w:tc>
+          <w:tcPr>
+            <w:tcW w:type="dxa" w:w="8138"/>
+            <w:tcBorders>
+              <w:top w:val="single" w:color="BFBFBF" w:sz="4"/>
+              <w:left w:val="single" w:color="BFBFBF" w:sz="4"/>
+              <w:bottom w:val="single" w:color="BFBFBF" w:sz="4"/>
+              <w:right w:val="single" w:color="BFBFBF" w:sz="4"/>
+            </w:tcBorders>
+          </w:tcPr>
+          <w:p>
+            <w:pPr>
+              <w:spacing w:after="40"/>
+            </w:pPr>
+            <w:r>
+              <w:rPr>
+                <w:rFonts w:ascii="Malgun Gothic" w:hAnsi="Malgun Gothic" w:cs="Malgun Gothic" w:eastAsia="Malgun Gothic"/>
+                <w:b w:val="0"/>
+                <w:i w:val="0"/>
+                <w:sz w:val="20"/>
+              </w:rPr>
+              <w:t>nur Gutes는 형용사의 명사화입니다.</w:t>
+            </w:r>
+          </w:p>
+        </w:tc>
+      </w:tr>
+      <w:tr>
+        <w:tc>
+          <w:tcPr>
+            <w:tcW w:type="dxa" w:w="1500"/>
+            <w:tcBorders>
+              <w:top w:val="single" w:color="BFBFBF" w:sz="4"/>
+              <w:left w:val="single" w:color="BFBFBF" w:sz="4"/>
+              <w:bottom w:val="single" w:color="BFBFBF" w:sz="4"/>
+              <w:right w:val="single" w:color="BFBFBF" w:sz="4"/>
+            </w:tcBorders>
+            <w:shd w:fill="DEEAF6" w:color="auto" w:val="clear"/>
+          </w:tcPr>
+          <w:p>
+            <w:r>
+              <w:rPr>
+                <w:rFonts w:ascii="Malgun Gothic" w:hAnsi="Malgun Gothic" w:cs="Malgun Gothic" w:eastAsia="Malgun Gothic"/>
+                <w:b/>
+                <w:i w:val="0"/>
+                <w:color w:val="1F3864"/>
+                <w:sz w:val="20"/>
+              </w:rPr>
+              <w:t>시제</w:t>
+            </w:r>
+          </w:p>
+        </w:tc>
+        <w:tc>
+          <w:tcPr>
+            <w:tcW w:type="dxa" w:w="8138"/>
+            <w:tcBorders>
+              <w:top w:val="single" w:color="BFBFBF" w:sz="4"/>
+              <w:left w:val="single" w:color="BFBFBF" w:sz="4"/>
+              <w:bottom w:val="single" w:color="BFBFBF" w:sz="4"/>
+              <w:right w:val="single" w:color="BFBFBF" w:sz="4"/>
+            </w:tcBorders>
+          </w:tcPr>
+          <w:p>
+            <w:pPr>
+              <w:spacing w:after="40"/>
+            </w:pPr>
+            <w:r>
+              <w:rPr>
+                <w:rFonts w:ascii="Malgun Gothic" w:hAnsi="Malgun Gothic" w:cs="Malgun Gothic" w:eastAsia="Malgun Gothic"/>
+                <w:b w:val="0"/>
+                <w:i w:val="0"/>
+                <w:sz w:val="20"/>
+              </w:rPr>
+              <w:t>hoffe, bin, repariert, erzählt는 현재형입니다.</w:t>
+            </w:r>
+          </w:p>
+        </w:tc>
+      </w:tr>
+    </w:tbl>
+    <w:p>
+      <w:pPr>
+        <w:spacing w:after="0"/>
+      </w:pPr>
+    </w:p>
+    <w:p>
+      <w:pPr>
+        <w:keepNext/>
+        <w:spacing w:before="160"/>
+      </w:pPr>
+      <w:r>
+        <w:rPr>
+          <w:rFonts w:ascii="Arial" w:hAnsi="Arial" w:cs="Arial" w:eastAsia="Malgun Gothic"/>
+          <w:b/>
+          <w:i w:val="0"/>
+          <w:sz w:val="22"/>
+        </w:rPr>
+        <w:t>10. Lehrerin: Mischa erzählt in der Klasse nur noch von Ihnen. Letzte Woche hat er sogar einen Aufsatz geschrieben: „Mein Freund, der Anwalt, der Pizza fährt". Ich habe selten so gelacht und geweint.</w:t>
+      </w:r>
+    </w:p>
+    <w:p>
+      <w:pPr>
+        <w:keepNext/>
+        <w:ind w:left="340"/>
+      </w:pPr>
+      <w:r>
+        <w:rPr>
+          <w:rFonts w:ascii="Malgun Gothic" w:hAnsi="Malgun Gothic" w:cs="Malgun Gothic" w:eastAsia="Malgun Gothic"/>
+          <w:b w:val="0"/>
+          <w:i/>
+          <w:color w:val="404040"/>
+          <w:sz w:val="20"/>
+        </w:rPr>
+        <w:t>미샤는 교실에서 이제 켈러 씨 얘기만 해요. 지난주에는 '피자를 배달하는 변호사인 내 친구'라는 작문까지 썼어요. 그렇게 웃고 울어 본 적이 드물어요.</w:t>
+      </w:r>
+    </w:p>
+    <w:tbl>
+      <w:tblPr>
+        <w:tblW w:type="auto" w:w="0"/>
+        <w:tblLayout w:type="fixed"/>
+        <w:tblLook w:firstColumn="1" w:firstRow="1" w:lastColumn="0" w:lastRow="0" w:noHBand="0" w:noVBand="1" w:val="04A0"/>
+      </w:tblPr>
+      <w:tblGrid>
+        <w:gridCol w:w="4819"/>
+        <w:gridCol w:w="4819"/>
+      </w:tblGrid>
+      <w:tr>
+        <w:tc>
+          <w:tcPr>
+            <w:tcW w:type="dxa" w:w="1500"/>
+            <w:tcBorders>
+              <w:top w:val="single" w:color="BFBFBF" w:sz="4"/>
+              <w:left w:val="single" w:color="BFBFBF" w:sz="4"/>
+              <w:bottom w:val="single" w:color="BFBFBF" w:sz="4"/>
+              <w:right w:val="single" w:color="BFBFBF" w:sz="4"/>
+            </w:tcBorders>
+            <w:shd w:fill="DEEAF6" w:color="auto" w:val="clear"/>
+          </w:tcPr>
+          <w:p>
+            <w:r>
+              <w:rPr>
+                <w:rFonts w:ascii="Malgun Gothic" w:hAnsi="Malgun Gothic" w:cs="Malgun Gothic" w:eastAsia="Malgun Gothic"/>
+                <w:b/>
+                <w:i w:val="0"/>
+                <w:color w:val="1F3864"/>
+                <w:sz w:val="20"/>
+              </w:rPr>
+              <w:t>주요 단어</w:t>
+            </w:r>
+          </w:p>
+        </w:tc>
+        <w:tc>
+          <w:tcPr>
+            <w:tcW w:type="dxa" w:w="8138"/>
+            <w:tcBorders>
+              <w:top w:val="single" w:color="BFBFBF" w:sz="4"/>
+              <w:left w:val="single" w:color="BFBFBF" w:sz="4"/>
+              <w:bottom w:val="single" w:color="BFBFBF" w:sz="4"/>
+              <w:right w:val="single" w:color="BFBFBF" w:sz="4"/>
+            </w:tcBorders>
+          </w:tcPr>
+          <w:p>
+            <w:pPr>
+              <w:spacing w:after="40"/>
+            </w:pPr>
+            <w:r>
+              <w:rPr>
+                <w:rFonts w:ascii="Arial" w:hAnsi="Arial" w:cs="Arial" w:eastAsia="Malgun Gothic"/>
+                <w:b/>
+                <w:i w:val="0"/>
+                <w:sz w:val="20"/>
+              </w:rPr>
+              <w:t>der Aufsatz, -sätze</w:t>
+            </w:r>
+            <w:r>
+              <w:rPr>
+                <w:rFonts w:ascii="Malgun Gothic" w:hAnsi="Malgun Gothic" w:cs="Malgun Gothic" w:eastAsia="Malgun Gothic"/>
+                <w:b w:val="0"/>
+                <w:i w:val="0"/>
+                <w:sz w:val="20"/>
+              </w:rPr>
+              <w:t xml:space="preserve">  —  작문</w:t>
+            </w:r>
+          </w:p>
+          <w:p>
+            <w:pPr>
+              <w:spacing w:after="40"/>
+            </w:pPr>
+            <w:r>
+              <w:rPr>
+                <w:rFonts w:ascii="Arial" w:hAnsi="Arial" w:cs="Arial" w:eastAsia="Malgun Gothic"/>
+                <w:b/>
+                <w:i w:val="0"/>
+                <w:sz w:val="20"/>
+              </w:rPr>
+              <w:t>selten</w:t>
+            </w:r>
+            <w:r>
+              <w:rPr>
+                <w:rFonts w:ascii="Malgun Gothic" w:hAnsi="Malgun Gothic" w:cs="Malgun Gothic" w:eastAsia="Malgun Gothic"/>
+                <w:b w:val="0"/>
+                <w:i w:val="0"/>
+                <w:sz w:val="20"/>
+              </w:rPr>
+              <w:t xml:space="preserve">  —  드물게</w:t>
+            </w:r>
+          </w:p>
+          <w:p>
+            <w:pPr>
+              <w:spacing w:after="40"/>
+            </w:pPr>
+            <w:r>
+              <w:rPr>
+                <w:rFonts w:ascii="Arial" w:hAnsi="Arial" w:cs="Arial" w:eastAsia="Malgun Gothic"/>
+                <w:b/>
+                <w:i w:val="0"/>
+                <w:sz w:val="20"/>
+              </w:rPr>
+              <w:t>sogar</w:t>
+            </w:r>
+            <w:r>
+              <w:rPr>
+                <w:rFonts w:ascii="Malgun Gothic" w:hAnsi="Malgun Gothic" w:cs="Malgun Gothic" w:eastAsia="Malgun Gothic"/>
+                <w:b w:val="0"/>
+                <w:i w:val="0"/>
+                <w:sz w:val="20"/>
+              </w:rPr>
+              <w:t xml:space="preserve">  —  심지어</w:t>
+            </w:r>
+          </w:p>
+        </w:tc>
+      </w:tr>
+      <w:tr>
+        <w:tc>
+          <w:tcPr>
+            <w:tcW w:type="dxa" w:w="1500"/>
+            <w:tcBorders>
+              <w:top w:val="single" w:color="BFBFBF" w:sz="4"/>
+              <w:left w:val="single" w:color="BFBFBF" w:sz="4"/>
+              <w:bottom w:val="single" w:color="BFBFBF" w:sz="4"/>
+              <w:right w:val="single" w:color="BFBFBF" w:sz="4"/>
+            </w:tcBorders>
+            <w:shd w:fill="DEEAF6" w:color="auto" w:val="clear"/>
+          </w:tcPr>
+          <w:p>
+            <w:r>
+              <w:rPr>
+                <w:rFonts w:ascii="Malgun Gothic" w:hAnsi="Malgun Gothic" w:cs="Malgun Gothic" w:eastAsia="Malgun Gothic"/>
+                <w:b/>
+                <w:i w:val="0"/>
+                <w:color w:val="1F3864"/>
+                <w:sz w:val="20"/>
+              </w:rPr>
+              <w:t>문법</w:t>
+            </w:r>
+          </w:p>
+        </w:tc>
+        <w:tc>
+          <w:tcPr>
+            <w:tcW w:type="dxa" w:w="8138"/>
+            <w:tcBorders>
+              <w:top w:val="single" w:color="BFBFBF" w:sz="4"/>
+              <w:left w:val="single" w:color="BFBFBF" w:sz="4"/>
+              <w:bottom w:val="single" w:color="BFBFBF" w:sz="4"/>
+              <w:right w:val="single" w:color="BFBFBF" w:sz="4"/>
+            </w:tcBorders>
+          </w:tcPr>
+          <w:p>
+            <w:pPr>
+              <w:spacing w:after="40"/>
+            </w:pPr>
+            <w:r>
+              <w:rPr>
+                <w:rFonts w:ascii="Malgun Gothic" w:hAnsi="Malgun Gothic" w:cs="Malgun Gothic" w:eastAsia="Malgun Gothic"/>
+                <w:b w:val="0"/>
+                <w:i w:val="0"/>
+                <w:sz w:val="20"/>
+              </w:rPr>
+              <w:t>Mischa erzählt ... nur noch von Ihnen에서 nur noch는 이제 ~뿐이라는 뜻입니다. Letzte Woche hat er sogar einen Aufsatz geschrieben은 현재완료입니다.</w:t>
+            </w:r>
+          </w:p>
+        </w:tc>
+      </w:tr>
+      <w:tr>
+        <w:tc>
+          <w:tcPr>
+            <w:tcW w:type="dxa" w:w="1500"/>
+            <w:tcBorders>
+              <w:top w:val="single" w:color="BFBFBF" w:sz="4"/>
+              <w:left w:val="single" w:color="BFBFBF" w:sz="4"/>
+              <w:bottom w:val="single" w:color="BFBFBF" w:sz="4"/>
+              <w:right w:val="single" w:color="BFBFBF" w:sz="4"/>
+            </w:tcBorders>
+            <w:shd w:fill="DEEAF6" w:color="auto" w:val="clear"/>
+          </w:tcPr>
+          <w:p>
+            <w:r>
+              <w:rPr>
+                <w:rFonts w:ascii="Malgun Gothic" w:hAnsi="Malgun Gothic" w:cs="Malgun Gothic" w:eastAsia="Malgun Gothic"/>
+                <w:b/>
+                <w:i w:val="0"/>
+                <w:color w:val="1F3864"/>
+                <w:sz w:val="20"/>
+              </w:rPr>
+              <w:t>표현</w:t>
+            </w:r>
+          </w:p>
+        </w:tc>
+        <w:tc>
+          <w:tcPr>
+            <w:tcW w:type="dxa" w:w="8138"/>
+            <w:tcBorders>
+              <w:top w:val="single" w:color="BFBFBF" w:sz="4"/>
+              <w:left w:val="single" w:color="BFBFBF" w:sz="4"/>
+              <w:bottom w:val="single" w:color="BFBFBF" w:sz="4"/>
+              <w:right w:val="single" w:color="BFBFBF" w:sz="4"/>
+            </w:tcBorders>
+          </w:tcPr>
+          <w:p>
+            <w:pPr>
+              <w:spacing w:after="40"/>
+            </w:pPr>
+            <w:r>
+              <w:rPr>
+                <w:rFonts w:ascii="Malgun Gothic" w:hAnsi="Malgun Gothic" w:cs="Malgun Gothic" w:eastAsia="Malgun Gothic"/>
+                <w:b w:val="0"/>
+                <w:i w:val="0"/>
+                <w:sz w:val="20"/>
+              </w:rPr>
+              <w:t>so gelacht und geweint는 현재완료의 병렬입니다.</w:t>
+            </w:r>
+          </w:p>
+        </w:tc>
+      </w:tr>
+      <w:tr>
+        <w:tc>
+          <w:tcPr>
+            <w:tcW w:type="dxa" w:w="1500"/>
+            <w:tcBorders>
+              <w:top w:val="single" w:color="BFBFBF" w:sz="4"/>
+              <w:left w:val="single" w:color="BFBFBF" w:sz="4"/>
+              <w:bottom w:val="single" w:color="BFBFBF" w:sz="4"/>
+              <w:right w:val="single" w:color="BFBFBF" w:sz="4"/>
+            </w:tcBorders>
+            <w:shd w:fill="DEEAF6" w:color="auto" w:val="clear"/>
+          </w:tcPr>
+          <w:p>
+            <w:r>
+              <w:rPr>
+                <w:rFonts w:ascii="Malgun Gothic" w:hAnsi="Malgun Gothic" w:cs="Malgun Gothic" w:eastAsia="Malgun Gothic"/>
+                <w:b/>
+                <w:i w:val="0"/>
+                <w:color w:val="1F3864"/>
+                <w:sz w:val="20"/>
+              </w:rPr>
+              <w:t>시제</w:t>
+            </w:r>
+          </w:p>
+        </w:tc>
+        <w:tc>
+          <w:tcPr>
+            <w:tcW w:type="dxa" w:w="8138"/>
+            <w:tcBorders>
+              <w:top w:val="single" w:color="BFBFBF" w:sz="4"/>
+              <w:left w:val="single" w:color="BFBFBF" w:sz="4"/>
+              <w:bottom w:val="single" w:color="BFBFBF" w:sz="4"/>
+              <w:right w:val="single" w:color="BFBFBF" w:sz="4"/>
+            </w:tcBorders>
+          </w:tcPr>
+          <w:p>
+            <w:pPr>
+              <w:spacing w:after="40"/>
+            </w:pPr>
+            <w:r>
+              <w:rPr>
+                <w:rFonts w:ascii="Malgun Gothic" w:hAnsi="Malgun Gothic" w:cs="Malgun Gothic" w:eastAsia="Malgun Gothic"/>
+                <w:b w:val="0"/>
+                <w:i w:val="0"/>
+                <w:sz w:val="20"/>
+              </w:rPr>
+              <w:t>erzählt는 현재형이고 hat ... geschrieben, habe ... gelacht, ... geweint는 현재완료입니다.</w:t>
+            </w:r>
+          </w:p>
+        </w:tc>
+      </w:tr>
+    </w:tbl>
+    <w:p>
+      <w:pPr>
+        <w:spacing w:after="0"/>
+      </w:pPr>
+    </w:p>
+    <w:p>
+      <w:pPr>
+        <w:keepNext/>
+        <w:spacing w:before="160"/>
+      </w:pPr>
+      <w:r>
+        <w:rPr>
+          <w:rFonts w:ascii="Arial" w:hAnsi="Arial" w:cs="Arial" w:eastAsia="Malgun Gothic"/>
+          <w:b/>
+          <w:i w:val="0"/>
+          <w:sz w:val="22"/>
+        </w:rPr>
+        <w:t>11. Jonas: Ich werde rot bis zu den Ohren. Svetlana neben mir kichert in ihre Hand, und Mischa grinst, als wäre alles völlig normal.</w:t>
+      </w:r>
+    </w:p>
+    <w:p>
+      <w:pPr>
+        <w:keepNext/>
+        <w:ind w:left="340"/>
+      </w:pPr>
+      <w:r>
+        <w:rPr>
+          <w:rFonts w:ascii="Malgun Gothic" w:hAnsi="Malgun Gothic" w:cs="Malgun Gothic" w:eastAsia="Malgun Gothic"/>
+          <w:b w:val="0"/>
+          <w:i/>
+          <w:color w:val="404040"/>
+          <w:sz w:val="20"/>
+        </w:rPr>
+        <w:t>귀까지 빨개진다. 옆에서 스베틀라나가 손으로 입을 가리고 킥킥거리고, 미샤는 모든 게 당연하다는 듯 씩 웃는다.</w:t>
+      </w:r>
+    </w:p>
+    <w:tbl>
+      <w:tblPr>
+        <w:tblW w:type="auto" w:w="0"/>
+        <w:tblLayout w:type="fixed"/>
+        <w:tblLook w:firstColumn="1" w:firstRow="1" w:lastColumn="0" w:lastRow="0" w:noHBand="0" w:noVBand="1" w:val="04A0"/>
+      </w:tblPr>
+      <w:tblGrid>
+        <w:gridCol w:w="4819"/>
+        <w:gridCol w:w="4819"/>
+      </w:tblGrid>
+      <w:tr>
+        <w:tc>
+          <w:tcPr>
+            <w:tcW w:type="dxa" w:w="1500"/>
+            <w:tcBorders>
+              <w:top w:val="single" w:color="BFBFBF" w:sz="4"/>
+              <w:left w:val="single" w:color="BFBFBF" w:sz="4"/>
+              <w:bottom w:val="single" w:color="BFBFBF" w:sz="4"/>
+              <w:right w:val="single" w:color="BFBFBF" w:sz="4"/>
+            </w:tcBorders>
+            <w:shd w:fill="DEEAF6" w:color="auto" w:val="clear"/>
+          </w:tcPr>
+          <w:p>
+            <w:r>
+              <w:rPr>
+                <w:rFonts w:ascii="Malgun Gothic" w:hAnsi="Malgun Gothic" w:cs="Malgun Gothic" w:eastAsia="Malgun Gothic"/>
+                <w:b/>
+                <w:i w:val="0"/>
+                <w:color w:val="1F3864"/>
+                <w:sz w:val="20"/>
+              </w:rPr>
+              <w:t>주요 단어</w:t>
+            </w:r>
+          </w:p>
+        </w:tc>
+        <w:tc>
+          <w:tcPr>
+            <w:tcW w:type="dxa" w:w="8138"/>
+            <w:tcBorders>
+              <w:top w:val="single" w:color="BFBFBF" w:sz="4"/>
+              <w:left w:val="single" w:color="BFBFBF" w:sz="4"/>
+              <w:bottom w:val="single" w:color="BFBFBF" w:sz="4"/>
+              <w:right w:val="single" w:color="BFBFBF" w:sz="4"/>
+            </w:tcBorders>
+          </w:tcPr>
+          <w:p>
+            <w:pPr>
+              <w:spacing w:after="40"/>
+            </w:pPr>
+            <w:r>
+              <w:rPr>
+                <w:rFonts w:ascii="Arial" w:hAnsi="Arial" w:cs="Arial" w:eastAsia="Malgun Gothic"/>
+                <w:b/>
+                <w:i w:val="0"/>
+                <w:sz w:val="20"/>
+              </w:rPr>
+              <w:t>kichern</w:t>
+            </w:r>
+            <w:r>
+              <w:rPr>
+                <w:rFonts w:ascii="Malgun Gothic" w:hAnsi="Malgun Gothic" w:cs="Malgun Gothic" w:eastAsia="Malgun Gothic"/>
+                <w:b w:val="0"/>
+                <w:i w:val="0"/>
+                <w:sz w:val="20"/>
+              </w:rPr>
+              <w:t xml:space="preserve">  —  킥킥거리다</w:t>
+            </w:r>
+          </w:p>
+          <w:p>
+            <w:pPr>
+              <w:spacing w:after="40"/>
+            </w:pPr>
+            <w:r>
+              <w:rPr>
+                <w:rFonts w:ascii="Arial" w:hAnsi="Arial" w:cs="Arial" w:eastAsia="Malgun Gothic"/>
+                <w:b/>
+                <w:i w:val="0"/>
+                <w:sz w:val="20"/>
+              </w:rPr>
+              <w:t>grinsen</w:t>
+            </w:r>
+            <w:r>
+              <w:rPr>
+                <w:rFonts w:ascii="Malgun Gothic" w:hAnsi="Malgun Gothic" w:cs="Malgun Gothic" w:eastAsia="Malgun Gothic"/>
+                <w:b w:val="0"/>
+                <w:i w:val="0"/>
+                <w:sz w:val="20"/>
+              </w:rPr>
+              <w:t xml:space="preserve">  —  씩 웃다</w:t>
+            </w:r>
+          </w:p>
+          <w:p>
+            <w:pPr>
+              <w:spacing w:after="40"/>
+            </w:pPr>
+            <w:r>
+              <w:rPr>
+                <w:rFonts w:ascii="Arial" w:hAnsi="Arial" w:cs="Arial" w:eastAsia="Malgun Gothic"/>
+                <w:b/>
+                <w:i w:val="0"/>
+                <w:sz w:val="20"/>
+              </w:rPr>
+              <w:t>rot werden</w:t>
+            </w:r>
+            <w:r>
+              <w:rPr>
+                <w:rFonts w:ascii="Malgun Gothic" w:hAnsi="Malgun Gothic" w:cs="Malgun Gothic" w:eastAsia="Malgun Gothic"/>
+                <w:b w:val="0"/>
+                <w:i w:val="0"/>
+                <w:sz w:val="20"/>
+              </w:rPr>
+              <w:t xml:space="preserve">  —  얼굴이 빨개지다</w:t>
+            </w:r>
+          </w:p>
+        </w:tc>
+      </w:tr>
+      <w:tr>
+        <w:tc>
+          <w:tcPr>
+            <w:tcW w:type="dxa" w:w="1500"/>
+            <w:tcBorders>
+              <w:top w:val="single" w:color="BFBFBF" w:sz="4"/>
+              <w:left w:val="single" w:color="BFBFBF" w:sz="4"/>
+              <w:bottom w:val="single" w:color="BFBFBF" w:sz="4"/>
+              <w:right w:val="single" w:color="BFBFBF" w:sz="4"/>
+            </w:tcBorders>
+            <w:shd w:fill="DEEAF6" w:color="auto" w:val="clear"/>
+          </w:tcPr>
+          <w:p>
+            <w:r>
+              <w:rPr>
+                <w:rFonts w:ascii="Malgun Gothic" w:hAnsi="Malgun Gothic" w:cs="Malgun Gothic" w:eastAsia="Malgun Gothic"/>
+                <w:b/>
+                <w:i w:val="0"/>
+                <w:color w:val="1F3864"/>
+                <w:sz w:val="20"/>
+              </w:rPr>
+              <w:t>문법</w:t>
+            </w:r>
+          </w:p>
+        </w:tc>
+        <w:tc>
+          <w:tcPr>
+            <w:tcW w:type="dxa" w:w="8138"/>
+            <w:tcBorders>
+              <w:top w:val="single" w:color="BFBFBF" w:sz="4"/>
+              <w:left w:val="single" w:color="BFBFBF" w:sz="4"/>
+              <w:bottom w:val="single" w:color="BFBFBF" w:sz="4"/>
+              <w:right w:val="single" w:color="BFBFBF" w:sz="4"/>
+            </w:tcBorders>
+          </w:tcPr>
+          <w:p>
+            <w:pPr>
+              <w:spacing w:after="40"/>
+            </w:pPr>
+            <w:r>
+              <w:rPr>
+                <w:rFonts w:ascii="Malgun Gothic" w:hAnsi="Malgun Gothic" w:cs="Malgun Gothic" w:eastAsia="Malgun Gothic"/>
+                <w:b w:val="0"/>
+                <w:i w:val="0"/>
+                <w:sz w:val="20"/>
+              </w:rPr>
+              <w:t>als wäre alles völlig normal은 접속법 II 비교절입니다. Ich werde rot bis zu den Ohren에서 bis zu + 3격이 쓰입니다.</w:t>
+            </w:r>
+          </w:p>
+        </w:tc>
+      </w:tr>
+      <w:tr>
+        <w:tc>
+          <w:tcPr>
+            <w:tcW w:type="dxa" w:w="1500"/>
+            <w:tcBorders>
+              <w:top w:val="single" w:color="BFBFBF" w:sz="4"/>
+              <w:left w:val="single" w:color="BFBFBF" w:sz="4"/>
+              <w:bottom w:val="single" w:color="BFBFBF" w:sz="4"/>
+              <w:right w:val="single" w:color="BFBFBF" w:sz="4"/>
+            </w:tcBorders>
+            <w:shd w:fill="DEEAF6" w:color="auto" w:val="clear"/>
+          </w:tcPr>
+          <w:p>
+            <w:r>
+              <w:rPr>
+                <w:rFonts w:ascii="Malgun Gothic" w:hAnsi="Malgun Gothic" w:cs="Malgun Gothic" w:eastAsia="Malgun Gothic"/>
+                <w:b/>
+                <w:i w:val="0"/>
+                <w:color w:val="1F3864"/>
+                <w:sz w:val="20"/>
+              </w:rPr>
+              <w:t>표현</w:t>
+            </w:r>
+          </w:p>
+        </w:tc>
+        <w:tc>
+          <w:tcPr>
+            <w:tcW w:type="dxa" w:w="8138"/>
+            <w:tcBorders>
+              <w:top w:val="single" w:color="BFBFBF" w:sz="4"/>
+              <w:left w:val="single" w:color="BFBFBF" w:sz="4"/>
+              <w:bottom w:val="single" w:color="BFBFBF" w:sz="4"/>
+              <w:right w:val="single" w:color="BFBFBF" w:sz="4"/>
+            </w:tcBorders>
+          </w:tcPr>
+          <w:p>
+            <w:pPr>
+              <w:spacing w:after="40"/>
+            </w:pPr>
+            <w:r>
+              <w:rPr>
+                <w:rFonts w:ascii="Malgun Gothic" w:hAnsi="Malgun Gothic" w:cs="Malgun Gothic" w:eastAsia="Malgun Gothic"/>
+                <w:b w:val="0"/>
+                <w:i w:val="0"/>
+                <w:sz w:val="20"/>
+              </w:rPr>
+              <w:t>in ihre Hand kichern은 손으로 입을 가리고 웃는다는 표현입니다.</w:t>
+            </w:r>
+          </w:p>
+        </w:tc>
+      </w:tr>
+      <w:tr>
+        <w:tc>
+          <w:tcPr>
+            <w:tcW w:type="dxa" w:w="1500"/>
+            <w:tcBorders>
+              <w:top w:val="single" w:color="BFBFBF" w:sz="4"/>
+              <w:left w:val="single" w:color="BFBFBF" w:sz="4"/>
+              <w:bottom w:val="single" w:color="BFBFBF" w:sz="4"/>
+              <w:right w:val="single" w:color="BFBFBF" w:sz="4"/>
+            </w:tcBorders>
+            <w:shd w:fill="DEEAF6" w:color="auto" w:val="clear"/>
+          </w:tcPr>
+          <w:p>
+            <w:r>
+              <w:rPr>
+                <w:rFonts w:ascii="Malgun Gothic" w:hAnsi="Malgun Gothic" w:cs="Malgun Gothic" w:eastAsia="Malgun Gothic"/>
+                <w:b/>
+                <w:i w:val="0"/>
+                <w:color w:val="1F3864"/>
+                <w:sz w:val="20"/>
+              </w:rPr>
+              <w:t>시제</w:t>
+            </w:r>
+          </w:p>
+        </w:tc>
+        <w:tc>
+          <w:tcPr>
+            <w:tcW w:type="dxa" w:w="8138"/>
+            <w:tcBorders>
+              <w:top w:val="single" w:color="BFBFBF" w:sz="4"/>
+              <w:left w:val="single" w:color="BFBFBF" w:sz="4"/>
+              <w:bottom w:val="single" w:color="BFBFBF" w:sz="4"/>
+              <w:right w:val="single" w:color="BFBFBF" w:sz="4"/>
+            </w:tcBorders>
+          </w:tcPr>
+          <w:p>
+            <w:pPr>
+              <w:spacing w:after="40"/>
+            </w:pPr>
+            <w:r>
+              <w:rPr>
+                <w:rFonts w:ascii="Malgun Gothic" w:hAnsi="Malgun Gothic" w:cs="Malgun Gothic" w:eastAsia="Malgun Gothic"/>
+                <w:b w:val="0"/>
+                <w:i w:val="0"/>
+                <w:sz w:val="20"/>
+              </w:rPr>
+              <w:t>werde, kichert, grinst는 현재형이고 wäre는 접속법 II입니다.</w:t>
+            </w:r>
+          </w:p>
+        </w:tc>
+      </w:tr>
+    </w:tbl>
+    <w:p>
+      <w:pPr>
+        <w:spacing w:after="0"/>
+      </w:pPr>
+    </w:p>
+    <w:p>
+      <w:pPr>
+        <w:keepNext/>
+        <w:spacing w:before="160"/>
+      </w:pPr>
+      <w:r>
+        <w:rPr>
+          <w:rFonts w:ascii="Arial" w:hAnsi="Arial" w:cs="Arial" w:eastAsia="Malgun Gothic"/>
+          <w:b/>
+          <w:i w:val="0"/>
+          <w:sz w:val="22"/>
+        </w:rPr>
+        <w:t>12. Lehrerin: Würden Sie sich vorstellen können, in einer Doppelstunde etwas über Rechte zu erzählen? Nicht Paragrafen, sondern Alltag: Was darf ein Chef, was darf ein Kind?</w:t>
+      </w:r>
+    </w:p>
+    <w:p>
+      <w:pPr>
+        <w:keepNext/>
+        <w:ind w:left="340"/>
+      </w:pPr>
+      <w:r>
+        <w:rPr>
+          <w:rFonts w:ascii="Malgun Gothic" w:hAnsi="Malgun Gothic" w:cs="Malgun Gothic" w:eastAsia="Malgun Gothic"/>
+          <w:b w:val="0"/>
+          <w:i/>
+          <w:color w:val="404040"/>
+          <w:sz w:val="20"/>
+        </w:rPr>
+        <w:t>두 시간 연속 수업에서 권리에 대해 이야기해 주실 수 있을까요? 조항이 아니라 일상이요. 상사는 무엇을 해도 되고 아이는 무엇을 해도 되는가에 대해서요.</w:t>
+      </w:r>
+    </w:p>
+    <w:tbl>
+      <w:tblPr>
+        <w:tblW w:type="auto" w:w="0"/>
+        <w:tblLayout w:type="fixed"/>
+        <w:tblLook w:firstColumn="1" w:firstRow="1" w:lastColumn="0" w:lastRow="0" w:noHBand="0" w:noVBand="1" w:val="04A0"/>
+      </w:tblPr>
+      <w:tblGrid>
+        <w:gridCol w:w="4819"/>
+        <w:gridCol w:w="4819"/>
+      </w:tblGrid>
+      <w:tr>
+        <w:tc>
+          <w:tcPr>
+            <w:tcW w:type="dxa" w:w="1500"/>
+            <w:tcBorders>
+              <w:top w:val="single" w:color="BFBFBF" w:sz="4"/>
+              <w:left w:val="single" w:color="BFBFBF" w:sz="4"/>
+              <w:bottom w:val="single" w:color="BFBFBF" w:sz="4"/>
+              <w:right w:val="single" w:color="BFBFBF" w:sz="4"/>
+            </w:tcBorders>
+            <w:shd w:fill="DEEAF6" w:color="auto" w:val="clear"/>
+          </w:tcPr>
+          <w:p>
+            <w:r>
+              <w:rPr>
+                <w:rFonts w:ascii="Malgun Gothic" w:hAnsi="Malgun Gothic" w:cs="Malgun Gothic" w:eastAsia="Malgun Gothic"/>
+                <w:b/>
+                <w:i w:val="0"/>
+                <w:color w:val="1F3864"/>
+                <w:sz w:val="20"/>
+              </w:rPr>
+              <w:t>주요 단어</w:t>
+            </w:r>
+          </w:p>
+        </w:tc>
+        <w:tc>
+          <w:tcPr>
+            <w:tcW w:type="dxa" w:w="8138"/>
+            <w:tcBorders>
+              <w:top w:val="single" w:color="BFBFBF" w:sz="4"/>
+              <w:left w:val="single" w:color="BFBFBF" w:sz="4"/>
+              <w:bottom w:val="single" w:color="BFBFBF" w:sz="4"/>
+              <w:right w:val="single" w:color="BFBFBF" w:sz="4"/>
+            </w:tcBorders>
+          </w:tcPr>
+          <w:p>
+            <w:pPr>
+              <w:spacing w:after="40"/>
+            </w:pPr>
+            <w:r>
+              <w:rPr>
+                <w:rFonts w:ascii="Arial" w:hAnsi="Arial" w:cs="Arial" w:eastAsia="Malgun Gothic"/>
+                <w:b/>
+                <w:i w:val="0"/>
+                <w:sz w:val="20"/>
+              </w:rPr>
+              <w:t>die Doppelstunde, -n</w:t>
+            </w:r>
+            <w:r>
+              <w:rPr>
+                <w:rFonts w:ascii="Malgun Gothic" w:hAnsi="Malgun Gothic" w:cs="Malgun Gothic" w:eastAsia="Malgun Gothic"/>
+                <w:b w:val="0"/>
+                <w:i w:val="0"/>
+                <w:sz w:val="20"/>
+              </w:rPr>
+              <w:t xml:space="preserve">  —  연속 두 시간 수업</w:t>
+            </w:r>
+          </w:p>
+          <w:p>
+            <w:pPr>
+              <w:spacing w:after="40"/>
+            </w:pPr>
+            <w:r>
+              <w:rPr>
+                <w:rFonts w:ascii="Arial" w:hAnsi="Arial" w:cs="Arial" w:eastAsia="Malgun Gothic"/>
+                <w:b/>
+                <w:i w:val="0"/>
+                <w:sz w:val="20"/>
+              </w:rPr>
+              <w:t>sich vorstellen können</w:t>
+            </w:r>
+            <w:r>
+              <w:rPr>
+                <w:rFonts w:ascii="Malgun Gothic" w:hAnsi="Malgun Gothic" w:cs="Malgun Gothic" w:eastAsia="Malgun Gothic"/>
+                <w:b w:val="0"/>
+                <w:i w:val="0"/>
+                <w:sz w:val="20"/>
+              </w:rPr>
+              <w:t xml:space="preserve">  —  상상할 수 있다</w:t>
+            </w:r>
+          </w:p>
+          <w:p>
+            <w:pPr>
+              <w:spacing w:after="40"/>
+            </w:pPr>
+            <w:r>
+              <w:rPr>
+                <w:rFonts w:ascii="Arial" w:hAnsi="Arial" w:cs="Arial" w:eastAsia="Malgun Gothic"/>
+                <w:b/>
+                <w:i w:val="0"/>
+                <w:sz w:val="20"/>
+              </w:rPr>
+              <w:t>erzählen</w:t>
+            </w:r>
+            <w:r>
+              <w:rPr>
+                <w:rFonts w:ascii="Malgun Gothic" w:hAnsi="Malgun Gothic" w:cs="Malgun Gothic" w:eastAsia="Malgun Gothic"/>
+                <w:b w:val="0"/>
+                <w:i w:val="0"/>
+                <w:sz w:val="20"/>
+              </w:rPr>
+              <w:t xml:space="preserve">  —  이야기하다</w:t>
+            </w:r>
+          </w:p>
+        </w:tc>
+      </w:tr>
+      <w:tr>
+        <w:tc>
+          <w:tcPr>
+            <w:tcW w:type="dxa" w:w="1500"/>
+            <w:tcBorders>
+              <w:top w:val="single" w:color="BFBFBF" w:sz="4"/>
+              <w:left w:val="single" w:color="BFBFBF" w:sz="4"/>
+              <w:bottom w:val="single" w:color="BFBFBF" w:sz="4"/>
+              <w:right w:val="single" w:color="BFBFBF" w:sz="4"/>
+            </w:tcBorders>
+            <w:shd w:fill="DEEAF6" w:color="auto" w:val="clear"/>
+          </w:tcPr>
+          <w:p>
+            <w:r>
+              <w:rPr>
+                <w:rFonts w:ascii="Malgun Gothic" w:hAnsi="Malgun Gothic" w:cs="Malgun Gothic" w:eastAsia="Malgun Gothic"/>
+                <w:b/>
+                <w:i w:val="0"/>
+                <w:color w:val="1F3864"/>
+                <w:sz w:val="20"/>
+              </w:rPr>
+              <w:t>문법</w:t>
+            </w:r>
+          </w:p>
+        </w:tc>
+        <w:tc>
+          <w:tcPr>
+            <w:tcW w:type="dxa" w:w="8138"/>
+            <w:tcBorders>
+              <w:top w:val="single" w:color="BFBFBF" w:sz="4"/>
+              <w:left w:val="single" w:color="BFBFBF" w:sz="4"/>
+              <w:bottom w:val="single" w:color="BFBFBF" w:sz="4"/>
+              <w:right w:val="single" w:color="BFBFBF" w:sz="4"/>
+            </w:tcBorders>
+          </w:tcPr>
+          <w:p>
+            <w:pPr>
+              <w:spacing w:after="40"/>
+            </w:pPr>
+            <w:r>
+              <w:rPr>
+                <w:rFonts w:ascii="Malgun Gothic" w:hAnsi="Malgun Gothic" w:cs="Malgun Gothic" w:eastAsia="Malgun Gothic"/>
+                <w:b w:val="0"/>
+                <w:i w:val="0"/>
+                <w:sz w:val="20"/>
+              </w:rPr>
+              <w:t>Würden Sie sich vorstellen können, ... zu erzählen?은 접속법 II의 정중한 부탁입니다. Nicht Paragrafen, sondern Alltag는 nicht A, sondern B 구문입니다.</w:t>
+            </w:r>
+          </w:p>
+        </w:tc>
+      </w:tr>
+      <w:tr>
+        <w:tc>
+          <w:tcPr>
+            <w:tcW w:type="dxa" w:w="1500"/>
+            <w:tcBorders>
+              <w:top w:val="single" w:color="BFBFBF" w:sz="4"/>
+              <w:left w:val="single" w:color="BFBFBF" w:sz="4"/>
+              <w:bottom w:val="single" w:color="BFBFBF" w:sz="4"/>
+              <w:right w:val="single" w:color="BFBFBF" w:sz="4"/>
+            </w:tcBorders>
+            <w:shd w:fill="DEEAF6" w:color="auto" w:val="clear"/>
+          </w:tcPr>
+          <w:p>
+            <w:r>
+              <w:rPr>
+                <w:rFonts w:ascii="Malgun Gothic" w:hAnsi="Malgun Gothic" w:cs="Malgun Gothic" w:eastAsia="Malgun Gothic"/>
+                <w:b/>
+                <w:i w:val="0"/>
+                <w:color w:val="1F3864"/>
+                <w:sz w:val="20"/>
+              </w:rPr>
+              <w:t>표현</w:t>
+            </w:r>
+          </w:p>
+        </w:tc>
+        <w:tc>
+          <w:tcPr>
+            <w:tcW w:type="dxa" w:w="8138"/>
+            <w:tcBorders>
+              <w:top w:val="single" w:color="BFBFBF" w:sz="4"/>
+              <w:left w:val="single" w:color="BFBFBF" w:sz="4"/>
+              <w:bottom w:val="single" w:color="BFBFBF" w:sz="4"/>
+              <w:right w:val="single" w:color="BFBFBF" w:sz="4"/>
+            </w:tcBorders>
+          </w:tcPr>
+          <w:p>
+            <w:pPr>
+              <w:spacing w:after="40"/>
+            </w:pPr>
+            <w:r>
+              <w:rPr>
+                <w:rFonts w:ascii="Malgun Gothic" w:hAnsi="Malgun Gothic" w:cs="Malgun Gothic" w:eastAsia="Malgun Gothic"/>
+                <w:b w:val="0"/>
+                <w:i w:val="0"/>
+                <w:sz w:val="20"/>
+              </w:rPr>
+              <w:t>Was darf ein Chef, was darf ein Kind?는 dürfen의 의문문입니다.</w:t>
+            </w:r>
+          </w:p>
+        </w:tc>
+      </w:tr>
+      <w:tr>
+        <w:tc>
+          <w:tcPr>
+            <w:tcW w:type="dxa" w:w="1500"/>
+            <w:tcBorders>
+              <w:top w:val="single" w:color="BFBFBF" w:sz="4"/>
+              <w:left w:val="single" w:color="BFBFBF" w:sz="4"/>
+              <w:bottom w:val="single" w:color="BFBFBF" w:sz="4"/>
+              <w:right w:val="single" w:color="BFBFBF" w:sz="4"/>
+            </w:tcBorders>
+            <w:shd w:fill="DEEAF6" w:color="auto" w:val="clear"/>
+          </w:tcPr>
+          <w:p>
+            <w:r>
+              <w:rPr>
+                <w:rFonts w:ascii="Malgun Gothic" w:hAnsi="Malgun Gothic" w:cs="Malgun Gothic" w:eastAsia="Malgun Gothic"/>
+                <w:b/>
+                <w:i w:val="0"/>
+                <w:color w:val="1F3864"/>
+                <w:sz w:val="20"/>
+              </w:rPr>
+              <w:t>시제</w:t>
+            </w:r>
+          </w:p>
+        </w:tc>
+        <w:tc>
+          <w:tcPr>
+            <w:tcW w:type="dxa" w:w="8138"/>
+            <w:tcBorders>
+              <w:top w:val="single" w:color="BFBFBF" w:sz="4"/>
+              <w:left w:val="single" w:color="BFBFBF" w:sz="4"/>
+              <w:bottom w:val="single" w:color="BFBFBF" w:sz="4"/>
+              <w:right w:val="single" w:color="BFBFBF" w:sz="4"/>
+            </w:tcBorders>
+          </w:tcPr>
+          <w:p>
+            <w:pPr>
+              <w:spacing w:after="40"/>
+            </w:pPr>
+            <w:r>
+              <w:rPr>
+                <w:rFonts w:ascii="Malgun Gothic" w:hAnsi="Malgun Gothic" w:cs="Malgun Gothic" w:eastAsia="Malgun Gothic"/>
+                <w:b w:val="0"/>
+                <w:i w:val="0"/>
+                <w:sz w:val="20"/>
+              </w:rPr>
+              <w:t>darf는 현재형이고 Würden ... können은 접속법 II입니다.</w:t>
+            </w:r>
+          </w:p>
+        </w:tc>
+      </w:tr>
+    </w:tbl>
+    <w:p>
+      <w:pPr>
+        <w:spacing w:after="0"/>
+      </w:pPr>
+    </w:p>
+    <w:p>
+      <w:pPr>
+        <w:keepNext/>
+        <w:spacing w:before="160"/>
+      </w:pPr>
+      <w:r>
+        <w:rPr>
+          <w:rFonts w:ascii="Arial" w:hAnsi="Arial" w:cs="Arial" w:eastAsia="Malgun Gothic"/>
+          <w:b/>
+          <w:i w:val="0"/>
+          <w:sz w:val="22"/>
+        </w:rPr>
+        <w:t>13. Jonas: Ich überlege nicht lange. Ein Kind, das früh erfährt, dass es Rechte hat, wird später keine Almosen mehr nötig haben. Ja, sehr gern.</w:t>
+      </w:r>
+    </w:p>
+    <w:p>
+      <w:pPr>
+        <w:keepNext/>
+        <w:ind w:left="340"/>
+      </w:pPr>
+      <w:r>
+        <w:rPr>
+          <w:rFonts w:ascii="Malgun Gothic" w:hAnsi="Malgun Gothic" w:cs="Malgun Gothic" w:eastAsia="Malgun Gothic"/>
+          <w:b w:val="0"/>
+          <w:i/>
+          <w:color w:val="404040"/>
+          <w:sz w:val="20"/>
+        </w:rPr>
+        <w:t>오래 고민하지 않는다. 일찍 자신에게 권리가 있다는 걸 아는 아이는 나중에 동정이 필요하지 않게 된다. 네, 기꺼이요.</w:t>
+      </w:r>
+    </w:p>
+    <w:tbl>
+      <w:tblPr>
+        <w:tblW w:type="auto" w:w="0"/>
+        <w:tblLayout w:type="fixed"/>
+        <w:tblLook w:firstColumn="1" w:firstRow="1" w:lastColumn="0" w:lastRow="0" w:noHBand="0" w:noVBand="1" w:val="04A0"/>
+      </w:tblPr>
+      <w:tblGrid>
+        <w:gridCol w:w="4819"/>
+        <w:gridCol w:w="4819"/>
+      </w:tblGrid>
+      <w:tr>
+        <w:tc>
+          <w:tcPr>
+            <w:tcW w:type="dxa" w:w="1500"/>
+            <w:tcBorders>
+              <w:top w:val="single" w:color="BFBFBF" w:sz="4"/>
+              <w:left w:val="single" w:color="BFBFBF" w:sz="4"/>
+              <w:bottom w:val="single" w:color="BFBFBF" w:sz="4"/>
+              <w:right w:val="single" w:color="BFBFBF" w:sz="4"/>
+            </w:tcBorders>
+            <w:shd w:fill="DEEAF6" w:color="auto" w:val="clear"/>
+          </w:tcPr>
+          <w:p>
+            <w:r>
+              <w:rPr>
+                <w:rFonts w:ascii="Malgun Gothic" w:hAnsi="Malgun Gothic" w:cs="Malgun Gothic" w:eastAsia="Malgun Gothic"/>
+                <w:b/>
+                <w:i w:val="0"/>
+                <w:color w:val="1F3864"/>
+                <w:sz w:val="20"/>
+              </w:rPr>
+              <w:t>주요 단어</w:t>
+            </w:r>
+          </w:p>
+        </w:tc>
+        <w:tc>
+          <w:tcPr>
+            <w:tcW w:type="dxa" w:w="8138"/>
+            <w:tcBorders>
+              <w:top w:val="single" w:color="BFBFBF" w:sz="4"/>
+              <w:left w:val="single" w:color="BFBFBF" w:sz="4"/>
+              <w:bottom w:val="single" w:color="BFBFBF" w:sz="4"/>
+              <w:right w:val="single" w:color="BFBFBF" w:sz="4"/>
+            </w:tcBorders>
+          </w:tcPr>
+          <w:p>
+            <w:pPr>
+              <w:spacing w:after="40"/>
+            </w:pPr>
+            <w:r>
+              <w:rPr>
+                <w:rFonts w:ascii="Arial" w:hAnsi="Arial" w:cs="Arial" w:eastAsia="Malgun Gothic"/>
+                <w:b/>
+                <w:i w:val="0"/>
+                <w:sz w:val="20"/>
+              </w:rPr>
+              <w:t>früh</w:t>
+            </w:r>
+            <w:r>
+              <w:rPr>
+                <w:rFonts w:ascii="Malgun Gothic" w:hAnsi="Malgun Gothic" w:cs="Malgun Gothic" w:eastAsia="Malgun Gothic"/>
+                <w:b w:val="0"/>
+                <w:i w:val="0"/>
+                <w:sz w:val="20"/>
+              </w:rPr>
+              <w:t xml:space="preserve">  —  일찍</w:t>
+            </w:r>
+          </w:p>
+          <w:p>
+            <w:pPr>
+              <w:spacing w:after="40"/>
+            </w:pPr>
+            <w:r>
+              <w:rPr>
+                <w:rFonts w:ascii="Arial" w:hAnsi="Arial" w:cs="Arial" w:eastAsia="Malgun Gothic"/>
+                <w:b/>
+                <w:i w:val="0"/>
+                <w:sz w:val="20"/>
+              </w:rPr>
+              <w:t>erfahren</w:t>
+            </w:r>
+            <w:r>
+              <w:rPr>
+                <w:rFonts w:ascii="Malgun Gothic" w:hAnsi="Malgun Gothic" w:cs="Malgun Gothic" w:eastAsia="Malgun Gothic"/>
+                <w:b w:val="0"/>
+                <w:i w:val="0"/>
+                <w:sz w:val="20"/>
+              </w:rPr>
+              <w:t xml:space="preserve">  —  알게 되다</w:t>
+            </w:r>
+          </w:p>
+          <w:p>
+            <w:pPr>
+              <w:spacing w:after="40"/>
+            </w:pPr>
+            <w:r>
+              <w:rPr>
+                <w:rFonts w:ascii="Arial" w:hAnsi="Arial" w:cs="Arial" w:eastAsia="Malgun Gothic"/>
+                <w:b/>
+                <w:i w:val="0"/>
+                <w:sz w:val="20"/>
+              </w:rPr>
+              <w:t>das Almosen, -</w:t>
+            </w:r>
+            <w:r>
+              <w:rPr>
+                <w:rFonts w:ascii="Malgun Gothic" w:hAnsi="Malgun Gothic" w:cs="Malgun Gothic" w:eastAsia="Malgun Gothic"/>
+                <w:b w:val="0"/>
+                <w:i w:val="0"/>
+                <w:sz w:val="20"/>
+              </w:rPr>
+              <w:t xml:space="preserve">  —  구호</w:t>
+            </w:r>
+          </w:p>
+        </w:tc>
+      </w:tr>
+      <w:tr>
+        <w:tc>
+          <w:tcPr>
+            <w:tcW w:type="dxa" w:w="1500"/>
+            <w:tcBorders>
+              <w:top w:val="single" w:color="BFBFBF" w:sz="4"/>
+              <w:left w:val="single" w:color="BFBFBF" w:sz="4"/>
+              <w:bottom w:val="single" w:color="BFBFBF" w:sz="4"/>
+              <w:right w:val="single" w:color="BFBFBF" w:sz="4"/>
+            </w:tcBorders>
+            <w:shd w:fill="DEEAF6" w:color="auto" w:val="clear"/>
+          </w:tcPr>
+          <w:p>
+            <w:r>
+              <w:rPr>
+                <w:rFonts w:ascii="Malgun Gothic" w:hAnsi="Malgun Gothic" w:cs="Malgun Gothic" w:eastAsia="Malgun Gothic"/>
+                <w:b/>
+                <w:i w:val="0"/>
+                <w:color w:val="1F3864"/>
+                <w:sz w:val="20"/>
+              </w:rPr>
+              <w:t>문법</w:t>
+            </w:r>
+          </w:p>
+        </w:tc>
+        <w:tc>
+          <w:tcPr>
+            <w:tcW w:type="dxa" w:w="8138"/>
+            <w:tcBorders>
+              <w:top w:val="single" w:color="BFBFBF" w:sz="4"/>
+              <w:left w:val="single" w:color="BFBFBF" w:sz="4"/>
+              <w:bottom w:val="single" w:color="BFBFBF" w:sz="4"/>
+              <w:right w:val="single" w:color="BFBFBF" w:sz="4"/>
+            </w:tcBorders>
+          </w:tcPr>
+          <w:p>
+            <w:pPr>
+              <w:spacing w:after="40"/>
+            </w:pPr>
+            <w:r>
+              <w:rPr>
+                <w:rFonts w:ascii="Malgun Gothic" w:hAnsi="Malgun Gothic" w:cs="Malgun Gothic" w:eastAsia="Malgun Gothic"/>
+                <w:b w:val="0"/>
+                <w:i w:val="0"/>
+                <w:sz w:val="20"/>
+              </w:rPr>
+              <w:t>Ein Kind, das früh erfährt, dass es Rechte hat, wird ... haben에서 관계절과 dass절이 겹치고 미래형이 쓰입니다.</w:t>
+            </w:r>
+          </w:p>
+        </w:tc>
+      </w:tr>
+      <w:tr>
+        <w:tc>
+          <w:tcPr>
+            <w:tcW w:type="dxa" w:w="1500"/>
+            <w:tcBorders>
+              <w:top w:val="single" w:color="BFBFBF" w:sz="4"/>
+              <w:left w:val="single" w:color="BFBFBF" w:sz="4"/>
+              <w:bottom w:val="single" w:color="BFBFBF" w:sz="4"/>
+              <w:right w:val="single" w:color="BFBFBF" w:sz="4"/>
+            </w:tcBorders>
+            <w:shd w:fill="DEEAF6" w:color="auto" w:val="clear"/>
+          </w:tcPr>
+          <w:p>
+            <w:r>
+              <w:rPr>
+                <w:rFonts w:ascii="Malgun Gothic" w:hAnsi="Malgun Gothic" w:cs="Malgun Gothic" w:eastAsia="Malgun Gothic"/>
+                <w:b/>
+                <w:i w:val="0"/>
+                <w:color w:val="1F3864"/>
+                <w:sz w:val="20"/>
+              </w:rPr>
+              <w:t>표현</w:t>
+            </w:r>
+          </w:p>
+        </w:tc>
+        <w:tc>
+          <w:tcPr>
+            <w:tcW w:type="dxa" w:w="8138"/>
+            <w:tcBorders>
+              <w:top w:val="single" w:color="BFBFBF" w:sz="4"/>
+              <w:left w:val="single" w:color="BFBFBF" w:sz="4"/>
+              <w:bottom w:val="single" w:color="BFBFBF" w:sz="4"/>
+              <w:right w:val="single" w:color="BFBFBF" w:sz="4"/>
+            </w:tcBorders>
+          </w:tcPr>
+          <w:p>
+            <w:pPr>
+              <w:spacing w:after="40"/>
+            </w:pPr>
+            <w:r>
+              <w:rPr>
+                <w:rFonts w:ascii="Malgun Gothic" w:hAnsi="Malgun Gothic" w:cs="Malgun Gothic" w:eastAsia="Malgun Gothic"/>
+                <w:b w:val="0"/>
+                <w:i w:val="0"/>
+                <w:sz w:val="20"/>
+              </w:rPr>
+              <w:t>keine Almosen mehr nötig haben은 더 이상 동정이 필요 없다는 뜻입니다.</w:t>
+            </w:r>
+          </w:p>
+        </w:tc>
+      </w:tr>
+      <w:tr>
+        <w:tc>
+          <w:tcPr>
+            <w:tcW w:type="dxa" w:w="1500"/>
+            <w:tcBorders>
+              <w:top w:val="single" w:color="BFBFBF" w:sz="4"/>
+              <w:left w:val="single" w:color="BFBFBF" w:sz="4"/>
+              <w:bottom w:val="single" w:color="BFBFBF" w:sz="4"/>
+              <w:right w:val="single" w:color="BFBFBF" w:sz="4"/>
+            </w:tcBorders>
+            <w:shd w:fill="DEEAF6" w:color="auto" w:val="clear"/>
+          </w:tcPr>
+          <w:p>
+            <w:r>
+              <w:rPr>
+                <w:rFonts w:ascii="Malgun Gothic" w:hAnsi="Malgun Gothic" w:cs="Malgun Gothic" w:eastAsia="Malgun Gothic"/>
+                <w:b/>
+                <w:i w:val="0"/>
+                <w:color w:val="1F3864"/>
+                <w:sz w:val="20"/>
+              </w:rPr>
+              <w:t>시제</w:t>
+            </w:r>
+          </w:p>
+        </w:tc>
+        <w:tc>
+          <w:tcPr>
+            <w:tcW w:type="dxa" w:w="8138"/>
+            <w:tcBorders>
+              <w:top w:val="single" w:color="BFBFBF" w:sz="4"/>
+              <w:left w:val="single" w:color="BFBFBF" w:sz="4"/>
+              <w:bottom w:val="single" w:color="BFBFBF" w:sz="4"/>
+              <w:right w:val="single" w:color="BFBFBF" w:sz="4"/>
+            </w:tcBorders>
+          </w:tcPr>
+          <w:p>
+            <w:pPr>
+              <w:spacing w:after="40"/>
+            </w:pPr>
+            <w:r>
+              <w:rPr>
+                <w:rFonts w:ascii="Malgun Gothic" w:hAnsi="Malgun Gothic" w:cs="Malgun Gothic" w:eastAsia="Malgun Gothic"/>
+                <w:b w:val="0"/>
+                <w:i w:val="0"/>
+                <w:sz w:val="20"/>
+              </w:rPr>
+              <w:t>überlege, erfährt, hat는 현재형이고 wird ... haben은 미래형입니다.</w:t>
+            </w:r>
+          </w:p>
+        </w:tc>
+      </w:tr>
+    </w:tbl>
+    <w:p>
+      <w:pPr>
+        <w:spacing w:after="0"/>
+      </w:pPr>
+    </w:p>
+    <w:p>
+      <w:pPr>
+        <w:keepNext/>
+        <w:spacing w:before="160"/>
+      </w:pPr>
+      <w:r>
+        <w:rPr>
+          <w:rFonts w:ascii="Arial" w:hAnsi="Arial" w:cs="Arial" w:eastAsia="Malgun Gothic"/>
+          <w:b/>
+          <w:i w:val="0"/>
+          <w:sz w:val="22"/>
+        </w:rPr>
+        <w:t>14. Jonas: Samstagmittag, Kinderfest im Hof der Grundschule am Reuterplatz. Es riecht nach Waffeln, und überall hängen bunte Girlanden.</w:t>
       </w:r>
     </w:p>
     <w:p>
@@ -347,7 +4325,7 @@
           <w:i w:val="0"/>
           <w:sz w:val="22"/>
         </w:rPr>
-        <w:t>2. Svetlana: Jonas! Schön, dass du gekommen bist. Das ist Mischa, mein Sohn. Mischa, sag Guten Tag.</w:t>
+        <w:t>15. Svetlana: Jonas! Schön, dass du gekommen bist. Das ist Mischa, mein Sohn. Mischa, sag Guten Tag.</w:t>
       </w:r>
     </w:p>
     <w:p>
@@ -653,7 +4631,7 @@
           <w:i w:val="0"/>
           <w:sz w:val="22"/>
         </w:rPr>
-        <w:t>3. Mischa: Hallo. Bist du der Mann mit dem Fahrrad? Mama sagt, du bist Anwalt, aber du siehst gar nicht aus wie einer.</w:t>
+        <w:t>16. Mischa: Hallo. Bist du der Mann mit dem Fahrrad? Mama sagt, du bist Anwalt, aber du siehst gar nicht aus wie einer.</w:t>
       </w:r>
     </w:p>
     <w:p>
@@ -959,7 +4937,7 @@
           <w:i w:val="0"/>
           <w:sz w:val="22"/>
         </w:rPr>
-        <w:t>4. Jonas: Ich war einer. Jetzt bin ich eher ein Mann, der Pizza fährt und manchmal Papiere liest.</w:t>
+        <w:t>17. Jonas: Ich war einer. Jetzt bin ich eher ein Mann, der Pizza fährt und manchmal Papiere liest.</w:t>
       </w:r>
     </w:p>
     <w:p>
@@ -1265,7 +5243,7 @@
           <w:i w:val="0"/>
           <w:sz w:val="22"/>
         </w:rPr>
-        <w:t>5. Mischa: Cool. Kannst du mir beibringen, wie man mit einem Rad Tricks macht? Ich will einen Wheelie lernen.</w:t>
+        <w:t>18. Mischa: Cool. Kannst du mir beibringen, wie man mit einem Rad Tricks macht? Ich will einen Wheelie lernen.</w:t>
       </w:r>
     </w:p>
     <w:p>
@@ -1571,7 +5549,7 @@
           <w:i w:val="0"/>
           <w:sz w:val="22"/>
         </w:rPr>
-        <w:t>6. Jonas: Ein Wheelie? Das ist hoch gegriffen für den ersten Tag. Aber wir können mit dem Gleichgewicht anfangen. Hast du ein Rad dabei?</w:t>
+        <w:t>19. Jonas: Ein Wheelie? Das ist hoch gegriffen für den ersten Tag. Aber wir können mit dem Gleichgewicht anfangen. Hast du ein Rad dabei?</w:t>
       </w:r>
     </w:p>
     <w:p>
@@ -1877,7 +5855,7 @@
           <w:i w:val="0"/>
           <w:sz w:val="22"/>
         </w:rPr>
-        <w:t>7. Mischa: Ja, es steht dahinten. Es ist blau und hat einen kaputten Klingelknopf.</w:t>
+        <w:t>20. Mischa: Ja, es steht dahinten. Es ist blau und hat einen kaputten Klingelknopf.</w:t>
       </w:r>
     </w:p>
     <w:p>
@@ -2183,7 +6161,7 @@
           <w:i w:val="0"/>
           <w:sz w:val="22"/>
         </w:rPr>
-        <w:t>8. Jonas: Dann reparieren wir erst die Klingel. Ein Fahrer ohne Klingel ist wie ein Anwalt ohne Stimme.</w:t>
+        <w:t>21. Jonas: Dann reparieren wir erst die Klingel. Ein Fahrer ohne Klingel ist wie ein Anwalt ohne Stimme.</w:t>
       </w:r>
     </w:p>
     <w:p>
@@ -2489,7 +6467,7 @@
           <w:i w:val="0"/>
           <w:sz w:val="22"/>
         </w:rPr>
-        <w:t>9. Jonas: Wir knien uns neben das Rad, und ich drehe mit einem kleinen Schraubenzieher die Schraube auf. Mischa hält mir das Gehäuse und schaut mit offenem Mund zu.</w:t>
+        <w:t>22. Jonas: Wir knien uns neben das Rad, und ich drehe mit einem kleinen Schraubenzieher die Schraube auf. Mischa hält mir das Gehäuse und schaut mit offenem Mund zu.</w:t>
       </w:r>
     </w:p>
     <w:p>
@@ -2795,7 +6773,7 @@
           <w:i w:val="0"/>
           <w:sz w:val="22"/>
         </w:rPr>
-        <w:t>10. Mischa: Warum hast du aufgehört, Anwalt zu sein? War das zu langweilig?</w:t>
+        <w:t>23. Mischa: Warum hast du aufgehört, Anwalt zu sein? War das zu langweilig?</w:t>
       </w:r>
     </w:p>
     <w:p>
@@ -3101,7 +7079,7 @@
           <w:i w:val="0"/>
           <w:sz w:val="22"/>
         </w:rPr>
-        <w:t>11. Jonas: Nein, nicht langweilig. Eher so, als hätte ich die falschen Schuhe an. Sie waren schön, aber sie haben Blasen gemacht.</w:t>
+        <w:t>24. Jonas: Nein, nicht langweilig. Eher so, als hätte ich die falschen Schuhe an. Sie waren schön, aber sie haben Blasen gemacht.</w:t>
       </w:r>
     </w:p>
     <w:p>
@@ -3407,7 +7385,7 @@
           <w:i w:val="0"/>
           <w:sz w:val="22"/>
         </w:rPr>
-        <w:t>12. Mischa: Meine Mama sagt, wenn Schuhe nicht passen, muss man andere kaufen. Aber wir haben nie Geld für andere.</w:t>
+        <w:t>25. Mischa: Meine Mama sagt, wenn Schuhe nicht passen, muss man andere kaufen. Aber wir haben nie Geld für andere.</w:t>
       </w:r>
     </w:p>
     <w:p>
@@ -3713,7 +7691,7 @@
           <w:i w:val="0"/>
           <w:sz w:val="22"/>
         </w:rPr>
-        <w:t>13. Jonas: Ich schlucke. Der Junge sagt es ohne Vorwurf, einfach als Tatsache. Svetlana steht ein paar Meter entfernt, und ich sehe, dass sie jedes Wort gehört hat.</w:t>
+        <w:t>26. Jonas: Ich schlucke. Der Junge sagt es ohne Vorwurf, einfach als Tatsache. Svetlana steht ein paar Meter entfernt, und ich sehe, dass sie jedes Wort gehört hat.</w:t>
       </w:r>
     </w:p>
     <w:p>
@@ -4019,7 +7997,7 @@
           <w:i w:val="0"/>
           <w:sz w:val="22"/>
         </w:rPr>
-        <w:t>14. Svetlana: Mischa, hör auf, Herrn Keller mit solchen Geschichten zu belasten. Wir haben alles, was wir brauchen.</w:t>
+        <w:t>27. Svetlana: Mischa, hör auf, Herrn Keller mit solchen Geschichten zu belasten. Wir haben alles, was wir brauchen.</w:t>
       </w:r>
     </w:p>
     <w:p>
@@ -4325,7 +8303,7 @@
           <w:i w:val="0"/>
           <w:sz w:val="22"/>
         </w:rPr>
-        <w:t>15. Jonas: Er belastet mich nicht. Er sagt, was ist. Das ist selten. Ich glaube, ich habe in zwei Jahren Kanzlei weniger Wahres gehört als in zehn Minuten mit deinem Sohn.</w:t>
+        <w:t>28. Jonas: Er belastet mich nicht. Er sagt, was ist. Das ist selten. Ich glaube, ich habe in zwei Jahren Kanzlei weniger Wahres gehört als in zehn Minuten mit deinem Sohn.</w:t>
       </w:r>
     </w:p>
     <w:p>
@@ -4631,7 +8609,7 @@
           <w:i w:val="0"/>
           <w:sz w:val="22"/>
         </w:rPr>
-        <w:t>16. Svetlana: Danke. Er ist schlauer als ich. Er hat Matheprüfungen gewonnen, ohne dass wir ihm dafür Nachhilfe bezahlen konnten.</w:t>
+        <w:t>29. Svetlana: Danke. Er ist schlauer als ich. Er hat Matheprüfungen gewonnen, ohne dass wir ihm dafür Nachhilfe bezahlen konnten.</w:t>
       </w:r>
     </w:p>
     <w:p>
@@ -4937,7 +8915,7 @@
           <w:i w:val="0"/>
           <w:sz w:val="22"/>
         </w:rPr>
-        <w:t>17. Jonas: Da hat jemand ein Stipendium verdient. Das Thema nehme ich auf: Die Stiftung, bei der Sophie arbeitet, hat einen Fonds für Kinder von Beschäftigten in prekären Verhältnissen.</w:t>
+        <w:t>30. Jonas: Da hat jemand ein Stipendium verdient. Das Thema nehme ich auf: Die Stiftung, bei der Sophie arbeitet, hat einen Fonds für Kinder von Beschäftigten in prekären Verhältnissen.</w:t>
       </w:r>
     </w:p>
     <w:p>
@@ -5243,7 +9221,7 @@
           <w:i w:val="0"/>
           <w:sz w:val="22"/>
         </w:rPr>
-        <w:t>18. Svetlana: Ich möchte nicht, dass mein Sohn ein Almosen bekommt. Ich möchte, dass er es sich verdient.</w:t>
+        <w:t>31. Svetlana: Ich möchte nicht, dass mein Sohn ein Almosen bekommt. Ich möchte, dass er es sich verdient.</w:t>
       </w:r>
     </w:p>
     <w:p>
@@ -5549,7 +9527,7 @@
           <w:i w:val="0"/>
           <w:sz w:val="22"/>
         </w:rPr>
-        <w:t>19. Jonas: Dann nennt man es kein Almosen, sondern ein Stipendium für Leistung. Es gibt einen Unterschied, den Mischa schon jetzt versteht.</w:t>
+        <w:t>32. Jonas: Dann nennt man es kein Almosen, sondern ein Stipendium für Leistung. Es gibt einen Unterschied, den Mischa schon jetzt versteht.</w:t>
       </w:r>
     </w:p>
     <w:p>
@@ -5855,7 +9833,7 @@
           <w:i w:val="0"/>
           <w:sz w:val="22"/>
         </w:rPr>
-        <w:t>20. Mischa: Was ist ein Stipendium? Kann man das essen?</w:t>
+        <w:t>33. Mischa: Was ist ein Stipendium? Kann man das essen?</w:t>
       </w:r>
     </w:p>
     <w:p>
@@ -6161,7 +10139,7 @@
           <w:i w:val="0"/>
           <w:sz w:val="22"/>
         </w:rPr>
-        <w:t>21. Jonas: Nein, aber es hilft, dass du genug zu essen hast, wenn du lernst. Kein Brot, aber eine Brücke.</w:t>
+        <w:t>34. Jonas: Nein, aber es hilft, dass du genug zu essen hast, wenn du lernst. Kein Brot, aber eine Brücke.</w:t>
       </w:r>
     </w:p>
     <w:p>
@@ -6467,7 +10445,7 @@
           <w:i w:val="0"/>
           <w:sz w:val="22"/>
         </w:rPr>
-        <w:t>22. Mischa: Okay. Dann will ich ein Stipendium. Aber erst, wenn du mir den Wheelie beigebracht hast.</w:t>
+        <w:t>35. Mischa: Okay. Dann will ich ein Stipendium. Aber erst, wenn du mir den Wheelie beigebracht hast.</w:t>
       </w:r>
     </w:p>
     <w:p>
@@ -6773,7 +10751,7 @@
           <w:i w:val="0"/>
           <w:sz w:val="22"/>
         </w:rPr>
-        <w:t>23. Jonas: Abgemacht. Aber der Wheelie dauert einen Sommer. Und wir üben erst das Anfahren und das Bremsen. Wer bremsen kann, kommt weiter als jeder Angeber.</w:t>
+        <w:t>36. Jonas: Abgemacht. Aber der Wheelie dauert einen Sommer. Und wir üben erst das Anfahren und das Bremsen. Wer bremsen kann, kommt weiter als jeder Angeber.</w:t>
       </w:r>
     </w:p>
     <w:p>
@@ -7079,7 +11057,7 @@
           <w:i w:val="0"/>
           <w:sz w:val="22"/>
         </w:rPr>
-        <w:t>24. Jonas: Am Nachmittag fahren wir Kreise auf dem Schulhof, Mischa vorn, ich hinterher. Seine Zunge hängt im Mundwinkel, seine Augen glänzen. Ich habe lange keinen so glücklichen Menschen gesehen.</w:t>
+        <w:t>37. Jonas: Am Nachmittag fahren wir Kreise auf dem Schulhof, Mischa vorn, ich hinterher. Seine Zunge hängt im Mundwinkel, seine Augen glänzen. Ich habe lange keinen so glücklichen Menschen gesehen.</w:t>
       </w:r>
     </w:p>
     <w:p>
@@ -7385,7 +11363,7 @@
           <w:i w:val="0"/>
           <w:sz w:val="22"/>
         </w:rPr>
-        <w:t>25. Svetlana: Danke. Für Mischa, für das Rad, für das Zuhören. Du hast heute mehr getan, als du glaubst.</w:t>
+        <w:t>38. Svetlana: Danke. Für Mischa, für das Rad, für das Zuhören. Du hast heute mehr getan, als du glaubst.</w:t>
       </w:r>
     </w:p>
     <w:p>
@@ -7691,7 +11669,7 @@
           <w:i w:val="0"/>
           <w:sz w:val="22"/>
         </w:rPr>
-        <w:t>26. Jonas: Ich habe heute nichts anderes getan als das, was Elif mir beigebracht hat: Ich habe zugehört, und ich habe die Tür aufgehalten.</w:t>
+        <w:t>39. Jonas: Ich habe heute nichts anderes getan als das, was Elif mir beigebracht hat: Ich habe zugehört, und ich habe die Tür aufgehalten.</w:t>
       </w:r>
     </w:p>
     <w:p>
@@ -7997,7 +11975,7 @@
           <w:i w:val="0"/>
           <w:sz w:val="22"/>
         </w:rPr>
-        <w:t>27. Svetlana: Das genügt. Manchmal ist die Tür das Einzige, was Menschen fehlt. Nicht das Zimmer dahinter.</w:t>
+        <w:t>40. Svetlana: Das genügt. Manchmal ist die Tür das Einzige, was Menschen fehlt. Nicht das Zimmer dahinter.</w:t>
       </w:r>
     </w:p>
     <w:p>
@@ -8303,7 +12281,7 @@
           <w:i w:val="0"/>
           <w:sz w:val="22"/>
         </w:rPr>
-        <w:t>28. Jonas: Als ich abends nach Hause fahre, schicke ich Sophie eine Nachricht: „Stipendium für ein Kind in Neukölln, Mathe-Talent, Mutter stolz. Kannst du morgen mit Frau Okafor reden?"</w:t>
+        <w:t>41. Jonas: Als ich abends nach Hause fahre, schicke ich Sophie eine Nachricht: „Stipendium für ein Kind in Neukölln, Mathe-Talent, Mutter stolz. Kannst du morgen mit Frau Okafor reden?"</w:t>
       </w:r>
     </w:p>
     <w:p>
@@ -8609,7 +12587,7 @@
           <w:i w:val="0"/>
           <w:sz w:val="22"/>
         </w:rPr>
-        <w:t>29. Sophie: Antwort in vier Minuten: „Schon erledigt. Okafor sagt: Schick die Unterlagen, den Fonds gibt es für genau solche Fälle. Wie läuft das Fest?"</w:t>
+        <w:t>42. Sophie: Antwort in vier Minuten: „Schon erledigt. Okafor sagt: Schick die Unterlagen, den Fonds gibt es für genau solche Fälle. Wie läuft das Fest?"</w:t>
       </w:r>
     </w:p>
     <w:p>
@@ -8915,7 +12893,7 @@
           <w:i w:val="0"/>
           <w:sz w:val="22"/>
         </w:rPr>
-        <w:t>30. Jonas: Ich lächle und tippe zurück: „Es läuft wie ein Rad mit repariertem Klingelknopf." Dann stecke ich das Handy weg und trete in die Pedale.</w:t>
+        <w:t>43. Jonas: Ich lächle und tippe zurück: „Es läuft wie ein Rad mit repariertem Klingelknopf." Dann stecke ich das Handy weg und trete in die Pedale.</w:t>
       </w:r>
     </w:p>
     <w:p>
@@ -9199,6 +13177,3678 @@
                 <w:sz w:val="20"/>
               </w:rPr>
               <w:t>lächle, tippe ... zurück, stecke ... weg, trete는 현재형입니다.</w:t>
+            </w:r>
+          </w:p>
+        </w:tc>
+      </w:tr>
+    </w:tbl>
+    <w:p>
+      <w:pPr>
+        <w:spacing w:after="0"/>
+      </w:pPr>
+    </w:p>
+    <w:p>
+      <w:pPr>
+        <w:keepNext/>
+        <w:spacing w:before="160"/>
+      </w:pPr>
+      <w:r>
+        <w:rPr>
+          <w:rFonts w:ascii="Arial" w:hAnsi="Arial" w:cs="Arial" w:eastAsia="Malgun Gothic"/>
+          <w:b/>
+          <w:i w:val="0"/>
+          <w:sz w:val="22"/>
+        </w:rPr>
+        <w:t>44. Jonas: Nach der Veranstaltung am Nachmittag räumen Svetlana, Mischa und ich die Muffinbleche zusammen. Auf dem Boden der Turnhalle glitzern Konfetti und Krümel.</w:t>
+      </w:r>
+    </w:p>
+    <w:p>
+      <w:pPr>
+        <w:keepNext/>
+        <w:ind w:left="340"/>
+      </w:pPr>
+      <w:r>
+        <w:rPr>
+          <w:rFonts w:ascii="Malgun Gothic" w:hAnsi="Malgun Gothic" w:cs="Malgun Gothic" w:eastAsia="Malgun Gothic"/>
+          <w:b w:val="0"/>
+          <w:i/>
+          <w:color w:val="404040"/>
+          <w:sz w:val="20"/>
+        </w:rPr>
+        <w:t>오후 행사가 끝나고 스베틀라나, 미샤, 그리고 나는 머핀 틀을 정리한다. 체육관 바닥에는 색종이와 부스러기가 반짝인다.</w:t>
+      </w:r>
+    </w:p>
+    <w:tbl>
+      <w:tblPr>
+        <w:tblW w:type="auto" w:w="0"/>
+        <w:tblLayout w:type="fixed"/>
+        <w:tblLook w:firstColumn="1" w:firstRow="1" w:lastColumn="0" w:lastRow="0" w:noHBand="0" w:noVBand="1" w:val="04A0"/>
+      </w:tblPr>
+      <w:tblGrid>
+        <w:gridCol w:w="4819"/>
+        <w:gridCol w:w="4819"/>
+      </w:tblGrid>
+      <w:tr>
+        <w:tc>
+          <w:tcPr>
+            <w:tcW w:type="dxa" w:w="1500"/>
+            <w:tcBorders>
+              <w:top w:val="single" w:color="BFBFBF" w:sz="4"/>
+              <w:left w:val="single" w:color="BFBFBF" w:sz="4"/>
+              <w:bottom w:val="single" w:color="BFBFBF" w:sz="4"/>
+              <w:right w:val="single" w:color="BFBFBF" w:sz="4"/>
+            </w:tcBorders>
+            <w:shd w:fill="DEEAF6" w:color="auto" w:val="clear"/>
+          </w:tcPr>
+          <w:p>
+            <w:r>
+              <w:rPr>
+                <w:rFonts w:ascii="Malgun Gothic" w:hAnsi="Malgun Gothic" w:cs="Malgun Gothic" w:eastAsia="Malgun Gothic"/>
+                <w:b/>
+                <w:i w:val="0"/>
+                <w:color w:val="1F3864"/>
+                <w:sz w:val="20"/>
+              </w:rPr>
+              <w:t>주요 단어</w:t>
+            </w:r>
+          </w:p>
+        </w:tc>
+        <w:tc>
+          <w:tcPr>
+            <w:tcW w:type="dxa" w:w="8138"/>
+            <w:tcBorders>
+              <w:top w:val="single" w:color="BFBFBF" w:sz="4"/>
+              <w:left w:val="single" w:color="BFBFBF" w:sz="4"/>
+              <w:bottom w:val="single" w:color="BFBFBF" w:sz="4"/>
+              <w:right w:val="single" w:color="BFBFBF" w:sz="4"/>
+            </w:tcBorders>
+          </w:tcPr>
+          <w:p>
+            <w:pPr>
+              <w:spacing w:after="40"/>
+            </w:pPr>
+            <w:r>
+              <w:rPr>
+                <w:rFonts w:ascii="Arial" w:hAnsi="Arial" w:cs="Arial" w:eastAsia="Malgun Gothic"/>
+                <w:b/>
+                <w:i w:val="0"/>
+                <w:sz w:val="20"/>
+              </w:rPr>
+              <w:t>zusammenräumen</w:t>
+            </w:r>
+            <w:r>
+              <w:rPr>
+                <w:rFonts w:ascii="Malgun Gothic" w:hAnsi="Malgun Gothic" w:cs="Malgun Gothic" w:eastAsia="Malgun Gothic"/>
+                <w:b w:val="0"/>
+                <w:i w:val="0"/>
+                <w:sz w:val="20"/>
+              </w:rPr>
+              <w:t xml:space="preserve">  —  정리하다</w:t>
+            </w:r>
+          </w:p>
+          <w:p>
+            <w:pPr>
+              <w:spacing w:after="40"/>
+            </w:pPr>
+            <w:r>
+              <w:rPr>
+                <w:rFonts w:ascii="Arial" w:hAnsi="Arial" w:cs="Arial" w:eastAsia="Malgun Gothic"/>
+                <w:b/>
+                <w:i w:val="0"/>
+                <w:sz w:val="20"/>
+              </w:rPr>
+              <w:t>das Konfetti (단수)</w:t>
+            </w:r>
+            <w:r>
+              <w:rPr>
+                <w:rFonts w:ascii="Malgun Gothic" w:hAnsi="Malgun Gothic" w:cs="Malgun Gothic" w:eastAsia="Malgun Gothic"/>
+                <w:b w:val="0"/>
+                <w:i w:val="0"/>
+                <w:sz w:val="20"/>
+              </w:rPr>
+              <w:t xml:space="preserve">  —  색종이</w:t>
+            </w:r>
+          </w:p>
+          <w:p>
+            <w:pPr>
+              <w:spacing w:after="40"/>
+            </w:pPr>
+            <w:r>
+              <w:rPr>
+                <w:rFonts w:ascii="Arial" w:hAnsi="Arial" w:cs="Arial" w:eastAsia="Malgun Gothic"/>
+                <w:b/>
+                <w:i w:val="0"/>
+                <w:sz w:val="20"/>
+              </w:rPr>
+              <w:t>der Krümel, -</w:t>
+            </w:r>
+            <w:r>
+              <w:rPr>
+                <w:rFonts w:ascii="Malgun Gothic" w:hAnsi="Malgun Gothic" w:cs="Malgun Gothic" w:eastAsia="Malgun Gothic"/>
+                <w:b w:val="0"/>
+                <w:i w:val="0"/>
+                <w:sz w:val="20"/>
+              </w:rPr>
+              <w:t xml:space="preserve">  —  부스러기</w:t>
+            </w:r>
+          </w:p>
+        </w:tc>
+      </w:tr>
+      <w:tr>
+        <w:tc>
+          <w:tcPr>
+            <w:tcW w:type="dxa" w:w="1500"/>
+            <w:tcBorders>
+              <w:top w:val="single" w:color="BFBFBF" w:sz="4"/>
+              <w:left w:val="single" w:color="BFBFBF" w:sz="4"/>
+              <w:bottom w:val="single" w:color="BFBFBF" w:sz="4"/>
+              <w:right w:val="single" w:color="BFBFBF" w:sz="4"/>
+            </w:tcBorders>
+            <w:shd w:fill="DEEAF6" w:color="auto" w:val="clear"/>
+          </w:tcPr>
+          <w:p>
+            <w:r>
+              <w:rPr>
+                <w:rFonts w:ascii="Malgun Gothic" w:hAnsi="Malgun Gothic" w:cs="Malgun Gothic" w:eastAsia="Malgun Gothic"/>
+                <w:b/>
+                <w:i w:val="0"/>
+                <w:color w:val="1F3864"/>
+                <w:sz w:val="20"/>
+              </w:rPr>
+              <w:t>문법</w:t>
+            </w:r>
+          </w:p>
+        </w:tc>
+        <w:tc>
+          <w:tcPr>
+            <w:tcW w:type="dxa" w:w="8138"/>
+            <w:tcBorders>
+              <w:top w:val="single" w:color="BFBFBF" w:sz="4"/>
+              <w:left w:val="single" w:color="BFBFBF" w:sz="4"/>
+              <w:bottom w:val="single" w:color="BFBFBF" w:sz="4"/>
+              <w:right w:val="single" w:color="BFBFBF" w:sz="4"/>
+            </w:tcBorders>
+          </w:tcPr>
+          <w:p>
+            <w:pPr>
+              <w:spacing w:after="40"/>
+            </w:pPr>
+            <w:r>
+              <w:rPr>
+                <w:rFonts w:ascii="Malgun Gothic" w:hAnsi="Malgun Gothic" w:cs="Malgun Gothic" w:eastAsia="Malgun Gothic"/>
+                <w:b w:val="0"/>
+                <w:i w:val="0"/>
+                <w:sz w:val="20"/>
+              </w:rPr>
+              <w:t>räumen ... zusammen은 분리동사 zusammenräumen입니다. Auf dem Boden der Turnhalle glitzern ...에서 장소 부사구가 앞에 오며 2격이 쓰입니다.</w:t>
+            </w:r>
+          </w:p>
+        </w:tc>
+      </w:tr>
+      <w:tr>
+        <w:tc>
+          <w:tcPr>
+            <w:tcW w:type="dxa" w:w="1500"/>
+            <w:tcBorders>
+              <w:top w:val="single" w:color="BFBFBF" w:sz="4"/>
+              <w:left w:val="single" w:color="BFBFBF" w:sz="4"/>
+              <w:bottom w:val="single" w:color="BFBFBF" w:sz="4"/>
+              <w:right w:val="single" w:color="BFBFBF" w:sz="4"/>
+            </w:tcBorders>
+            <w:shd w:fill="DEEAF6" w:color="auto" w:val="clear"/>
+          </w:tcPr>
+          <w:p>
+            <w:r>
+              <w:rPr>
+                <w:rFonts w:ascii="Malgun Gothic" w:hAnsi="Malgun Gothic" w:cs="Malgun Gothic" w:eastAsia="Malgun Gothic"/>
+                <w:b/>
+                <w:i w:val="0"/>
+                <w:color w:val="1F3864"/>
+                <w:sz w:val="20"/>
+              </w:rPr>
+              <w:t>표현</w:t>
+            </w:r>
+          </w:p>
+        </w:tc>
+        <w:tc>
+          <w:tcPr>
+            <w:tcW w:type="dxa" w:w="8138"/>
+            <w:tcBorders>
+              <w:top w:val="single" w:color="BFBFBF" w:sz="4"/>
+              <w:left w:val="single" w:color="BFBFBF" w:sz="4"/>
+              <w:bottom w:val="single" w:color="BFBFBF" w:sz="4"/>
+              <w:right w:val="single" w:color="BFBFBF" w:sz="4"/>
+            </w:tcBorders>
+          </w:tcPr>
+          <w:p>
+            <w:pPr>
+              <w:spacing w:after="40"/>
+            </w:pPr>
+            <w:r>
+              <w:rPr>
+                <w:rFonts w:ascii="Malgun Gothic" w:hAnsi="Malgun Gothic" w:cs="Malgun Gothic" w:eastAsia="Malgun Gothic"/>
+                <w:b w:val="0"/>
+                <w:i w:val="0"/>
+                <w:sz w:val="20"/>
+              </w:rPr>
+              <w:t>Nach der Veranstaltung은 nach + 3격입니다.</w:t>
+            </w:r>
+          </w:p>
+        </w:tc>
+      </w:tr>
+      <w:tr>
+        <w:tc>
+          <w:tcPr>
+            <w:tcW w:type="dxa" w:w="1500"/>
+            <w:tcBorders>
+              <w:top w:val="single" w:color="BFBFBF" w:sz="4"/>
+              <w:left w:val="single" w:color="BFBFBF" w:sz="4"/>
+              <w:bottom w:val="single" w:color="BFBFBF" w:sz="4"/>
+              <w:right w:val="single" w:color="BFBFBF" w:sz="4"/>
+            </w:tcBorders>
+            <w:shd w:fill="DEEAF6" w:color="auto" w:val="clear"/>
+          </w:tcPr>
+          <w:p>
+            <w:r>
+              <w:rPr>
+                <w:rFonts w:ascii="Malgun Gothic" w:hAnsi="Malgun Gothic" w:cs="Malgun Gothic" w:eastAsia="Malgun Gothic"/>
+                <w:b/>
+                <w:i w:val="0"/>
+                <w:color w:val="1F3864"/>
+                <w:sz w:val="20"/>
+              </w:rPr>
+              <w:t>시제</w:t>
+            </w:r>
+          </w:p>
+        </w:tc>
+        <w:tc>
+          <w:tcPr>
+            <w:tcW w:type="dxa" w:w="8138"/>
+            <w:tcBorders>
+              <w:top w:val="single" w:color="BFBFBF" w:sz="4"/>
+              <w:left w:val="single" w:color="BFBFBF" w:sz="4"/>
+              <w:bottom w:val="single" w:color="BFBFBF" w:sz="4"/>
+              <w:right w:val="single" w:color="BFBFBF" w:sz="4"/>
+            </w:tcBorders>
+          </w:tcPr>
+          <w:p>
+            <w:pPr>
+              <w:spacing w:after="40"/>
+            </w:pPr>
+            <w:r>
+              <w:rPr>
+                <w:rFonts w:ascii="Malgun Gothic" w:hAnsi="Malgun Gothic" w:cs="Malgun Gothic" w:eastAsia="Malgun Gothic"/>
+                <w:b w:val="0"/>
+                <w:i w:val="0"/>
+                <w:sz w:val="20"/>
+              </w:rPr>
+              <w:t>räumen ... zusammen, glitzern은 현재형입니다.</w:t>
+            </w:r>
+          </w:p>
+        </w:tc>
+      </w:tr>
+    </w:tbl>
+    <w:p>
+      <w:pPr>
+        <w:spacing w:after="0"/>
+      </w:pPr>
+    </w:p>
+    <w:p>
+      <w:pPr>
+        <w:keepNext/>
+        <w:spacing w:before="160"/>
+      </w:pPr>
+      <w:r>
+        <w:rPr>
+          <w:rFonts w:ascii="Arial" w:hAnsi="Arial" w:cs="Arial" w:eastAsia="Malgun Gothic"/>
+          <w:b/>
+          <w:i w:val="0"/>
+          <w:sz w:val="22"/>
+        </w:rPr>
+        <w:t>45. Mischa: Jonas, darf ich dir etwas zeigen? Aber du musst versprechen, nicht zu lachen. Es ist mein Geheimnis.</w:t>
+      </w:r>
+    </w:p>
+    <w:p>
+      <w:pPr>
+        <w:keepNext/>
+        <w:ind w:left="340"/>
+      </w:pPr>
+      <w:r>
+        <w:rPr>
+          <w:rFonts w:ascii="Malgun Gothic" w:hAnsi="Malgun Gothic" w:cs="Malgun Gothic" w:eastAsia="Malgun Gothic"/>
+          <w:b w:val="0"/>
+          <w:i/>
+          <w:color w:val="404040"/>
+          <w:sz w:val="20"/>
+        </w:rPr>
+        <w:t>요나스, 보여 줄 게 있는데 웃지 않겠다고 약속해야 해요. 제 비밀이에요.</w:t>
+      </w:r>
+    </w:p>
+    <w:tbl>
+      <w:tblPr>
+        <w:tblW w:type="auto" w:w="0"/>
+        <w:tblLayout w:type="fixed"/>
+        <w:tblLook w:firstColumn="1" w:firstRow="1" w:lastColumn="0" w:lastRow="0" w:noHBand="0" w:noVBand="1" w:val="04A0"/>
+      </w:tblPr>
+      <w:tblGrid>
+        <w:gridCol w:w="4819"/>
+        <w:gridCol w:w="4819"/>
+      </w:tblGrid>
+      <w:tr>
+        <w:tc>
+          <w:tcPr>
+            <w:tcW w:type="dxa" w:w="1500"/>
+            <w:tcBorders>
+              <w:top w:val="single" w:color="BFBFBF" w:sz="4"/>
+              <w:left w:val="single" w:color="BFBFBF" w:sz="4"/>
+              <w:bottom w:val="single" w:color="BFBFBF" w:sz="4"/>
+              <w:right w:val="single" w:color="BFBFBF" w:sz="4"/>
+            </w:tcBorders>
+            <w:shd w:fill="DEEAF6" w:color="auto" w:val="clear"/>
+          </w:tcPr>
+          <w:p>
+            <w:r>
+              <w:rPr>
+                <w:rFonts w:ascii="Malgun Gothic" w:hAnsi="Malgun Gothic" w:cs="Malgun Gothic" w:eastAsia="Malgun Gothic"/>
+                <w:b/>
+                <w:i w:val="0"/>
+                <w:color w:val="1F3864"/>
+                <w:sz w:val="20"/>
+              </w:rPr>
+              <w:t>주요 단어</w:t>
+            </w:r>
+          </w:p>
+        </w:tc>
+        <w:tc>
+          <w:tcPr>
+            <w:tcW w:type="dxa" w:w="8138"/>
+            <w:tcBorders>
+              <w:top w:val="single" w:color="BFBFBF" w:sz="4"/>
+              <w:left w:val="single" w:color="BFBFBF" w:sz="4"/>
+              <w:bottom w:val="single" w:color="BFBFBF" w:sz="4"/>
+              <w:right w:val="single" w:color="BFBFBF" w:sz="4"/>
+            </w:tcBorders>
+          </w:tcPr>
+          <w:p>
+            <w:pPr>
+              <w:spacing w:after="40"/>
+            </w:pPr>
+            <w:r>
+              <w:rPr>
+                <w:rFonts w:ascii="Arial" w:hAnsi="Arial" w:cs="Arial" w:eastAsia="Malgun Gothic"/>
+                <w:b/>
+                <w:i w:val="0"/>
+                <w:sz w:val="20"/>
+              </w:rPr>
+              <w:t>das Geheimnis, -se</w:t>
+            </w:r>
+            <w:r>
+              <w:rPr>
+                <w:rFonts w:ascii="Malgun Gothic" w:hAnsi="Malgun Gothic" w:cs="Malgun Gothic" w:eastAsia="Malgun Gothic"/>
+                <w:b w:val="0"/>
+                <w:i w:val="0"/>
+                <w:sz w:val="20"/>
+              </w:rPr>
+              <w:t xml:space="preserve">  —  비밀</w:t>
+            </w:r>
+          </w:p>
+          <w:p>
+            <w:pPr>
+              <w:spacing w:after="40"/>
+            </w:pPr>
+            <w:r>
+              <w:rPr>
+                <w:rFonts w:ascii="Arial" w:hAnsi="Arial" w:cs="Arial" w:eastAsia="Malgun Gothic"/>
+                <w:b/>
+                <w:i w:val="0"/>
+                <w:sz w:val="20"/>
+              </w:rPr>
+              <w:t>versprechen</w:t>
+            </w:r>
+            <w:r>
+              <w:rPr>
+                <w:rFonts w:ascii="Malgun Gothic" w:hAnsi="Malgun Gothic" w:cs="Malgun Gothic" w:eastAsia="Malgun Gothic"/>
+                <w:b w:val="0"/>
+                <w:i w:val="0"/>
+                <w:sz w:val="20"/>
+              </w:rPr>
+              <w:t xml:space="preserve">  —  약속하다</w:t>
+            </w:r>
+          </w:p>
+          <w:p>
+            <w:pPr>
+              <w:spacing w:after="40"/>
+            </w:pPr>
+            <w:r>
+              <w:rPr>
+                <w:rFonts w:ascii="Arial" w:hAnsi="Arial" w:cs="Arial" w:eastAsia="Malgun Gothic"/>
+                <w:b/>
+                <w:i w:val="0"/>
+                <w:sz w:val="20"/>
+              </w:rPr>
+              <w:t>lachen</w:t>
+            </w:r>
+            <w:r>
+              <w:rPr>
+                <w:rFonts w:ascii="Malgun Gothic" w:hAnsi="Malgun Gothic" w:cs="Malgun Gothic" w:eastAsia="Malgun Gothic"/>
+                <w:b w:val="0"/>
+                <w:i w:val="0"/>
+                <w:sz w:val="20"/>
+              </w:rPr>
+              <w:t xml:space="preserve">  —  웃다</w:t>
+            </w:r>
+          </w:p>
+        </w:tc>
+      </w:tr>
+      <w:tr>
+        <w:tc>
+          <w:tcPr>
+            <w:tcW w:type="dxa" w:w="1500"/>
+            <w:tcBorders>
+              <w:top w:val="single" w:color="BFBFBF" w:sz="4"/>
+              <w:left w:val="single" w:color="BFBFBF" w:sz="4"/>
+              <w:bottom w:val="single" w:color="BFBFBF" w:sz="4"/>
+              <w:right w:val="single" w:color="BFBFBF" w:sz="4"/>
+            </w:tcBorders>
+            <w:shd w:fill="DEEAF6" w:color="auto" w:val="clear"/>
+          </w:tcPr>
+          <w:p>
+            <w:r>
+              <w:rPr>
+                <w:rFonts w:ascii="Malgun Gothic" w:hAnsi="Malgun Gothic" w:cs="Malgun Gothic" w:eastAsia="Malgun Gothic"/>
+                <w:b/>
+                <w:i w:val="0"/>
+                <w:color w:val="1F3864"/>
+                <w:sz w:val="20"/>
+              </w:rPr>
+              <w:t>문법</w:t>
+            </w:r>
+          </w:p>
+        </w:tc>
+        <w:tc>
+          <w:tcPr>
+            <w:tcW w:type="dxa" w:w="8138"/>
+            <w:tcBorders>
+              <w:top w:val="single" w:color="BFBFBF" w:sz="4"/>
+              <w:left w:val="single" w:color="BFBFBF" w:sz="4"/>
+              <w:bottom w:val="single" w:color="BFBFBF" w:sz="4"/>
+              <w:right w:val="single" w:color="BFBFBF" w:sz="4"/>
+            </w:tcBorders>
+          </w:tcPr>
+          <w:p>
+            <w:pPr>
+              <w:spacing w:after="40"/>
+            </w:pPr>
+            <w:r>
+              <w:rPr>
+                <w:rFonts w:ascii="Malgun Gothic" w:hAnsi="Malgun Gothic" w:cs="Malgun Gothic" w:eastAsia="Malgun Gothic"/>
+                <w:b w:val="0"/>
+                <w:i w:val="0"/>
+                <w:sz w:val="20"/>
+              </w:rPr>
+              <w:t>du musst versprechen, nicht zu lachen에서 zu 부정형이 쓰입니다. Darf ich dir etwas zeigen?은 허락을 구하는 의문문입니다.</w:t>
+            </w:r>
+          </w:p>
+        </w:tc>
+      </w:tr>
+      <w:tr>
+        <w:tc>
+          <w:tcPr>
+            <w:tcW w:type="dxa" w:w="1500"/>
+            <w:tcBorders>
+              <w:top w:val="single" w:color="BFBFBF" w:sz="4"/>
+              <w:left w:val="single" w:color="BFBFBF" w:sz="4"/>
+              <w:bottom w:val="single" w:color="BFBFBF" w:sz="4"/>
+              <w:right w:val="single" w:color="BFBFBF" w:sz="4"/>
+            </w:tcBorders>
+            <w:shd w:fill="DEEAF6" w:color="auto" w:val="clear"/>
+          </w:tcPr>
+          <w:p>
+            <w:r>
+              <w:rPr>
+                <w:rFonts w:ascii="Malgun Gothic" w:hAnsi="Malgun Gothic" w:cs="Malgun Gothic" w:eastAsia="Malgun Gothic"/>
+                <w:b/>
+                <w:i w:val="0"/>
+                <w:color w:val="1F3864"/>
+                <w:sz w:val="20"/>
+              </w:rPr>
+              <w:t>표현</w:t>
+            </w:r>
+          </w:p>
+        </w:tc>
+        <w:tc>
+          <w:tcPr>
+            <w:tcW w:type="dxa" w:w="8138"/>
+            <w:tcBorders>
+              <w:top w:val="single" w:color="BFBFBF" w:sz="4"/>
+              <w:left w:val="single" w:color="BFBFBF" w:sz="4"/>
+              <w:bottom w:val="single" w:color="BFBFBF" w:sz="4"/>
+              <w:right w:val="single" w:color="BFBFBF" w:sz="4"/>
+            </w:tcBorders>
+          </w:tcPr>
+          <w:p>
+            <w:pPr>
+              <w:spacing w:after="40"/>
+            </w:pPr>
+            <w:r>
+              <w:rPr>
+                <w:rFonts w:ascii="Malgun Gothic" w:hAnsi="Malgun Gothic" w:cs="Malgun Gothic" w:eastAsia="Malgun Gothic"/>
+                <w:b w:val="0"/>
+                <w:i w:val="0"/>
+                <w:sz w:val="20"/>
+              </w:rPr>
+              <w:t>Es ist mein Geheimnis는 술어 명사 문장입니다.</w:t>
+            </w:r>
+          </w:p>
+        </w:tc>
+      </w:tr>
+      <w:tr>
+        <w:tc>
+          <w:tcPr>
+            <w:tcW w:type="dxa" w:w="1500"/>
+            <w:tcBorders>
+              <w:top w:val="single" w:color="BFBFBF" w:sz="4"/>
+              <w:left w:val="single" w:color="BFBFBF" w:sz="4"/>
+              <w:bottom w:val="single" w:color="BFBFBF" w:sz="4"/>
+              <w:right w:val="single" w:color="BFBFBF" w:sz="4"/>
+            </w:tcBorders>
+            <w:shd w:fill="DEEAF6" w:color="auto" w:val="clear"/>
+          </w:tcPr>
+          <w:p>
+            <w:r>
+              <w:rPr>
+                <w:rFonts w:ascii="Malgun Gothic" w:hAnsi="Malgun Gothic" w:cs="Malgun Gothic" w:eastAsia="Malgun Gothic"/>
+                <w:b/>
+                <w:i w:val="0"/>
+                <w:color w:val="1F3864"/>
+                <w:sz w:val="20"/>
+              </w:rPr>
+              <w:t>시제</w:t>
+            </w:r>
+          </w:p>
+        </w:tc>
+        <w:tc>
+          <w:tcPr>
+            <w:tcW w:type="dxa" w:w="8138"/>
+            <w:tcBorders>
+              <w:top w:val="single" w:color="BFBFBF" w:sz="4"/>
+              <w:left w:val="single" w:color="BFBFBF" w:sz="4"/>
+              <w:bottom w:val="single" w:color="BFBFBF" w:sz="4"/>
+              <w:right w:val="single" w:color="BFBFBF" w:sz="4"/>
+            </w:tcBorders>
+          </w:tcPr>
+          <w:p>
+            <w:pPr>
+              <w:spacing w:after="40"/>
+            </w:pPr>
+            <w:r>
+              <w:rPr>
+                <w:rFonts w:ascii="Malgun Gothic" w:hAnsi="Malgun Gothic" w:cs="Malgun Gothic" w:eastAsia="Malgun Gothic"/>
+                <w:b w:val="0"/>
+                <w:i w:val="0"/>
+                <w:sz w:val="20"/>
+              </w:rPr>
+              <w:t>darf, musst, ist는 현재형입니다.</w:t>
+            </w:r>
+          </w:p>
+        </w:tc>
+      </w:tr>
+    </w:tbl>
+    <w:p>
+      <w:pPr>
+        <w:spacing w:after="0"/>
+      </w:pPr>
+    </w:p>
+    <w:p>
+      <w:pPr>
+        <w:keepNext/>
+        <w:spacing w:before="160"/>
+      </w:pPr>
+      <w:r>
+        <w:rPr>
+          <w:rFonts w:ascii="Arial" w:hAnsi="Arial" w:cs="Arial" w:eastAsia="Malgun Gothic"/>
+          <w:b/>
+          <w:i w:val="0"/>
+          <w:sz w:val="22"/>
+        </w:rPr>
+        <w:t>46. Jonas: Er holt aus seinem Rucksack ein kleines Heft mit einem selbstgemalten Einband: ein Fahrrad mit Flügeln. Auf der ersten Seite steht in krakeliger Schrift: „Mein Plan."</w:t>
+      </w:r>
+    </w:p>
+    <w:p>
+      <w:pPr>
+        <w:keepNext/>
+        <w:ind w:left="340"/>
+      </w:pPr>
+      <w:r>
+        <w:rPr>
+          <w:rFonts w:ascii="Malgun Gothic" w:hAnsi="Malgun Gothic" w:cs="Malgun Gothic" w:eastAsia="Malgun Gothic"/>
+          <w:b w:val="0"/>
+          <w:i/>
+          <w:color w:val="404040"/>
+          <w:sz w:val="20"/>
+        </w:rPr>
+        <w:t>아이는 배낭에서 직접 그린 표지의 작은 공책을 꺼낸다. 날개 달린 자전거다. 첫 장에는 삐뚤빼뚤한 글씨로 '나의 계획'이라고 쓰여 있다.</w:t>
+      </w:r>
+    </w:p>
+    <w:tbl>
+      <w:tblPr>
+        <w:tblW w:type="auto" w:w="0"/>
+        <w:tblLayout w:type="fixed"/>
+        <w:tblLook w:firstColumn="1" w:firstRow="1" w:lastColumn="0" w:lastRow="0" w:noHBand="0" w:noVBand="1" w:val="04A0"/>
+      </w:tblPr>
+      <w:tblGrid>
+        <w:gridCol w:w="4819"/>
+        <w:gridCol w:w="4819"/>
+      </w:tblGrid>
+      <w:tr>
+        <w:tc>
+          <w:tcPr>
+            <w:tcW w:type="dxa" w:w="1500"/>
+            <w:tcBorders>
+              <w:top w:val="single" w:color="BFBFBF" w:sz="4"/>
+              <w:left w:val="single" w:color="BFBFBF" w:sz="4"/>
+              <w:bottom w:val="single" w:color="BFBFBF" w:sz="4"/>
+              <w:right w:val="single" w:color="BFBFBF" w:sz="4"/>
+            </w:tcBorders>
+            <w:shd w:fill="DEEAF6" w:color="auto" w:val="clear"/>
+          </w:tcPr>
+          <w:p>
+            <w:r>
+              <w:rPr>
+                <w:rFonts w:ascii="Malgun Gothic" w:hAnsi="Malgun Gothic" w:cs="Malgun Gothic" w:eastAsia="Malgun Gothic"/>
+                <w:b/>
+                <w:i w:val="0"/>
+                <w:color w:val="1F3864"/>
+                <w:sz w:val="20"/>
+              </w:rPr>
+              <w:t>주요 단어</w:t>
+            </w:r>
+          </w:p>
+        </w:tc>
+        <w:tc>
+          <w:tcPr>
+            <w:tcW w:type="dxa" w:w="8138"/>
+            <w:tcBorders>
+              <w:top w:val="single" w:color="BFBFBF" w:sz="4"/>
+              <w:left w:val="single" w:color="BFBFBF" w:sz="4"/>
+              <w:bottom w:val="single" w:color="BFBFBF" w:sz="4"/>
+              <w:right w:val="single" w:color="BFBFBF" w:sz="4"/>
+            </w:tcBorders>
+          </w:tcPr>
+          <w:p>
+            <w:pPr>
+              <w:spacing w:after="40"/>
+            </w:pPr>
+            <w:r>
+              <w:rPr>
+                <w:rFonts w:ascii="Arial" w:hAnsi="Arial" w:cs="Arial" w:eastAsia="Malgun Gothic"/>
+                <w:b/>
+                <w:i w:val="0"/>
+                <w:sz w:val="20"/>
+              </w:rPr>
+              <w:t>der Flügel, -</w:t>
+            </w:r>
+            <w:r>
+              <w:rPr>
+                <w:rFonts w:ascii="Malgun Gothic" w:hAnsi="Malgun Gothic" w:cs="Malgun Gothic" w:eastAsia="Malgun Gothic"/>
+                <w:b w:val="0"/>
+                <w:i w:val="0"/>
+                <w:sz w:val="20"/>
+              </w:rPr>
+              <w:t xml:space="preserve">  —  날개</w:t>
+            </w:r>
+          </w:p>
+          <w:p>
+            <w:pPr>
+              <w:spacing w:after="40"/>
+            </w:pPr>
+            <w:r>
+              <w:rPr>
+                <w:rFonts w:ascii="Arial" w:hAnsi="Arial" w:cs="Arial" w:eastAsia="Malgun Gothic"/>
+                <w:b/>
+                <w:i w:val="0"/>
+                <w:sz w:val="20"/>
+              </w:rPr>
+              <w:t>krakelig</w:t>
+            </w:r>
+            <w:r>
+              <w:rPr>
+                <w:rFonts w:ascii="Malgun Gothic" w:hAnsi="Malgun Gothic" w:cs="Malgun Gothic" w:eastAsia="Malgun Gothic"/>
+                <w:b w:val="0"/>
+                <w:i w:val="0"/>
+                <w:sz w:val="20"/>
+              </w:rPr>
+              <w:t xml:space="preserve">  —  삐뚤빼뚤한</w:t>
+            </w:r>
+          </w:p>
+          <w:p>
+            <w:pPr>
+              <w:spacing w:after="40"/>
+            </w:pPr>
+            <w:r>
+              <w:rPr>
+                <w:rFonts w:ascii="Arial" w:hAnsi="Arial" w:cs="Arial" w:eastAsia="Malgun Gothic"/>
+                <w:b/>
+                <w:i w:val="0"/>
+                <w:sz w:val="20"/>
+              </w:rPr>
+              <w:t>der Einband, -bände</w:t>
+            </w:r>
+            <w:r>
+              <w:rPr>
+                <w:rFonts w:ascii="Malgun Gothic" w:hAnsi="Malgun Gothic" w:cs="Malgun Gothic" w:eastAsia="Malgun Gothic"/>
+                <w:b w:val="0"/>
+                <w:i w:val="0"/>
+                <w:sz w:val="20"/>
+              </w:rPr>
+              <w:t xml:space="preserve">  —  표지</w:t>
+            </w:r>
+          </w:p>
+        </w:tc>
+      </w:tr>
+      <w:tr>
+        <w:tc>
+          <w:tcPr>
+            <w:tcW w:type="dxa" w:w="1500"/>
+            <w:tcBorders>
+              <w:top w:val="single" w:color="BFBFBF" w:sz="4"/>
+              <w:left w:val="single" w:color="BFBFBF" w:sz="4"/>
+              <w:bottom w:val="single" w:color="BFBFBF" w:sz="4"/>
+              <w:right w:val="single" w:color="BFBFBF" w:sz="4"/>
+            </w:tcBorders>
+            <w:shd w:fill="DEEAF6" w:color="auto" w:val="clear"/>
+          </w:tcPr>
+          <w:p>
+            <w:r>
+              <w:rPr>
+                <w:rFonts w:ascii="Malgun Gothic" w:hAnsi="Malgun Gothic" w:cs="Malgun Gothic" w:eastAsia="Malgun Gothic"/>
+                <w:b/>
+                <w:i w:val="0"/>
+                <w:color w:val="1F3864"/>
+                <w:sz w:val="20"/>
+              </w:rPr>
+              <w:t>문법</w:t>
+            </w:r>
+          </w:p>
+        </w:tc>
+        <w:tc>
+          <w:tcPr>
+            <w:tcW w:type="dxa" w:w="8138"/>
+            <w:tcBorders>
+              <w:top w:val="single" w:color="BFBFBF" w:sz="4"/>
+              <w:left w:val="single" w:color="BFBFBF" w:sz="4"/>
+              <w:bottom w:val="single" w:color="BFBFBF" w:sz="4"/>
+              <w:right w:val="single" w:color="BFBFBF" w:sz="4"/>
+            </w:tcBorders>
+          </w:tcPr>
+          <w:p>
+            <w:pPr>
+              <w:spacing w:after="40"/>
+            </w:pPr>
+            <w:r>
+              <w:rPr>
+                <w:rFonts w:ascii="Malgun Gothic" w:hAnsi="Malgun Gothic" w:cs="Malgun Gothic" w:eastAsia="Malgun Gothic"/>
+                <w:b w:val="0"/>
+                <w:i w:val="0"/>
+                <w:sz w:val="20"/>
+              </w:rPr>
+              <w:t>Er holt aus seinem Rucksack ein kleines Heft ... hervor에서 aus + 3격이 쓰입니다. in krakeliger Schrift는 in + 3격입니다.</w:t>
+            </w:r>
+          </w:p>
+        </w:tc>
+      </w:tr>
+      <w:tr>
+        <w:tc>
+          <w:tcPr>
+            <w:tcW w:type="dxa" w:w="1500"/>
+            <w:tcBorders>
+              <w:top w:val="single" w:color="BFBFBF" w:sz="4"/>
+              <w:left w:val="single" w:color="BFBFBF" w:sz="4"/>
+              <w:bottom w:val="single" w:color="BFBFBF" w:sz="4"/>
+              <w:right w:val="single" w:color="BFBFBF" w:sz="4"/>
+            </w:tcBorders>
+            <w:shd w:fill="DEEAF6" w:color="auto" w:val="clear"/>
+          </w:tcPr>
+          <w:p>
+            <w:r>
+              <w:rPr>
+                <w:rFonts w:ascii="Malgun Gothic" w:hAnsi="Malgun Gothic" w:cs="Malgun Gothic" w:eastAsia="Malgun Gothic"/>
+                <w:b/>
+                <w:i w:val="0"/>
+                <w:color w:val="1F3864"/>
+                <w:sz w:val="20"/>
+              </w:rPr>
+              <w:t>표현</w:t>
+            </w:r>
+          </w:p>
+        </w:tc>
+        <w:tc>
+          <w:tcPr>
+            <w:tcW w:type="dxa" w:w="8138"/>
+            <w:tcBorders>
+              <w:top w:val="single" w:color="BFBFBF" w:sz="4"/>
+              <w:left w:val="single" w:color="BFBFBF" w:sz="4"/>
+              <w:bottom w:val="single" w:color="BFBFBF" w:sz="4"/>
+              <w:right w:val="single" w:color="BFBFBF" w:sz="4"/>
+            </w:tcBorders>
+          </w:tcPr>
+          <w:p>
+            <w:pPr>
+              <w:spacing w:after="40"/>
+            </w:pPr>
+            <w:r>
+              <w:rPr>
+                <w:rFonts w:ascii="Malgun Gothic" w:hAnsi="Malgun Gothic" w:cs="Malgun Gothic" w:eastAsia="Malgun Gothic"/>
+                <w:b w:val="0"/>
+                <w:i w:val="0"/>
+                <w:sz w:val="20"/>
+              </w:rPr>
+              <w:t>mit einem selbstgemalten Einband는 mit + 3격입니다.</w:t>
+            </w:r>
+          </w:p>
+        </w:tc>
+      </w:tr>
+      <w:tr>
+        <w:tc>
+          <w:tcPr>
+            <w:tcW w:type="dxa" w:w="1500"/>
+            <w:tcBorders>
+              <w:top w:val="single" w:color="BFBFBF" w:sz="4"/>
+              <w:left w:val="single" w:color="BFBFBF" w:sz="4"/>
+              <w:bottom w:val="single" w:color="BFBFBF" w:sz="4"/>
+              <w:right w:val="single" w:color="BFBFBF" w:sz="4"/>
+            </w:tcBorders>
+            <w:shd w:fill="DEEAF6" w:color="auto" w:val="clear"/>
+          </w:tcPr>
+          <w:p>
+            <w:r>
+              <w:rPr>
+                <w:rFonts w:ascii="Malgun Gothic" w:hAnsi="Malgun Gothic" w:cs="Malgun Gothic" w:eastAsia="Malgun Gothic"/>
+                <w:b/>
+                <w:i w:val="0"/>
+                <w:color w:val="1F3864"/>
+                <w:sz w:val="20"/>
+              </w:rPr>
+              <w:t>시제</w:t>
+            </w:r>
+          </w:p>
+        </w:tc>
+        <w:tc>
+          <w:tcPr>
+            <w:tcW w:type="dxa" w:w="8138"/>
+            <w:tcBorders>
+              <w:top w:val="single" w:color="BFBFBF" w:sz="4"/>
+              <w:left w:val="single" w:color="BFBFBF" w:sz="4"/>
+              <w:bottom w:val="single" w:color="BFBFBF" w:sz="4"/>
+              <w:right w:val="single" w:color="BFBFBF" w:sz="4"/>
+            </w:tcBorders>
+          </w:tcPr>
+          <w:p>
+            <w:pPr>
+              <w:spacing w:after="40"/>
+            </w:pPr>
+            <w:r>
+              <w:rPr>
+                <w:rFonts w:ascii="Malgun Gothic" w:hAnsi="Malgun Gothic" w:cs="Malgun Gothic" w:eastAsia="Malgun Gothic"/>
+                <w:b w:val="0"/>
+                <w:i w:val="0"/>
+                <w:sz w:val="20"/>
+              </w:rPr>
+              <w:t>holt, steht는 현재형입니다.</w:t>
+            </w:r>
+          </w:p>
+        </w:tc>
+      </w:tr>
+    </w:tbl>
+    <w:p>
+      <w:pPr>
+        <w:spacing w:after="0"/>
+      </w:pPr>
+    </w:p>
+    <w:p>
+      <w:pPr>
+        <w:keepNext/>
+        <w:spacing w:before="160"/>
+      </w:pPr>
+      <w:r>
+        <w:rPr>
+          <w:rFonts w:ascii="Arial" w:hAnsi="Arial" w:cs="Arial" w:eastAsia="Malgun Gothic"/>
+          <w:b/>
+          <w:i w:val="0"/>
+          <w:sz w:val="22"/>
+        </w:rPr>
+        <w:t>47. Mischa: Ich will Mathematiker werden. Und gleichzeitig Anwalt. Dann kann ich Zahlen beweisen und Menschen verteidigen. Ist das möglich?</w:t>
+      </w:r>
+    </w:p>
+    <w:p>
+      <w:pPr>
+        <w:keepNext/>
+        <w:ind w:left="340"/>
+      </w:pPr>
+      <w:r>
+        <w:rPr>
+          <w:rFonts w:ascii="Malgun Gothic" w:hAnsi="Malgun Gothic" w:cs="Malgun Gothic" w:eastAsia="Malgun Gothic"/>
+          <w:b w:val="0"/>
+          <w:i/>
+          <w:color w:val="404040"/>
+          <w:sz w:val="20"/>
+        </w:rPr>
+        <w:t>수학자가 되고 싶어요. 그리고 변호사도요. 그러면 숫자를 증명하고 사람을 변호할 수 있잖아요. 가능해요?</w:t>
+      </w:r>
+    </w:p>
+    <w:tbl>
+      <w:tblPr>
+        <w:tblW w:type="auto" w:w="0"/>
+        <w:tblLayout w:type="fixed"/>
+        <w:tblLook w:firstColumn="1" w:firstRow="1" w:lastColumn="0" w:lastRow="0" w:noHBand="0" w:noVBand="1" w:val="04A0"/>
+      </w:tblPr>
+      <w:tblGrid>
+        <w:gridCol w:w="4819"/>
+        <w:gridCol w:w="4819"/>
+      </w:tblGrid>
+      <w:tr>
+        <w:tc>
+          <w:tcPr>
+            <w:tcW w:type="dxa" w:w="1500"/>
+            <w:tcBorders>
+              <w:top w:val="single" w:color="BFBFBF" w:sz="4"/>
+              <w:left w:val="single" w:color="BFBFBF" w:sz="4"/>
+              <w:bottom w:val="single" w:color="BFBFBF" w:sz="4"/>
+              <w:right w:val="single" w:color="BFBFBF" w:sz="4"/>
+            </w:tcBorders>
+            <w:shd w:fill="DEEAF6" w:color="auto" w:val="clear"/>
+          </w:tcPr>
+          <w:p>
+            <w:r>
+              <w:rPr>
+                <w:rFonts w:ascii="Malgun Gothic" w:hAnsi="Malgun Gothic" w:cs="Malgun Gothic" w:eastAsia="Malgun Gothic"/>
+                <w:b/>
+                <w:i w:val="0"/>
+                <w:color w:val="1F3864"/>
+                <w:sz w:val="20"/>
+              </w:rPr>
+              <w:t>주요 단어</w:t>
+            </w:r>
+          </w:p>
+        </w:tc>
+        <w:tc>
+          <w:tcPr>
+            <w:tcW w:type="dxa" w:w="8138"/>
+            <w:tcBorders>
+              <w:top w:val="single" w:color="BFBFBF" w:sz="4"/>
+              <w:left w:val="single" w:color="BFBFBF" w:sz="4"/>
+              <w:bottom w:val="single" w:color="BFBFBF" w:sz="4"/>
+              <w:right w:val="single" w:color="BFBFBF" w:sz="4"/>
+            </w:tcBorders>
+          </w:tcPr>
+          <w:p>
+            <w:pPr>
+              <w:spacing w:after="40"/>
+            </w:pPr>
+            <w:r>
+              <w:rPr>
+                <w:rFonts w:ascii="Arial" w:hAnsi="Arial" w:cs="Arial" w:eastAsia="Malgun Gothic"/>
+                <w:b/>
+                <w:i w:val="0"/>
+                <w:sz w:val="20"/>
+              </w:rPr>
+              <w:t>der Mathematiker, -</w:t>
+            </w:r>
+            <w:r>
+              <w:rPr>
+                <w:rFonts w:ascii="Malgun Gothic" w:hAnsi="Malgun Gothic" w:cs="Malgun Gothic" w:eastAsia="Malgun Gothic"/>
+                <w:b w:val="0"/>
+                <w:i w:val="0"/>
+                <w:sz w:val="20"/>
+              </w:rPr>
+              <w:t xml:space="preserve">  —  수학자</w:t>
+            </w:r>
+          </w:p>
+          <w:p>
+            <w:pPr>
+              <w:spacing w:after="40"/>
+            </w:pPr>
+            <w:r>
+              <w:rPr>
+                <w:rFonts w:ascii="Arial" w:hAnsi="Arial" w:cs="Arial" w:eastAsia="Malgun Gothic"/>
+                <w:b/>
+                <w:i w:val="0"/>
+                <w:sz w:val="20"/>
+              </w:rPr>
+              <w:t>verteidigen</w:t>
+            </w:r>
+            <w:r>
+              <w:rPr>
+                <w:rFonts w:ascii="Malgun Gothic" w:hAnsi="Malgun Gothic" w:cs="Malgun Gothic" w:eastAsia="Malgun Gothic"/>
+                <w:b w:val="0"/>
+                <w:i w:val="0"/>
+                <w:sz w:val="20"/>
+              </w:rPr>
+              <w:t xml:space="preserve">  —  변호하다</w:t>
+            </w:r>
+          </w:p>
+          <w:p>
+            <w:pPr>
+              <w:spacing w:after="40"/>
+            </w:pPr>
+            <w:r>
+              <w:rPr>
+                <w:rFonts w:ascii="Arial" w:hAnsi="Arial" w:cs="Arial" w:eastAsia="Malgun Gothic"/>
+                <w:b/>
+                <w:i w:val="0"/>
+                <w:sz w:val="20"/>
+              </w:rPr>
+              <w:t>beweisen</w:t>
+            </w:r>
+            <w:r>
+              <w:rPr>
+                <w:rFonts w:ascii="Malgun Gothic" w:hAnsi="Malgun Gothic" w:cs="Malgun Gothic" w:eastAsia="Malgun Gothic"/>
+                <w:b w:val="0"/>
+                <w:i w:val="0"/>
+                <w:sz w:val="20"/>
+              </w:rPr>
+              <w:t xml:space="preserve">  —  증명하다</w:t>
+            </w:r>
+          </w:p>
+        </w:tc>
+      </w:tr>
+      <w:tr>
+        <w:tc>
+          <w:tcPr>
+            <w:tcW w:type="dxa" w:w="1500"/>
+            <w:tcBorders>
+              <w:top w:val="single" w:color="BFBFBF" w:sz="4"/>
+              <w:left w:val="single" w:color="BFBFBF" w:sz="4"/>
+              <w:bottom w:val="single" w:color="BFBFBF" w:sz="4"/>
+              <w:right w:val="single" w:color="BFBFBF" w:sz="4"/>
+            </w:tcBorders>
+            <w:shd w:fill="DEEAF6" w:color="auto" w:val="clear"/>
+          </w:tcPr>
+          <w:p>
+            <w:r>
+              <w:rPr>
+                <w:rFonts w:ascii="Malgun Gothic" w:hAnsi="Malgun Gothic" w:cs="Malgun Gothic" w:eastAsia="Malgun Gothic"/>
+                <w:b/>
+                <w:i w:val="0"/>
+                <w:color w:val="1F3864"/>
+                <w:sz w:val="20"/>
+              </w:rPr>
+              <w:t>문법</w:t>
+            </w:r>
+          </w:p>
+        </w:tc>
+        <w:tc>
+          <w:tcPr>
+            <w:tcW w:type="dxa" w:w="8138"/>
+            <w:tcBorders>
+              <w:top w:val="single" w:color="BFBFBF" w:sz="4"/>
+              <w:left w:val="single" w:color="BFBFBF" w:sz="4"/>
+              <w:bottom w:val="single" w:color="BFBFBF" w:sz="4"/>
+              <w:right w:val="single" w:color="BFBFBF" w:sz="4"/>
+            </w:tcBorders>
+          </w:tcPr>
+          <w:p>
+            <w:pPr>
+              <w:spacing w:after="40"/>
+            </w:pPr>
+            <w:r>
+              <w:rPr>
+                <w:rFonts w:ascii="Malgun Gothic" w:hAnsi="Malgun Gothic" w:cs="Malgun Gothic" w:eastAsia="Malgun Gothic"/>
+                <w:b w:val="0"/>
+                <w:i w:val="0"/>
+                <w:sz w:val="20"/>
+              </w:rPr>
+              <w:t>Ich will Mathematiker werden에서 wollen + werden이 쓰입니다. Dann kann ich Zahlen beweisen und Menschen verteidigen에서 두 부정형이 병렬됩니다.</w:t>
+            </w:r>
+          </w:p>
+        </w:tc>
+      </w:tr>
+      <w:tr>
+        <w:tc>
+          <w:tcPr>
+            <w:tcW w:type="dxa" w:w="1500"/>
+            <w:tcBorders>
+              <w:top w:val="single" w:color="BFBFBF" w:sz="4"/>
+              <w:left w:val="single" w:color="BFBFBF" w:sz="4"/>
+              <w:bottom w:val="single" w:color="BFBFBF" w:sz="4"/>
+              <w:right w:val="single" w:color="BFBFBF" w:sz="4"/>
+            </w:tcBorders>
+            <w:shd w:fill="DEEAF6" w:color="auto" w:val="clear"/>
+          </w:tcPr>
+          <w:p>
+            <w:r>
+              <w:rPr>
+                <w:rFonts w:ascii="Malgun Gothic" w:hAnsi="Malgun Gothic" w:cs="Malgun Gothic" w:eastAsia="Malgun Gothic"/>
+                <w:b/>
+                <w:i w:val="0"/>
+                <w:color w:val="1F3864"/>
+                <w:sz w:val="20"/>
+              </w:rPr>
+              <w:t>표현</w:t>
+            </w:r>
+          </w:p>
+        </w:tc>
+        <w:tc>
+          <w:tcPr>
+            <w:tcW w:type="dxa" w:w="8138"/>
+            <w:tcBorders>
+              <w:top w:val="single" w:color="BFBFBF" w:sz="4"/>
+              <w:left w:val="single" w:color="BFBFBF" w:sz="4"/>
+              <w:bottom w:val="single" w:color="BFBFBF" w:sz="4"/>
+              <w:right w:val="single" w:color="BFBFBF" w:sz="4"/>
+            </w:tcBorders>
+          </w:tcPr>
+          <w:p>
+            <w:pPr>
+              <w:spacing w:after="40"/>
+            </w:pPr>
+            <w:r>
+              <w:rPr>
+                <w:rFonts w:ascii="Malgun Gothic" w:hAnsi="Malgun Gothic" w:cs="Malgun Gothic" w:eastAsia="Malgun Gothic"/>
+                <w:b w:val="0"/>
+                <w:i w:val="0"/>
+                <w:sz w:val="20"/>
+              </w:rPr>
+              <w:t>Ist das möglich?는 동사가 앞에 오는 의문문입니다.</w:t>
+            </w:r>
+          </w:p>
+        </w:tc>
+      </w:tr>
+      <w:tr>
+        <w:tc>
+          <w:tcPr>
+            <w:tcW w:type="dxa" w:w="1500"/>
+            <w:tcBorders>
+              <w:top w:val="single" w:color="BFBFBF" w:sz="4"/>
+              <w:left w:val="single" w:color="BFBFBF" w:sz="4"/>
+              <w:bottom w:val="single" w:color="BFBFBF" w:sz="4"/>
+              <w:right w:val="single" w:color="BFBFBF" w:sz="4"/>
+            </w:tcBorders>
+            <w:shd w:fill="DEEAF6" w:color="auto" w:val="clear"/>
+          </w:tcPr>
+          <w:p>
+            <w:r>
+              <w:rPr>
+                <w:rFonts w:ascii="Malgun Gothic" w:hAnsi="Malgun Gothic" w:cs="Malgun Gothic" w:eastAsia="Malgun Gothic"/>
+                <w:b/>
+                <w:i w:val="0"/>
+                <w:color w:val="1F3864"/>
+                <w:sz w:val="20"/>
+              </w:rPr>
+              <w:t>시제</w:t>
+            </w:r>
+          </w:p>
+        </w:tc>
+        <w:tc>
+          <w:tcPr>
+            <w:tcW w:type="dxa" w:w="8138"/>
+            <w:tcBorders>
+              <w:top w:val="single" w:color="BFBFBF" w:sz="4"/>
+              <w:left w:val="single" w:color="BFBFBF" w:sz="4"/>
+              <w:bottom w:val="single" w:color="BFBFBF" w:sz="4"/>
+              <w:right w:val="single" w:color="BFBFBF" w:sz="4"/>
+            </w:tcBorders>
+          </w:tcPr>
+          <w:p>
+            <w:pPr>
+              <w:spacing w:after="40"/>
+            </w:pPr>
+            <w:r>
+              <w:rPr>
+                <w:rFonts w:ascii="Malgun Gothic" w:hAnsi="Malgun Gothic" w:cs="Malgun Gothic" w:eastAsia="Malgun Gothic"/>
+                <w:b w:val="0"/>
+                <w:i w:val="0"/>
+                <w:sz w:val="20"/>
+              </w:rPr>
+              <w:t>will, kann, Ist는 현재형입니다.</w:t>
+            </w:r>
+          </w:p>
+        </w:tc>
+      </w:tr>
+    </w:tbl>
+    <w:p>
+      <w:pPr>
+        <w:spacing w:after="0"/>
+      </w:pPr>
+    </w:p>
+    <w:p>
+      <w:pPr>
+        <w:keepNext/>
+        <w:spacing w:before="160"/>
+      </w:pPr>
+      <w:r>
+        <w:rPr>
+          <w:rFonts w:ascii="Arial" w:hAnsi="Arial" w:cs="Arial" w:eastAsia="Malgun Gothic"/>
+          <w:b/>
+          <w:i w:val="0"/>
+          <w:sz w:val="22"/>
+        </w:rPr>
+        <w:t>48. Jonas: Ich schlucke. Matthias sitzt in meinem Kopf, mit seinem Flipchart. Elif sitzt daneben, mit ihrem Backgammon. Und ich höre mich sagen: „Ja. Es gibt Menschen, die genau das tun."</w:t>
+      </w:r>
+    </w:p>
+    <w:p>
+      <w:pPr>
+        <w:keepNext/>
+        <w:ind w:left="340"/>
+      </w:pPr>
+      <w:r>
+        <w:rPr>
+          <w:rFonts w:ascii="Malgun Gothic" w:hAnsi="Malgun Gothic" w:cs="Malgun Gothic" w:eastAsia="Malgun Gothic"/>
+          <w:b w:val="0"/>
+          <w:i/>
+          <w:color w:val="404040"/>
+          <w:sz w:val="20"/>
+        </w:rPr>
+        <w:t>침을 삼킨다. 마티아스가 플립차트와 함께 내 머릿속에 앉아 있고, 엘리프가 백개먼과 함께 그 옆에 있다. 그리고 내 입에서 나오는 말이 들린다. '응. 바로 그런 일을 하는 사람들이 있어.'</w:t>
+      </w:r>
+    </w:p>
+    <w:tbl>
+      <w:tblPr>
+        <w:tblW w:type="auto" w:w="0"/>
+        <w:tblLayout w:type="fixed"/>
+        <w:tblLook w:firstColumn="1" w:firstRow="1" w:lastColumn="0" w:lastRow="0" w:noHBand="0" w:noVBand="1" w:val="04A0"/>
+      </w:tblPr>
+      <w:tblGrid>
+        <w:gridCol w:w="4819"/>
+        <w:gridCol w:w="4819"/>
+      </w:tblGrid>
+      <w:tr>
+        <w:tc>
+          <w:tcPr>
+            <w:tcW w:type="dxa" w:w="1500"/>
+            <w:tcBorders>
+              <w:top w:val="single" w:color="BFBFBF" w:sz="4"/>
+              <w:left w:val="single" w:color="BFBFBF" w:sz="4"/>
+              <w:bottom w:val="single" w:color="BFBFBF" w:sz="4"/>
+              <w:right w:val="single" w:color="BFBFBF" w:sz="4"/>
+            </w:tcBorders>
+            <w:shd w:fill="DEEAF6" w:color="auto" w:val="clear"/>
+          </w:tcPr>
+          <w:p>
+            <w:r>
+              <w:rPr>
+                <w:rFonts w:ascii="Malgun Gothic" w:hAnsi="Malgun Gothic" w:cs="Malgun Gothic" w:eastAsia="Malgun Gothic"/>
+                <w:b/>
+                <w:i w:val="0"/>
+                <w:color w:val="1F3864"/>
+                <w:sz w:val="20"/>
+              </w:rPr>
+              <w:t>주요 단어</w:t>
+            </w:r>
+          </w:p>
+        </w:tc>
+        <w:tc>
+          <w:tcPr>
+            <w:tcW w:type="dxa" w:w="8138"/>
+            <w:tcBorders>
+              <w:top w:val="single" w:color="BFBFBF" w:sz="4"/>
+              <w:left w:val="single" w:color="BFBFBF" w:sz="4"/>
+              <w:bottom w:val="single" w:color="BFBFBF" w:sz="4"/>
+              <w:right w:val="single" w:color="BFBFBF" w:sz="4"/>
+            </w:tcBorders>
+          </w:tcPr>
+          <w:p>
+            <w:pPr>
+              <w:spacing w:after="40"/>
+            </w:pPr>
+            <w:r>
+              <w:rPr>
+                <w:rFonts w:ascii="Arial" w:hAnsi="Arial" w:cs="Arial" w:eastAsia="Malgun Gothic"/>
+                <w:b/>
+                <w:i w:val="0"/>
+                <w:sz w:val="20"/>
+              </w:rPr>
+              <w:t>schlucken</w:t>
+            </w:r>
+            <w:r>
+              <w:rPr>
+                <w:rFonts w:ascii="Malgun Gothic" w:hAnsi="Malgun Gothic" w:cs="Malgun Gothic" w:eastAsia="Malgun Gothic"/>
+                <w:b w:val="0"/>
+                <w:i w:val="0"/>
+                <w:sz w:val="20"/>
+              </w:rPr>
+              <w:t xml:space="preserve">  —  삼키다</w:t>
+            </w:r>
+          </w:p>
+          <w:p>
+            <w:pPr>
+              <w:spacing w:after="40"/>
+            </w:pPr>
+            <w:r>
+              <w:rPr>
+                <w:rFonts w:ascii="Arial" w:hAnsi="Arial" w:cs="Arial" w:eastAsia="Malgun Gothic"/>
+                <w:b/>
+                <w:i w:val="0"/>
+                <w:sz w:val="20"/>
+              </w:rPr>
+              <w:t>daneben</w:t>
+            </w:r>
+            <w:r>
+              <w:rPr>
+                <w:rFonts w:ascii="Malgun Gothic" w:hAnsi="Malgun Gothic" w:cs="Malgun Gothic" w:eastAsia="Malgun Gothic"/>
+                <w:b w:val="0"/>
+                <w:i w:val="0"/>
+                <w:sz w:val="20"/>
+              </w:rPr>
+              <w:t xml:space="preserve">  —  그 옆에</w:t>
+            </w:r>
+          </w:p>
+          <w:p>
+            <w:pPr>
+              <w:spacing w:after="40"/>
+            </w:pPr>
+            <w:r>
+              <w:rPr>
+                <w:rFonts w:ascii="Arial" w:hAnsi="Arial" w:cs="Arial" w:eastAsia="Malgun Gothic"/>
+                <w:b/>
+                <w:i w:val="0"/>
+                <w:sz w:val="20"/>
+              </w:rPr>
+              <w:t>tun</w:t>
+            </w:r>
+            <w:r>
+              <w:rPr>
+                <w:rFonts w:ascii="Malgun Gothic" w:hAnsi="Malgun Gothic" w:cs="Malgun Gothic" w:eastAsia="Malgun Gothic"/>
+                <w:b w:val="0"/>
+                <w:i w:val="0"/>
+                <w:sz w:val="20"/>
+              </w:rPr>
+              <w:t xml:space="preserve">  —  하다</w:t>
+            </w:r>
+          </w:p>
+        </w:tc>
+      </w:tr>
+      <w:tr>
+        <w:tc>
+          <w:tcPr>
+            <w:tcW w:type="dxa" w:w="1500"/>
+            <w:tcBorders>
+              <w:top w:val="single" w:color="BFBFBF" w:sz="4"/>
+              <w:left w:val="single" w:color="BFBFBF" w:sz="4"/>
+              <w:bottom w:val="single" w:color="BFBFBF" w:sz="4"/>
+              <w:right w:val="single" w:color="BFBFBF" w:sz="4"/>
+            </w:tcBorders>
+            <w:shd w:fill="DEEAF6" w:color="auto" w:val="clear"/>
+          </w:tcPr>
+          <w:p>
+            <w:r>
+              <w:rPr>
+                <w:rFonts w:ascii="Malgun Gothic" w:hAnsi="Malgun Gothic" w:cs="Malgun Gothic" w:eastAsia="Malgun Gothic"/>
+                <w:b/>
+                <w:i w:val="0"/>
+                <w:color w:val="1F3864"/>
+                <w:sz w:val="20"/>
+              </w:rPr>
+              <w:t>문법</w:t>
+            </w:r>
+          </w:p>
+        </w:tc>
+        <w:tc>
+          <w:tcPr>
+            <w:tcW w:type="dxa" w:w="8138"/>
+            <w:tcBorders>
+              <w:top w:val="single" w:color="BFBFBF" w:sz="4"/>
+              <w:left w:val="single" w:color="BFBFBF" w:sz="4"/>
+              <w:bottom w:val="single" w:color="BFBFBF" w:sz="4"/>
+              <w:right w:val="single" w:color="BFBFBF" w:sz="4"/>
+            </w:tcBorders>
+          </w:tcPr>
+          <w:p>
+            <w:pPr>
+              <w:spacing w:after="40"/>
+            </w:pPr>
+            <w:r>
+              <w:rPr>
+                <w:rFonts w:ascii="Malgun Gothic" w:hAnsi="Malgun Gothic" w:cs="Malgun Gothic" w:eastAsia="Malgun Gothic"/>
+                <w:b w:val="0"/>
+                <w:i w:val="0"/>
+                <w:sz w:val="20"/>
+              </w:rPr>
+              <w:t>Ich höre mich sagen은 hören + 재귀 + 부정형 구문입니다. Menschen, die genau das tun에서 die는 관계대명사이며 tun이 끝에 옵니다.</w:t>
+            </w:r>
+          </w:p>
+        </w:tc>
+      </w:tr>
+      <w:tr>
+        <w:tc>
+          <w:tcPr>
+            <w:tcW w:type="dxa" w:w="1500"/>
+            <w:tcBorders>
+              <w:top w:val="single" w:color="BFBFBF" w:sz="4"/>
+              <w:left w:val="single" w:color="BFBFBF" w:sz="4"/>
+              <w:bottom w:val="single" w:color="BFBFBF" w:sz="4"/>
+              <w:right w:val="single" w:color="BFBFBF" w:sz="4"/>
+            </w:tcBorders>
+            <w:shd w:fill="DEEAF6" w:color="auto" w:val="clear"/>
+          </w:tcPr>
+          <w:p>
+            <w:r>
+              <w:rPr>
+                <w:rFonts w:ascii="Malgun Gothic" w:hAnsi="Malgun Gothic" w:cs="Malgun Gothic" w:eastAsia="Malgun Gothic"/>
+                <w:b/>
+                <w:i w:val="0"/>
+                <w:color w:val="1F3864"/>
+                <w:sz w:val="20"/>
+              </w:rPr>
+              <w:t>표현</w:t>
+            </w:r>
+          </w:p>
+        </w:tc>
+        <w:tc>
+          <w:tcPr>
+            <w:tcW w:type="dxa" w:w="8138"/>
+            <w:tcBorders>
+              <w:top w:val="single" w:color="BFBFBF" w:sz="4"/>
+              <w:left w:val="single" w:color="BFBFBF" w:sz="4"/>
+              <w:bottom w:val="single" w:color="BFBFBF" w:sz="4"/>
+              <w:right w:val="single" w:color="BFBFBF" w:sz="4"/>
+            </w:tcBorders>
+          </w:tcPr>
+          <w:p>
+            <w:pPr>
+              <w:spacing w:after="40"/>
+            </w:pPr>
+            <w:r>
+              <w:rPr>
+                <w:rFonts w:ascii="Malgun Gothic" w:hAnsi="Malgun Gothic" w:cs="Malgun Gothic" w:eastAsia="Malgun Gothic"/>
+                <w:b w:val="0"/>
+                <w:i w:val="0"/>
+                <w:sz w:val="20"/>
+              </w:rPr>
+              <w:t>Es gibt Menschen, die ...는 존재문입니다.</w:t>
+            </w:r>
+          </w:p>
+        </w:tc>
+      </w:tr>
+      <w:tr>
+        <w:tc>
+          <w:tcPr>
+            <w:tcW w:type="dxa" w:w="1500"/>
+            <w:tcBorders>
+              <w:top w:val="single" w:color="BFBFBF" w:sz="4"/>
+              <w:left w:val="single" w:color="BFBFBF" w:sz="4"/>
+              <w:bottom w:val="single" w:color="BFBFBF" w:sz="4"/>
+              <w:right w:val="single" w:color="BFBFBF" w:sz="4"/>
+            </w:tcBorders>
+            <w:shd w:fill="DEEAF6" w:color="auto" w:val="clear"/>
+          </w:tcPr>
+          <w:p>
+            <w:r>
+              <w:rPr>
+                <w:rFonts w:ascii="Malgun Gothic" w:hAnsi="Malgun Gothic" w:cs="Malgun Gothic" w:eastAsia="Malgun Gothic"/>
+                <w:b/>
+                <w:i w:val="0"/>
+                <w:color w:val="1F3864"/>
+                <w:sz w:val="20"/>
+              </w:rPr>
+              <w:t>시제</w:t>
+            </w:r>
+          </w:p>
+        </w:tc>
+        <w:tc>
+          <w:tcPr>
+            <w:tcW w:type="dxa" w:w="8138"/>
+            <w:tcBorders>
+              <w:top w:val="single" w:color="BFBFBF" w:sz="4"/>
+              <w:left w:val="single" w:color="BFBFBF" w:sz="4"/>
+              <w:bottom w:val="single" w:color="BFBFBF" w:sz="4"/>
+              <w:right w:val="single" w:color="BFBFBF" w:sz="4"/>
+            </w:tcBorders>
+          </w:tcPr>
+          <w:p>
+            <w:pPr>
+              <w:spacing w:after="40"/>
+            </w:pPr>
+            <w:r>
+              <w:rPr>
+                <w:rFonts w:ascii="Malgun Gothic" w:hAnsi="Malgun Gothic" w:cs="Malgun Gothic" w:eastAsia="Malgun Gothic"/>
+                <w:b w:val="0"/>
+                <w:i w:val="0"/>
+                <w:sz w:val="20"/>
+              </w:rPr>
+              <w:t>schlucke, sitzt, höre, gibt, tun은 현재형입니다.</w:t>
+            </w:r>
+          </w:p>
+        </w:tc>
+      </w:tr>
+    </w:tbl>
+    <w:p>
+      <w:pPr>
+        <w:spacing w:after="0"/>
+      </w:pPr>
+    </w:p>
+    <w:p>
+      <w:pPr>
+        <w:keepNext/>
+        <w:spacing w:before="160"/>
+      </w:pPr>
+      <w:r>
+        <w:rPr>
+          <w:rFonts w:ascii="Arial" w:hAnsi="Arial" w:cs="Arial" w:eastAsia="Malgun Gothic"/>
+          <w:b/>
+          <w:i w:val="0"/>
+          <w:sz w:val="22"/>
+        </w:rPr>
+        <w:t>49. Mischa: Dann fange ich schon mal an. Ich habe hier meine erste Liste: „Rechte von Kindern. Eins: Man darf Hunger haben und trotzdem lernen."</w:t>
+      </w:r>
+    </w:p>
+    <w:p>
+      <w:pPr>
+        <w:keepNext/>
+        <w:ind w:left="340"/>
+      </w:pPr>
+      <w:r>
+        <w:rPr>
+          <w:rFonts w:ascii="Malgun Gothic" w:hAnsi="Malgun Gothic" w:cs="Malgun Gothic" w:eastAsia="Malgun Gothic"/>
+          <w:b w:val="0"/>
+          <w:i/>
+          <w:color w:val="404040"/>
+          <w:sz w:val="20"/>
+        </w:rPr>
+        <w:t>그럼 지금부터 시작할게요. 여기 첫 번째 목록이에요. '아이들의 권리. 하나, 배고파도 배울 수 있다.'</w:t>
+      </w:r>
+    </w:p>
+    <w:tbl>
+      <w:tblPr>
+        <w:tblW w:type="auto" w:w="0"/>
+        <w:tblLayout w:type="fixed"/>
+        <w:tblLook w:firstColumn="1" w:firstRow="1" w:lastColumn="0" w:lastRow="0" w:noHBand="0" w:noVBand="1" w:val="04A0"/>
+      </w:tblPr>
+      <w:tblGrid>
+        <w:gridCol w:w="4819"/>
+        <w:gridCol w:w="4819"/>
+      </w:tblGrid>
+      <w:tr>
+        <w:tc>
+          <w:tcPr>
+            <w:tcW w:type="dxa" w:w="1500"/>
+            <w:tcBorders>
+              <w:top w:val="single" w:color="BFBFBF" w:sz="4"/>
+              <w:left w:val="single" w:color="BFBFBF" w:sz="4"/>
+              <w:bottom w:val="single" w:color="BFBFBF" w:sz="4"/>
+              <w:right w:val="single" w:color="BFBFBF" w:sz="4"/>
+            </w:tcBorders>
+            <w:shd w:fill="DEEAF6" w:color="auto" w:val="clear"/>
+          </w:tcPr>
+          <w:p>
+            <w:r>
+              <w:rPr>
+                <w:rFonts w:ascii="Malgun Gothic" w:hAnsi="Malgun Gothic" w:cs="Malgun Gothic" w:eastAsia="Malgun Gothic"/>
+                <w:b/>
+                <w:i w:val="0"/>
+                <w:color w:val="1F3864"/>
+                <w:sz w:val="20"/>
+              </w:rPr>
+              <w:t>주요 단어</w:t>
+            </w:r>
+          </w:p>
+        </w:tc>
+        <w:tc>
+          <w:tcPr>
+            <w:tcW w:type="dxa" w:w="8138"/>
+            <w:tcBorders>
+              <w:top w:val="single" w:color="BFBFBF" w:sz="4"/>
+              <w:left w:val="single" w:color="BFBFBF" w:sz="4"/>
+              <w:bottom w:val="single" w:color="BFBFBF" w:sz="4"/>
+              <w:right w:val="single" w:color="BFBFBF" w:sz="4"/>
+            </w:tcBorders>
+          </w:tcPr>
+          <w:p>
+            <w:pPr>
+              <w:spacing w:after="40"/>
+            </w:pPr>
+            <w:r>
+              <w:rPr>
+                <w:rFonts w:ascii="Arial" w:hAnsi="Arial" w:cs="Arial" w:eastAsia="Malgun Gothic"/>
+                <w:b/>
+                <w:i w:val="0"/>
+                <w:sz w:val="20"/>
+              </w:rPr>
+              <w:t>anfangen</w:t>
+            </w:r>
+            <w:r>
+              <w:rPr>
+                <w:rFonts w:ascii="Malgun Gothic" w:hAnsi="Malgun Gothic" w:cs="Malgun Gothic" w:eastAsia="Malgun Gothic"/>
+                <w:b w:val="0"/>
+                <w:i w:val="0"/>
+                <w:sz w:val="20"/>
+              </w:rPr>
+              <w:t xml:space="preserve">  —  시작하다</w:t>
+            </w:r>
+          </w:p>
+          <w:p>
+            <w:pPr>
+              <w:spacing w:after="40"/>
+            </w:pPr>
+            <w:r>
+              <w:rPr>
+                <w:rFonts w:ascii="Arial" w:hAnsi="Arial" w:cs="Arial" w:eastAsia="Malgun Gothic"/>
+                <w:b/>
+                <w:i w:val="0"/>
+                <w:sz w:val="20"/>
+              </w:rPr>
+              <w:t>das Recht, -e</w:t>
+            </w:r>
+            <w:r>
+              <w:rPr>
+                <w:rFonts w:ascii="Malgun Gothic" w:hAnsi="Malgun Gothic" w:cs="Malgun Gothic" w:eastAsia="Malgun Gothic"/>
+                <w:b w:val="0"/>
+                <w:i w:val="0"/>
+                <w:sz w:val="20"/>
+              </w:rPr>
+              <w:t xml:space="preserve">  —  권리</w:t>
+            </w:r>
+          </w:p>
+          <w:p>
+            <w:pPr>
+              <w:spacing w:after="40"/>
+            </w:pPr>
+            <w:r>
+              <w:rPr>
+                <w:rFonts w:ascii="Arial" w:hAnsi="Arial" w:cs="Arial" w:eastAsia="Malgun Gothic"/>
+                <w:b/>
+                <w:i w:val="0"/>
+                <w:sz w:val="20"/>
+              </w:rPr>
+              <w:t>der Hunger (단수)</w:t>
+            </w:r>
+            <w:r>
+              <w:rPr>
+                <w:rFonts w:ascii="Malgun Gothic" w:hAnsi="Malgun Gothic" w:cs="Malgun Gothic" w:eastAsia="Malgun Gothic"/>
+                <w:b w:val="0"/>
+                <w:i w:val="0"/>
+                <w:sz w:val="20"/>
+              </w:rPr>
+              <w:t xml:space="preserve">  —  배고픔</w:t>
+            </w:r>
+          </w:p>
+        </w:tc>
+      </w:tr>
+      <w:tr>
+        <w:tc>
+          <w:tcPr>
+            <w:tcW w:type="dxa" w:w="1500"/>
+            <w:tcBorders>
+              <w:top w:val="single" w:color="BFBFBF" w:sz="4"/>
+              <w:left w:val="single" w:color="BFBFBF" w:sz="4"/>
+              <w:bottom w:val="single" w:color="BFBFBF" w:sz="4"/>
+              <w:right w:val="single" w:color="BFBFBF" w:sz="4"/>
+            </w:tcBorders>
+            <w:shd w:fill="DEEAF6" w:color="auto" w:val="clear"/>
+          </w:tcPr>
+          <w:p>
+            <w:r>
+              <w:rPr>
+                <w:rFonts w:ascii="Malgun Gothic" w:hAnsi="Malgun Gothic" w:cs="Malgun Gothic" w:eastAsia="Malgun Gothic"/>
+                <w:b/>
+                <w:i w:val="0"/>
+                <w:color w:val="1F3864"/>
+                <w:sz w:val="20"/>
+              </w:rPr>
+              <w:t>문법</w:t>
+            </w:r>
+          </w:p>
+        </w:tc>
+        <w:tc>
+          <w:tcPr>
+            <w:tcW w:type="dxa" w:w="8138"/>
+            <w:tcBorders>
+              <w:top w:val="single" w:color="BFBFBF" w:sz="4"/>
+              <w:left w:val="single" w:color="BFBFBF" w:sz="4"/>
+              <w:bottom w:val="single" w:color="BFBFBF" w:sz="4"/>
+              <w:right w:val="single" w:color="BFBFBF" w:sz="4"/>
+            </w:tcBorders>
+          </w:tcPr>
+          <w:p>
+            <w:pPr>
+              <w:spacing w:after="40"/>
+            </w:pPr>
+            <w:r>
+              <w:rPr>
+                <w:rFonts w:ascii="Malgun Gothic" w:hAnsi="Malgun Gothic" w:cs="Malgun Gothic" w:eastAsia="Malgun Gothic"/>
+                <w:b w:val="0"/>
+                <w:i w:val="0"/>
+                <w:sz w:val="20"/>
+              </w:rPr>
+              <w:t>Dann fange ich schon mal an은 분리동사 anfangen입니다. Man darf Hunger haben und trotzdem lernen에서 두 부정형이 병렬됩니다.</w:t>
+            </w:r>
+          </w:p>
+        </w:tc>
+      </w:tr>
+      <w:tr>
+        <w:tc>
+          <w:tcPr>
+            <w:tcW w:type="dxa" w:w="1500"/>
+            <w:tcBorders>
+              <w:top w:val="single" w:color="BFBFBF" w:sz="4"/>
+              <w:left w:val="single" w:color="BFBFBF" w:sz="4"/>
+              <w:bottom w:val="single" w:color="BFBFBF" w:sz="4"/>
+              <w:right w:val="single" w:color="BFBFBF" w:sz="4"/>
+            </w:tcBorders>
+            <w:shd w:fill="DEEAF6" w:color="auto" w:val="clear"/>
+          </w:tcPr>
+          <w:p>
+            <w:r>
+              <w:rPr>
+                <w:rFonts w:ascii="Malgun Gothic" w:hAnsi="Malgun Gothic" w:cs="Malgun Gothic" w:eastAsia="Malgun Gothic"/>
+                <w:b/>
+                <w:i w:val="0"/>
+                <w:color w:val="1F3864"/>
+                <w:sz w:val="20"/>
+              </w:rPr>
+              <w:t>표현</w:t>
+            </w:r>
+          </w:p>
+        </w:tc>
+        <w:tc>
+          <w:tcPr>
+            <w:tcW w:type="dxa" w:w="8138"/>
+            <w:tcBorders>
+              <w:top w:val="single" w:color="BFBFBF" w:sz="4"/>
+              <w:left w:val="single" w:color="BFBFBF" w:sz="4"/>
+              <w:bottom w:val="single" w:color="BFBFBF" w:sz="4"/>
+              <w:right w:val="single" w:color="BFBFBF" w:sz="4"/>
+            </w:tcBorders>
+          </w:tcPr>
+          <w:p>
+            <w:pPr>
+              <w:spacing w:after="40"/>
+            </w:pPr>
+            <w:r>
+              <w:rPr>
+                <w:rFonts w:ascii="Malgun Gothic" w:hAnsi="Malgun Gothic" w:cs="Malgun Gothic" w:eastAsia="Malgun Gothic"/>
+                <w:b w:val="0"/>
+                <w:i w:val="0"/>
+                <w:sz w:val="20"/>
+              </w:rPr>
+              <w:t>schon mal은 일단이라는 구어 표현입니다.</w:t>
+            </w:r>
+          </w:p>
+        </w:tc>
+      </w:tr>
+      <w:tr>
+        <w:tc>
+          <w:tcPr>
+            <w:tcW w:type="dxa" w:w="1500"/>
+            <w:tcBorders>
+              <w:top w:val="single" w:color="BFBFBF" w:sz="4"/>
+              <w:left w:val="single" w:color="BFBFBF" w:sz="4"/>
+              <w:bottom w:val="single" w:color="BFBFBF" w:sz="4"/>
+              <w:right w:val="single" w:color="BFBFBF" w:sz="4"/>
+            </w:tcBorders>
+            <w:shd w:fill="DEEAF6" w:color="auto" w:val="clear"/>
+          </w:tcPr>
+          <w:p>
+            <w:r>
+              <w:rPr>
+                <w:rFonts w:ascii="Malgun Gothic" w:hAnsi="Malgun Gothic" w:cs="Malgun Gothic" w:eastAsia="Malgun Gothic"/>
+                <w:b/>
+                <w:i w:val="0"/>
+                <w:color w:val="1F3864"/>
+                <w:sz w:val="20"/>
+              </w:rPr>
+              <w:t>시제</w:t>
+            </w:r>
+          </w:p>
+        </w:tc>
+        <w:tc>
+          <w:tcPr>
+            <w:tcW w:type="dxa" w:w="8138"/>
+            <w:tcBorders>
+              <w:top w:val="single" w:color="BFBFBF" w:sz="4"/>
+              <w:left w:val="single" w:color="BFBFBF" w:sz="4"/>
+              <w:bottom w:val="single" w:color="BFBFBF" w:sz="4"/>
+              <w:right w:val="single" w:color="BFBFBF" w:sz="4"/>
+            </w:tcBorders>
+          </w:tcPr>
+          <w:p>
+            <w:pPr>
+              <w:spacing w:after="40"/>
+            </w:pPr>
+            <w:r>
+              <w:rPr>
+                <w:rFonts w:ascii="Malgun Gothic" w:hAnsi="Malgun Gothic" w:cs="Malgun Gothic" w:eastAsia="Malgun Gothic"/>
+                <w:b w:val="0"/>
+                <w:i w:val="0"/>
+                <w:sz w:val="20"/>
+              </w:rPr>
+              <w:t>fange ... an, habe, darf는 현재형입니다.</w:t>
+            </w:r>
+          </w:p>
+        </w:tc>
+      </w:tr>
+    </w:tbl>
+    <w:p>
+      <w:pPr>
+        <w:spacing w:after="0"/>
+      </w:pPr>
+    </w:p>
+    <w:p>
+      <w:pPr>
+        <w:keepNext/>
+        <w:spacing w:before="160"/>
+      </w:pPr>
+      <w:r>
+        <w:rPr>
+          <w:rFonts w:ascii="Arial" w:hAnsi="Arial" w:cs="Arial" w:eastAsia="Malgun Gothic"/>
+          <w:b/>
+          <w:i w:val="0"/>
+          <w:sz w:val="22"/>
+        </w:rPr>
+        <w:t>50. Svetlana: Mischa, das ist keine Liste für heute. Das ist eine Liste fürs Leben. Zeig sie nie jemandem, der sie dir wegnehmen will.</w:t>
+      </w:r>
+    </w:p>
+    <w:p>
+      <w:pPr>
+        <w:keepNext/>
+        <w:ind w:left="340"/>
+      </w:pPr>
+      <w:r>
+        <w:rPr>
+          <w:rFonts w:ascii="Malgun Gothic" w:hAnsi="Malgun Gothic" w:cs="Malgun Gothic" w:eastAsia="Malgun Gothic"/>
+          <w:b w:val="0"/>
+          <w:i/>
+          <w:color w:val="404040"/>
+          <w:sz w:val="20"/>
+        </w:rPr>
+        <w:t>미샤, 그건 오늘을 위한 목록이 아니야. 평생을 위한 목록이야. 그걸 뺏으려는 사람에게는 절대 보여 주지 마.</w:t>
+      </w:r>
+    </w:p>
+    <w:tbl>
+      <w:tblPr>
+        <w:tblW w:type="auto" w:w="0"/>
+        <w:tblLayout w:type="fixed"/>
+        <w:tblLook w:firstColumn="1" w:firstRow="1" w:lastColumn="0" w:lastRow="0" w:noHBand="0" w:noVBand="1" w:val="04A0"/>
+      </w:tblPr>
+      <w:tblGrid>
+        <w:gridCol w:w="4819"/>
+        <w:gridCol w:w="4819"/>
+      </w:tblGrid>
+      <w:tr>
+        <w:tc>
+          <w:tcPr>
+            <w:tcW w:type="dxa" w:w="1500"/>
+            <w:tcBorders>
+              <w:top w:val="single" w:color="BFBFBF" w:sz="4"/>
+              <w:left w:val="single" w:color="BFBFBF" w:sz="4"/>
+              <w:bottom w:val="single" w:color="BFBFBF" w:sz="4"/>
+              <w:right w:val="single" w:color="BFBFBF" w:sz="4"/>
+            </w:tcBorders>
+            <w:shd w:fill="DEEAF6" w:color="auto" w:val="clear"/>
+          </w:tcPr>
+          <w:p>
+            <w:r>
+              <w:rPr>
+                <w:rFonts w:ascii="Malgun Gothic" w:hAnsi="Malgun Gothic" w:cs="Malgun Gothic" w:eastAsia="Malgun Gothic"/>
+                <w:b/>
+                <w:i w:val="0"/>
+                <w:color w:val="1F3864"/>
+                <w:sz w:val="20"/>
+              </w:rPr>
+              <w:t>주요 단어</w:t>
+            </w:r>
+          </w:p>
+        </w:tc>
+        <w:tc>
+          <w:tcPr>
+            <w:tcW w:type="dxa" w:w="8138"/>
+            <w:tcBorders>
+              <w:top w:val="single" w:color="BFBFBF" w:sz="4"/>
+              <w:left w:val="single" w:color="BFBFBF" w:sz="4"/>
+              <w:bottom w:val="single" w:color="BFBFBF" w:sz="4"/>
+              <w:right w:val="single" w:color="BFBFBF" w:sz="4"/>
+            </w:tcBorders>
+          </w:tcPr>
+          <w:p>
+            <w:pPr>
+              <w:spacing w:after="40"/>
+            </w:pPr>
+            <w:r>
+              <w:rPr>
+                <w:rFonts w:ascii="Arial" w:hAnsi="Arial" w:cs="Arial" w:eastAsia="Malgun Gothic"/>
+                <w:b/>
+                <w:i w:val="0"/>
+                <w:sz w:val="20"/>
+              </w:rPr>
+              <w:t>wegnehmen</w:t>
+            </w:r>
+            <w:r>
+              <w:rPr>
+                <w:rFonts w:ascii="Malgun Gothic" w:hAnsi="Malgun Gothic" w:cs="Malgun Gothic" w:eastAsia="Malgun Gothic"/>
+                <w:b w:val="0"/>
+                <w:i w:val="0"/>
+                <w:sz w:val="20"/>
+              </w:rPr>
+              <w:t xml:space="preserve">  —  빼앗다</w:t>
+            </w:r>
+          </w:p>
+          <w:p>
+            <w:pPr>
+              <w:spacing w:after="40"/>
+            </w:pPr>
+            <w:r>
+              <w:rPr>
+                <w:rFonts w:ascii="Arial" w:hAnsi="Arial" w:cs="Arial" w:eastAsia="Malgun Gothic"/>
+                <w:b/>
+                <w:i w:val="0"/>
+                <w:sz w:val="20"/>
+              </w:rPr>
+              <w:t>die Liste, -n</w:t>
+            </w:r>
+            <w:r>
+              <w:rPr>
+                <w:rFonts w:ascii="Malgun Gothic" w:hAnsi="Malgun Gothic" w:cs="Malgun Gothic" w:eastAsia="Malgun Gothic"/>
+                <w:b w:val="0"/>
+                <w:i w:val="0"/>
+                <w:sz w:val="20"/>
+              </w:rPr>
+              <w:t xml:space="preserve">  —  목록</w:t>
+            </w:r>
+          </w:p>
+          <w:p>
+            <w:pPr>
+              <w:spacing w:after="40"/>
+            </w:pPr>
+            <w:r>
+              <w:rPr>
+                <w:rFonts w:ascii="Arial" w:hAnsi="Arial" w:cs="Arial" w:eastAsia="Malgun Gothic"/>
+                <w:b/>
+                <w:i w:val="0"/>
+                <w:sz w:val="20"/>
+              </w:rPr>
+              <w:t>zeigen</w:t>
+            </w:r>
+            <w:r>
+              <w:rPr>
+                <w:rFonts w:ascii="Malgun Gothic" w:hAnsi="Malgun Gothic" w:cs="Malgun Gothic" w:eastAsia="Malgun Gothic"/>
+                <w:b w:val="0"/>
+                <w:i w:val="0"/>
+                <w:sz w:val="20"/>
+              </w:rPr>
+              <w:t xml:space="preserve">  —  보여 주다</w:t>
+            </w:r>
+          </w:p>
+        </w:tc>
+      </w:tr>
+      <w:tr>
+        <w:tc>
+          <w:tcPr>
+            <w:tcW w:type="dxa" w:w="1500"/>
+            <w:tcBorders>
+              <w:top w:val="single" w:color="BFBFBF" w:sz="4"/>
+              <w:left w:val="single" w:color="BFBFBF" w:sz="4"/>
+              <w:bottom w:val="single" w:color="BFBFBF" w:sz="4"/>
+              <w:right w:val="single" w:color="BFBFBF" w:sz="4"/>
+            </w:tcBorders>
+            <w:shd w:fill="DEEAF6" w:color="auto" w:val="clear"/>
+          </w:tcPr>
+          <w:p>
+            <w:r>
+              <w:rPr>
+                <w:rFonts w:ascii="Malgun Gothic" w:hAnsi="Malgun Gothic" w:cs="Malgun Gothic" w:eastAsia="Malgun Gothic"/>
+                <w:b/>
+                <w:i w:val="0"/>
+                <w:color w:val="1F3864"/>
+                <w:sz w:val="20"/>
+              </w:rPr>
+              <w:t>문법</w:t>
+            </w:r>
+          </w:p>
+        </w:tc>
+        <w:tc>
+          <w:tcPr>
+            <w:tcW w:type="dxa" w:w="8138"/>
+            <w:tcBorders>
+              <w:top w:val="single" w:color="BFBFBF" w:sz="4"/>
+              <w:left w:val="single" w:color="BFBFBF" w:sz="4"/>
+              <w:bottom w:val="single" w:color="BFBFBF" w:sz="4"/>
+              <w:right w:val="single" w:color="BFBFBF" w:sz="4"/>
+            </w:tcBorders>
+          </w:tcPr>
+          <w:p>
+            <w:pPr>
+              <w:spacing w:after="40"/>
+            </w:pPr>
+            <w:r>
+              <w:rPr>
+                <w:rFonts w:ascii="Malgun Gothic" w:hAnsi="Malgun Gothic" w:cs="Malgun Gothic" w:eastAsia="Malgun Gothic"/>
+                <w:b w:val="0"/>
+                <w:i w:val="0"/>
+                <w:sz w:val="20"/>
+              </w:rPr>
+              <w:t>Zeig sie nie jemandem, der sie dir wegnehmen will에서 관계절의 will이 끝에 옵니다. fürs는 für das의 축약입니다.</w:t>
+            </w:r>
+          </w:p>
+        </w:tc>
+      </w:tr>
+      <w:tr>
+        <w:tc>
+          <w:tcPr>
+            <w:tcW w:type="dxa" w:w="1500"/>
+            <w:tcBorders>
+              <w:top w:val="single" w:color="BFBFBF" w:sz="4"/>
+              <w:left w:val="single" w:color="BFBFBF" w:sz="4"/>
+              <w:bottom w:val="single" w:color="BFBFBF" w:sz="4"/>
+              <w:right w:val="single" w:color="BFBFBF" w:sz="4"/>
+            </w:tcBorders>
+            <w:shd w:fill="DEEAF6" w:color="auto" w:val="clear"/>
+          </w:tcPr>
+          <w:p>
+            <w:r>
+              <w:rPr>
+                <w:rFonts w:ascii="Malgun Gothic" w:hAnsi="Malgun Gothic" w:cs="Malgun Gothic" w:eastAsia="Malgun Gothic"/>
+                <w:b/>
+                <w:i w:val="0"/>
+                <w:color w:val="1F3864"/>
+                <w:sz w:val="20"/>
+              </w:rPr>
+              <w:t>표현</w:t>
+            </w:r>
+          </w:p>
+        </w:tc>
+        <w:tc>
+          <w:tcPr>
+            <w:tcW w:type="dxa" w:w="8138"/>
+            <w:tcBorders>
+              <w:top w:val="single" w:color="BFBFBF" w:sz="4"/>
+              <w:left w:val="single" w:color="BFBFBF" w:sz="4"/>
+              <w:bottom w:val="single" w:color="BFBFBF" w:sz="4"/>
+              <w:right w:val="single" w:color="BFBFBF" w:sz="4"/>
+            </w:tcBorders>
+          </w:tcPr>
+          <w:p>
+            <w:pPr>
+              <w:spacing w:after="40"/>
+            </w:pPr>
+            <w:r>
+              <w:rPr>
+                <w:rFonts w:ascii="Malgun Gothic" w:hAnsi="Malgun Gothic" w:cs="Malgun Gothic" w:eastAsia="Malgun Gothic"/>
+                <w:b w:val="0"/>
+                <w:i w:val="0"/>
+                <w:sz w:val="20"/>
+              </w:rPr>
+              <w:t>nie jemandem은 아무에게도 ~않다라는 뜻입니다.</w:t>
+            </w:r>
+          </w:p>
+        </w:tc>
+      </w:tr>
+      <w:tr>
+        <w:tc>
+          <w:tcPr>
+            <w:tcW w:type="dxa" w:w="1500"/>
+            <w:tcBorders>
+              <w:top w:val="single" w:color="BFBFBF" w:sz="4"/>
+              <w:left w:val="single" w:color="BFBFBF" w:sz="4"/>
+              <w:bottom w:val="single" w:color="BFBFBF" w:sz="4"/>
+              <w:right w:val="single" w:color="BFBFBF" w:sz="4"/>
+            </w:tcBorders>
+            <w:shd w:fill="DEEAF6" w:color="auto" w:val="clear"/>
+          </w:tcPr>
+          <w:p>
+            <w:r>
+              <w:rPr>
+                <w:rFonts w:ascii="Malgun Gothic" w:hAnsi="Malgun Gothic" w:cs="Malgun Gothic" w:eastAsia="Malgun Gothic"/>
+                <w:b/>
+                <w:i w:val="0"/>
+                <w:color w:val="1F3864"/>
+                <w:sz w:val="20"/>
+              </w:rPr>
+              <w:t>시제</w:t>
+            </w:r>
+          </w:p>
+        </w:tc>
+        <w:tc>
+          <w:tcPr>
+            <w:tcW w:type="dxa" w:w="8138"/>
+            <w:tcBorders>
+              <w:top w:val="single" w:color="BFBFBF" w:sz="4"/>
+              <w:left w:val="single" w:color="BFBFBF" w:sz="4"/>
+              <w:bottom w:val="single" w:color="BFBFBF" w:sz="4"/>
+              <w:right w:val="single" w:color="BFBFBF" w:sz="4"/>
+            </w:tcBorders>
+          </w:tcPr>
+          <w:p>
+            <w:pPr>
+              <w:spacing w:after="40"/>
+            </w:pPr>
+            <w:r>
+              <w:rPr>
+                <w:rFonts w:ascii="Malgun Gothic" w:hAnsi="Malgun Gothic" w:cs="Malgun Gothic" w:eastAsia="Malgun Gothic"/>
+                <w:b w:val="0"/>
+                <w:i w:val="0"/>
+                <w:sz w:val="20"/>
+              </w:rPr>
+              <w:t>ist, will은 현재형이고 Zeig는 명령형입니다.</w:t>
+            </w:r>
+          </w:p>
+        </w:tc>
+      </w:tr>
+    </w:tbl>
+    <w:p>
+      <w:pPr>
+        <w:spacing w:after="0"/>
+      </w:pPr>
+    </w:p>
+    <w:p>
+      <w:pPr>
+        <w:keepNext/>
+        <w:spacing w:before="160"/>
+      </w:pPr>
+      <w:r>
+        <w:rPr>
+          <w:rFonts w:ascii="Arial" w:hAnsi="Arial" w:cs="Arial" w:eastAsia="Malgun Gothic"/>
+          <w:b/>
+          <w:i w:val="0"/>
+          <w:sz w:val="22"/>
+        </w:rPr>
+        <w:t>51. Jonas: Der Junge nickt feierlich, steckt das Heft zurück in den Rucksack und zieht den Reißverschluss zu, als würde er einen Tresor verschließen.</w:t>
+      </w:r>
+    </w:p>
+    <w:p>
+      <w:pPr>
+        <w:keepNext/>
+        <w:ind w:left="340"/>
+      </w:pPr>
+      <w:r>
+        <w:rPr>
+          <w:rFonts w:ascii="Malgun Gothic" w:hAnsi="Malgun Gothic" w:cs="Malgun Gothic" w:eastAsia="Malgun Gothic"/>
+          <w:b w:val="0"/>
+          <w:i/>
+          <w:color w:val="404040"/>
+          <w:sz w:val="20"/>
+        </w:rPr>
+        <w:t>아이는 엄숙하게 고개를 끄덕이고 공책을 배낭에 넣고 금고를 잠그듯 지퍼를 올린다.</w:t>
+      </w:r>
+    </w:p>
+    <w:tbl>
+      <w:tblPr>
+        <w:tblW w:type="auto" w:w="0"/>
+        <w:tblLayout w:type="fixed"/>
+        <w:tblLook w:firstColumn="1" w:firstRow="1" w:lastColumn="0" w:lastRow="0" w:noHBand="0" w:noVBand="1" w:val="04A0"/>
+      </w:tblPr>
+      <w:tblGrid>
+        <w:gridCol w:w="4819"/>
+        <w:gridCol w:w="4819"/>
+      </w:tblGrid>
+      <w:tr>
+        <w:tc>
+          <w:tcPr>
+            <w:tcW w:type="dxa" w:w="1500"/>
+            <w:tcBorders>
+              <w:top w:val="single" w:color="BFBFBF" w:sz="4"/>
+              <w:left w:val="single" w:color="BFBFBF" w:sz="4"/>
+              <w:bottom w:val="single" w:color="BFBFBF" w:sz="4"/>
+              <w:right w:val="single" w:color="BFBFBF" w:sz="4"/>
+            </w:tcBorders>
+            <w:shd w:fill="DEEAF6" w:color="auto" w:val="clear"/>
+          </w:tcPr>
+          <w:p>
+            <w:r>
+              <w:rPr>
+                <w:rFonts w:ascii="Malgun Gothic" w:hAnsi="Malgun Gothic" w:cs="Malgun Gothic" w:eastAsia="Malgun Gothic"/>
+                <w:b/>
+                <w:i w:val="0"/>
+                <w:color w:val="1F3864"/>
+                <w:sz w:val="20"/>
+              </w:rPr>
+              <w:t>주요 단어</w:t>
+            </w:r>
+          </w:p>
+        </w:tc>
+        <w:tc>
+          <w:tcPr>
+            <w:tcW w:type="dxa" w:w="8138"/>
+            <w:tcBorders>
+              <w:top w:val="single" w:color="BFBFBF" w:sz="4"/>
+              <w:left w:val="single" w:color="BFBFBF" w:sz="4"/>
+              <w:bottom w:val="single" w:color="BFBFBF" w:sz="4"/>
+              <w:right w:val="single" w:color="BFBFBF" w:sz="4"/>
+            </w:tcBorders>
+          </w:tcPr>
+          <w:p>
+            <w:pPr>
+              <w:spacing w:after="40"/>
+            </w:pPr>
+            <w:r>
+              <w:rPr>
+                <w:rFonts w:ascii="Arial" w:hAnsi="Arial" w:cs="Arial" w:eastAsia="Malgun Gothic"/>
+                <w:b/>
+                <w:i w:val="0"/>
+                <w:sz w:val="20"/>
+              </w:rPr>
+              <w:t>feierlich</w:t>
+            </w:r>
+            <w:r>
+              <w:rPr>
+                <w:rFonts w:ascii="Malgun Gothic" w:hAnsi="Malgun Gothic" w:cs="Malgun Gothic" w:eastAsia="Malgun Gothic"/>
+                <w:b w:val="0"/>
+                <w:i w:val="0"/>
+                <w:sz w:val="20"/>
+              </w:rPr>
+              <w:t xml:space="preserve">  —  엄숙하게</w:t>
+            </w:r>
+          </w:p>
+          <w:p>
+            <w:pPr>
+              <w:spacing w:after="40"/>
+            </w:pPr>
+            <w:r>
+              <w:rPr>
+                <w:rFonts w:ascii="Arial" w:hAnsi="Arial" w:cs="Arial" w:eastAsia="Malgun Gothic"/>
+                <w:b/>
+                <w:i w:val="0"/>
+                <w:sz w:val="20"/>
+              </w:rPr>
+              <w:t>der Reißverschluss, -schlüsse</w:t>
+            </w:r>
+            <w:r>
+              <w:rPr>
+                <w:rFonts w:ascii="Malgun Gothic" w:hAnsi="Malgun Gothic" w:cs="Malgun Gothic" w:eastAsia="Malgun Gothic"/>
+                <w:b w:val="0"/>
+                <w:i w:val="0"/>
+                <w:sz w:val="20"/>
+              </w:rPr>
+              <w:t xml:space="preserve">  —  지퍼</w:t>
+            </w:r>
+          </w:p>
+          <w:p>
+            <w:pPr>
+              <w:spacing w:after="40"/>
+            </w:pPr>
+            <w:r>
+              <w:rPr>
+                <w:rFonts w:ascii="Arial" w:hAnsi="Arial" w:cs="Arial" w:eastAsia="Malgun Gothic"/>
+                <w:b/>
+                <w:i w:val="0"/>
+                <w:sz w:val="20"/>
+              </w:rPr>
+              <w:t>der Tresor, -e</w:t>
+            </w:r>
+            <w:r>
+              <w:rPr>
+                <w:rFonts w:ascii="Malgun Gothic" w:hAnsi="Malgun Gothic" w:cs="Malgun Gothic" w:eastAsia="Malgun Gothic"/>
+                <w:b w:val="0"/>
+                <w:i w:val="0"/>
+                <w:sz w:val="20"/>
+              </w:rPr>
+              <w:t xml:space="preserve">  —  금고</w:t>
+            </w:r>
+          </w:p>
+        </w:tc>
+      </w:tr>
+      <w:tr>
+        <w:tc>
+          <w:tcPr>
+            <w:tcW w:type="dxa" w:w="1500"/>
+            <w:tcBorders>
+              <w:top w:val="single" w:color="BFBFBF" w:sz="4"/>
+              <w:left w:val="single" w:color="BFBFBF" w:sz="4"/>
+              <w:bottom w:val="single" w:color="BFBFBF" w:sz="4"/>
+              <w:right w:val="single" w:color="BFBFBF" w:sz="4"/>
+            </w:tcBorders>
+            <w:shd w:fill="DEEAF6" w:color="auto" w:val="clear"/>
+          </w:tcPr>
+          <w:p>
+            <w:r>
+              <w:rPr>
+                <w:rFonts w:ascii="Malgun Gothic" w:hAnsi="Malgun Gothic" w:cs="Malgun Gothic" w:eastAsia="Malgun Gothic"/>
+                <w:b/>
+                <w:i w:val="0"/>
+                <w:color w:val="1F3864"/>
+                <w:sz w:val="20"/>
+              </w:rPr>
+              <w:t>문법</w:t>
+            </w:r>
+          </w:p>
+        </w:tc>
+        <w:tc>
+          <w:tcPr>
+            <w:tcW w:type="dxa" w:w="8138"/>
+            <w:tcBorders>
+              <w:top w:val="single" w:color="BFBFBF" w:sz="4"/>
+              <w:left w:val="single" w:color="BFBFBF" w:sz="4"/>
+              <w:bottom w:val="single" w:color="BFBFBF" w:sz="4"/>
+              <w:right w:val="single" w:color="BFBFBF" w:sz="4"/>
+            </w:tcBorders>
+          </w:tcPr>
+          <w:p>
+            <w:pPr>
+              <w:spacing w:after="40"/>
+            </w:pPr>
+            <w:r>
+              <w:rPr>
+                <w:rFonts w:ascii="Malgun Gothic" w:hAnsi="Malgun Gothic" w:cs="Malgun Gothic" w:eastAsia="Malgun Gothic"/>
+                <w:b w:val="0"/>
+                <w:i w:val="0"/>
+                <w:sz w:val="20"/>
+              </w:rPr>
+              <w:t>steckt ... zurück와 zieht ... zu는 분리동사입니다. als würde er einen Tresor verschließen은 접속법 II 비교절입니다.</w:t>
+            </w:r>
+          </w:p>
+        </w:tc>
+      </w:tr>
+      <w:tr>
+        <w:tc>
+          <w:tcPr>
+            <w:tcW w:type="dxa" w:w="1500"/>
+            <w:tcBorders>
+              <w:top w:val="single" w:color="BFBFBF" w:sz="4"/>
+              <w:left w:val="single" w:color="BFBFBF" w:sz="4"/>
+              <w:bottom w:val="single" w:color="BFBFBF" w:sz="4"/>
+              <w:right w:val="single" w:color="BFBFBF" w:sz="4"/>
+            </w:tcBorders>
+            <w:shd w:fill="DEEAF6" w:color="auto" w:val="clear"/>
+          </w:tcPr>
+          <w:p>
+            <w:r>
+              <w:rPr>
+                <w:rFonts w:ascii="Malgun Gothic" w:hAnsi="Malgun Gothic" w:cs="Malgun Gothic" w:eastAsia="Malgun Gothic"/>
+                <w:b/>
+                <w:i w:val="0"/>
+                <w:color w:val="1F3864"/>
+                <w:sz w:val="20"/>
+              </w:rPr>
+              <w:t>표현</w:t>
+            </w:r>
+          </w:p>
+        </w:tc>
+        <w:tc>
+          <w:tcPr>
+            <w:tcW w:type="dxa" w:w="8138"/>
+            <w:tcBorders>
+              <w:top w:val="single" w:color="BFBFBF" w:sz="4"/>
+              <w:left w:val="single" w:color="BFBFBF" w:sz="4"/>
+              <w:bottom w:val="single" w:color="BFBFBF" w:sz="4"/>
+              <w:right w:val="single" w:color="BFBFBF" w:sz="4"/>
+            </w:tcBorders>
+          </w:tcPr>
+          <w:p>
+            <w:pPr>
+              <w:spacing w:after="40"/>
+            </w:pPr>
+            <w:r>
+              <w:rPr>
+                <w:rFonts w:ascii="Malgun Gothic" w:hAnsi="Malgun Gothic" w:cs="Malgun Gothic" w:eastAsia="Malgun Gothic"/>
+                <w:b w:val="0"/>
+                <w:i w:val="0"/>
+                <w:sz w:val="20"/>
+              </w:rPr>
+              <w:t>zurück in den Rucksack은 in + 4격(방향)입니다.</w:t>
+            </w:r>
+          </w:p>
+        </w:tc>
+      </w:tr>
+      <w:tr>
+        <w:tc>
+          <w:tcPr>
+            <w:tcW w:type="dxa" w:w="1500"/>
+            <w:tcBorders>
+              <w:top w:val="single" w:color="BFBFBF" w:sz="4"/>
+              <w:left w:val="single" w:color="BFBFBF" w:sz="4"/>
+              <w:bottom w:val="single" w:color="BFBFBF" w:sz="4"/>
+              <w:right w:val="single" w:color="BFBFBF" w:sz="4"/>
+            </w:tcBorders>
+            <w:shd w:fill="DEEAF6" w:color="auto" w:val="clear"/>
+          </w:tcPr>
+          <w:p>
+            <w:r>
+              <w:rPr>
+                <w:rFonts w:ascii="Malgun Gothic" w:hAnsi="Malgun Gothic" w:cs="Malgun Gothic" w:eastAsia="Malgun Gothic"/>
+                <w:b/>
+                <w:i w:val="0"/>
+                <w:color w:val="1F3864"/>
+                <w:sz w:val="20"/>
+              </w:rPr>
+              <w:t>시제</w:t>
+            </w:r>
+          </w:p>
+        </w:tc>
+        <w:tc>
+          <w:tcPr>
+            <w:tcW w:type="dxa" w:w="8138"/>
+            <w:tcBorders>
+              <w:top w:val="single" w:color="BFBFBF" w:sz="4"/>
+              <w:left w:val="single" w:color="BFBFBF" w:sz="4"/>
+              <w:bottom w:val="single" w:color="BFBFBF" w:sz="4"/>
+              <w:right w:val="single" w:color="BFBFBF" w:sz="4"/>
+            </w:tcBorders>
+          </w:tcPr>
+          <w:p>
+            <w:pPr>
+              <w:spacing w:after="40"/>
+            </w:pPr>
+            <w:r>
+              <w:rPr>
+                <w:rFonts w:ascii="Malgun Gothic" w:hAnsi="Malgun Gothic" w:cs="Malgun Gothic" w:eastAsia="Malgun Gothic"/>
+                <w:b w:val="0"/>
+                <w:i w:val="0"/>
+                <w:sz w:val="20"/>
+              </w:rPr>
+              <w:t>nickt, steckt, zieht ... zu는 현재형이고 würde는 접속법 II입니다.</w:t>
+            </w:r>
+          </w:p>
+        </w:tc>
+      </w:tr>
+    </w:tbl>
+    <w:p>
+      <w:pPr>
+        <w:spacing w:after="0"/>
+      </w:pPr>
+    </w:p>
+    <w:p>
+      <w:pPr>
+        <w:keepNext/>
+        <w:spacing w:before="160"/>
+      </w:pPr>
+      <w:r>
+        <w:rPr>
+          <w:rFonts w:ascii="Arial" w:hAnsi="Arial" w:cs="Arial" w:eastAsia="Malgun Gothic"/>
+          <w:b/>
+          <w:i w:val="0"/>
+          <w:sz w:val="22"/>
+        </w:rPr>
+        <w:t>52. Svetlana: Auf dem Heimweg schweigen wir. Neben uns rattert eine Straßenbahn vorbei, und Mischa fährt vorn, die Arme weit ausgebreitet, als würde er fliegen.</w:t>
+      </w:r>
+    </w:p>
+    <w:p>
+      <w:pPr>
+        <w:keepNext/>
+        <w:ind w:left="340"/>
+      </w:pPr>
+      <w:r>
+        <w:rPr>
+          <w:rFonts w:ascii="Malgun Gothic" w:hAnsi="Malgun Gothic" w:cs="Malgun Gothic" w:eastAsia="Malgun Gothic"/>
+          <w:b w:val="0"/>
+          <w:i/>
+          <w:color w:val="404040"/>
+          <w:sz w:val="20"/>
+        </w:rPr>
+        <w:t>집으로 가는 길에 우리는 말이 없다. 옆으로 전차가 덜커덕거리며 지나가고, 미샤는 앞에서 두 팔을 활짝 펴고 마치 날듯이 달린다.</w:t>
+      </w:r>
+    </w:p>
+    <w:tbl>
+      <w:tblPr>
+        <w:tblW w:type="auto" w:w="0"/>
+        <w:tblLayout w:type="fixed"/>
+        <w:tblLook w:firstColumn="1" w:firstRow="1" w:lastColumn="0" w:lastRow="0" w:noHBand="0" w:noVBand="1" w:val="04A0"/>
+      </w:tblPr>
+      <w:tblGrid>
+        <w:gridCol w:w="4819"/>
+        <w:gridCol w:w="4819"/>
+      </w:tblGrid>
+      <w:tr>
+        <w:tc>
+          <w:tcPr>
+            <w:tcW w:type="dxa" w:w="1500"/>
+            <w:tcBorders>
+              <w:top w:val="single" w:color="BFBFBF" w:sz="4"/>
+              <w:left w:val="single" w:color="BFBFBF" w:sz="4"/>
+              <w:bottom w:val="single" w:color="BFBFBF" w:sz="4"/>
+              <w:right w:val="single" w:color="BFBFBF" w:sz="4"/>
+            </w:tcBorders>
+            <w:shd w:fill="DEEAF6" w:color="auto" w:val="clear"/>
+          </w:tcPr>
+          <w:p>
+            <w:r>
+              <w:rPr>
+                <w:rFonts w:ascii="Malgun Gothic" w:hAnsi="Malgun Gothic" w:cs="Malgun Gothic" w:eastAsia="Malgun Gothic"/>
+                <w:b/>
+                <w:i w:val="0"/>
+                <w:color w:val="1F3864"/>
+                <w:sz w:val="20"/>
+              </w:rPr>
+              <w:t>주요 단어</w:t>
+            </w:r>
+          </w:p>
+        </w:tc>
+        <w:tc>
+          <w:tcPr>
+            <w:tcW w:type="dxa" w:w="8138"/>
+            <w:tcBorders>
+              <w:top w:val="single" w:color="BFBFBF" w:sz="4"/>
+              <w:left w:val="single" w:color="BFBFBF" w:sz="4"/>
+              <w:bottom w:val="single" w:color="BFBFBF" w:sz="4"/>
+              <w:right w:val="single" w:color="BFBFBF" w:sz="4"/>
+            </w:tcBorders>
+          </w:tcPr>
+          <w:p>
+            <w:pPr>
+              <w:spacing w:after="40"/>
+            </w:pPr>
+            <w:r>
+              <w:rPr>
+                <w:rFonts w:ascii="Arial" w:hAnsi="Arial" w:cs="Arial" w:eastAsia="Malgun Gothic"/>
+                <w:b/>
+                <w:i w:val="0"/>
+                <w:sz w:val="20"/>
+              </w:rPr>
+              <w:t>rattern</w:t>
+            </w:r>
+            <w:r>
+              <w:rPr>
+                <w:rFonts w:ascii="Malgun Gothic" w:hAnsi="Malgun Gothic" w:cs="Malgun Gothic" w:eastAsia="Malgun Gothic"/>
+                <w:b w:val="0"/>
+                <w:i w:val="0"/>
+                <w:sz w:val="20"/>
+              </w:rPr>
+              <w:t xml:space="preserve">  —  덜커덕거리다</w:t>
+            </w:r>
+          </w:p>
+          <w:p>
+            <w:pPr>
+              <w:spacing w:after="40"/>
+            </w:pPr>
+            <w:r>
+              <w:rPr>
+                <w:rFonts w:ascii="Arial" w:hAnsi="Arial" w:cs="Arial" w:eastAsia="Malgun Gothic"/>
+                <w:b/>
+                <w:i w:val="0"/>
+                <w:sz w:val="20"/>
+              </w:rPr>
+              <w:t>ausgebreitet</w:t>
+            </w:r>
+            <w:r>
+              <w:rPr>
+                <w:rFonts w:ascii="Malgun Gothic" w:hAnsi="Malgun Gothic" w:cs="Malgun Gothic" w:eastAsia="Malgun Gothic"/>
+                <w:b w:val="0"/>
+                <w:i w:val="0"/>
+                <w:sz w:val="20"/>
+              </w:rPr>
+              <w:t xml:space="preserve">  —  활짝 편</w:t>
+            </w:r>
+          </w:p>
+          <w:p>
+            <w:pPr>
+              <w:spacing w:after="40"/>
+            </w:pPr>
+            <w:r>
+              <w:rPr>
+                <w:rFonts w:ascii="Arial" w:hAnsi="Arial" w:cs="Arial" w:eastAsia="Malgun Gothic"/>
+                <w:b/>
+                <w:i w:val="0"/>
+                <w:sz w:val="20"/>
+              </w:rPr>
+              <w:t>fliegen</w:t>
+            </w:r>
+            <w:r>
+              <w:rPr>
+                <w:rFonts w:ascii="Malgun Gothic" w:hAnsi="Malgun Gothic" w:cs="Malgun Gothic" w:eastAsia="Malgun Gothic"/>
+                <w:b w:val="0"/>
+                <w:i w:val="0"/>
+                <w:sz w:val="20"/>
+              </w:rPr>
+              <w:t xml:space="preserve">  —  날다</w:t>
+            </w:r>
+          </w:p>
+        </w:tc>
+      </w:tr>
+      <w:tr>
+        <w:tc>
+          <w:tcPr>
+            <w:tcW w:type="dxa" w:w="1500"/>
+            <w:tcBorders>
+              <w:top w:val="single" w:color="BFBFBF" w:sz="4"/>
+              <w:left w:val="single" w:color="BFBFBF" w:sz="4"/>
+              <w:bottom w:val="single" w:color="BFBFBF" w:sz="4"/>
+              <w:right w:val="single" w:color="BFBFBF" w:sz="4"/>
+            </w:tcBorders>
+            <w:shd w:fill="DEEAF6" w:color="auto" w:val="clear"/>
+          </w:tcPr>
+          <w:p>
+            <w:r>
+              <w:rPr>
+                <w:rFonts w:ascii="Malgun Gothic" w:hAnsi="Malgun Gothic" w:cs="Malgun Gothic" w:eastAsia="Malgun Gothic"/>
+                <w:b/>
+                <w:i w:val="0"/>
+                <w:color w:val="1F3864"/>
+                <w:sz w:val="20"/>
+              </w:rPr>
+              <w:t>문법</w:t>
+            </w:r>
+          </w:p>
+        </w:tc>
+        <w:tc>
+          <w:tcPr>
+            <w:tcW w:type="dxa" w:w="8138"/>
+            <w:tcBorders>
+              <w:top w:val="single" w:color="BFBFBF" w:sz="4"/>
+              <w:left w:val="single" w:color="BFBFBF" w:sz="4"/>
+              <w:bottom w:val="single" w:color="BFBFBF" w:sz="4"/>
+              <w:right w:val="single" w:color="BFBFBF" w:sz="4"/>
+            </w:tcBorders>
+          </w:tcPr>
+          <w:p>
+            <w:pPr>
+              <w:spacing w:after="40"/>
+            </w:pPr>
+            <w:r>
+              <w:rPr>
+                <w:rFonts w:ascii="Malgun Gothic" w:hAnsi="Malgun Gothic" w:cs="Malgun Gothic" w:eastAsia="Malgun Gothic"/>
+                <w:b w:val="0"/>
+                <w:i w:val="0"/>
+                <w:sz w:val="20"/>
+              </w:rPr>
+              <w:t>Auf dem Heimweg schweigen wir에서 장소 부사구가 앞에 놓입니다. als würde er fliegen은 접속법 II 비교절입니다.</w:t>
+            </w:r>
+          </w:p>
+        </w:tc>
+      </w:tr>
+      <w:tr>
+        <w:tc>
+          <w:tcPr>
+            <w:tcW w:type="dxa" w:w="1500"/>
+            <w:tcBorders>
+              <w:top w:val="single" w:color="BFBFBF" w:sz="4"/>
+              <w:left w:val="single" w:color="BFBFBF" w:sz="4"/>
+              <w:bottom w:val="single" w:color="BFBFBF" w:sz="4"/>
+              <w:right w:val="single" w:color="BFBFBF" w:sz="4"/>
+            </w:tcBorders>
+            <w:shd w:fill="DEEAF6" w:color="auto" w:val="clear"/>
+          </w:tcPr>
+          <w:p>
+            <w:r>
+              <w:rPr>
+                <w:rFonts w:ascii="Malgun Gothic" w:hAnsi="Malgun Gothic" w:cs="Malgun Gothic" w:eastAsia="Malgun Gothic"/>
+                <w:b/>
+                <w:i w:val="0"/>
+                <w:color w:val="1F3864"/>
+                <w:sz w:val="20"/>
+              </w:rPr>
+              <w:t>표현</w:t>
+            </w:r>
+          </w:p>
+        </w:tc>
+        <w:tc>
+          <w:tcPr>
+            <w:tcW w:type="dxa" w:w="8138"/>
+            <w:tcBorders>
+              <w:top w:val="single" w:color="BFBFBF" w:sz="4"/>
+              <w:left w:val="single" w:color="BFBFBF" w:sz="4"/>
+              <w:bottom w:val="single" w:color="BFBFBF" w:sz="4"/>
+              <w:right w:val="single" w:color="BFBFBF" w:sz="4"/>
+            </w:tcBorders>
+          </w:tcPr>
+          <w:p>
+            <w:pPr>
+              <w:spacing w:after="40"/>
+            </w:pPr>
+            <w:r>
+              <w:rPr>
+                <w:rFonts w:ascii="Malgun Gothic" w:hAnsi="Malgun Gothic" w:cs="Malgun Gothic" w:eastAsia="Malgun Gothic"/>
+                <w:b w:val="0"/>
+                <w:i w:val="0"/>
+                <w:sz w:val="20"/>
+              </w:rPr>
+              <w:t>die Arme weit ausgebreitet는 과거분사 독립 구문입니다.</w:t>
+            </w:r>
+          </w:p>
+        </w:tc>
+      </w:tr>
+      <w:tr>
+        <w:tc>
+          <w:tcPr>
+            <w:tcW w:type="dxa" w:w="1500"/>
+            <w:tcBorders>
+              <w:top w:val="single" w:color="BFBFBF" w:sz="4"/>
+              <w:left w:val="single" w:color="BFBFBF" w:sz="4"/>
+              <w:bottom w:val="single" w:color="BFBFBF" w:sz="4"/>
+              <w:right w:val="single" w:color="BFBFBF" w:sz="4"/>
+            </w:tcBorders>
+            <w:shd w:fill="DEEAF6" w:color="auto" w:val="clear"/>
+          </w:tcPr>
+          <w:p>
+            <w:r>
+              <w:rPr>
+                <w:rFonts w:ascii="Malgun Gothic" w:hAnsi="Malgun Gothic" w:cs="Malgun Gothic" w:eastAsia="Malgun Gothic"/>
+                <w:b/>
+                <w:i w:val="0"/>
+                <w:color w:val="1F3864"/>
+                <w:sz w:val="20"/>
+              </w:rPr>
+              <w:t>시제</w:t>
+            </w:r>
+          </w:p>
+        </w:tc>
+        <w:tc>
+          <w:tcPr>
+            <w:tcW w:type="dxa" w:w="8138"/>
+            <w:tcBorders>
+              <w:top w:val="single" w:color="BFBFBF" w:sz="4"/>
+              <w:left w:val="single" w:color="BFBFBF" w:sz="4"/>
+              <w:bottom w:val="single" w:color="BFBFBF" w:sz="4"/>
+              <w:right w:val="single" w:color="BFBFBF" w:sz="4"/>
+            </w:tcBorders>
+          </w:tcPr>
+          <w:p>
+            <w:pPr>
+              <w:spacing w:after="40"/>
+            </w:pPr>
+            <w:r>
+              <w:rPr>
+                <w:rFonts w:ascii="Malgun Gothic" w:hAnsi="Malgun Gothic" w:cs="Malgun Gothic" w:eastAsia="Malgun Gothic"/>
+                <w:b w:val="0"/>
+                <w:i w:val="0"/>
+                <w:sz w:val="20"/>
+              </w:rPr>
+              <w:t>schweigen, rattert ... vorbei, fährt는 현재형이고 würde는 접속법 II입니다.</w:t>
+            </w:r>
+          </w:p>
+        </w:tc>
+      </w:tr>
+    </w:tbl>
+    <w:p>
+      <w:pPr>
+        <w:spacing w:after="0"/>
+      </w:pPr>
+    </w:p>
+    <w:p>
+      <w:pPr>
+        <w:keepNext/>
+        <w:spacing w:before="160"/>
+      </w:pPr>
+      <w:r>
+        <w:rPr>
+          <w:rFonts w:ascii="Arial" w:hAnsi="Arial" w:cs="Arial" w:eastAsia="Malgun Gothic"/>
+          <w:b/>
+          <w:i w:val="0"/>
+          <w:sz w:val="22"/>
+        </w:rPr>
+        <w:t>53. Svetlana: Weißt du, was ich vor einem Jahr getan hätte, wenn man mir erzählt hätte, dass mein Sohn ein Stipendium bekommt? Ich hätte gelacht. Hart gelacht.</w:t>
+      </w:r>
+    </w:p>
+    <w:p>
+      <w:pPr>
+        <w:keepNext/>
+        <w:ind w:left="340"/>
+      </w:pPr>
+      <w:r>
+        <w:rPr>
+          <w:rFonts w:ascii="Malgun Gothic" w:hAnsi="Malgun Gothic" w:cs="Malgun Gothic" w:eastAsia="Malgun Gothic"/>
+          <w:b w:val="0"/>
+          <w:i/>
+          <w:color w:val="404040"/>
+          <w:sz w:val="20"/>
+        </w:rPr>
+        <w:t>일 년 전에 아들이 장학금을 받는다는 말을 들었다면 내가 어떻게 했을지 알아요? 웃었을 거예요. 쓰게 웃었겠죠.</w:t>
+      </w:r>
+    </w:p>
+    <w:tbl>
+      <w:tblPr>
+        <w:tblW w:type="auto" w:w="0"/>
+        <w:tblLayout w:type="fixed"/>
+        <w:tblLook w:firstColumn="1" w:firstRow="1" w:lastColumn="0" w:lastRow="0" w:noHBand="0" w:noVBand="1" w:val="04A0"/>
+      </w:tblPr>
+      <w:tblGrid>
+        <w:gridCol w:w="4819"/>
+        <w:gridCol w:w="4819"/>
+      </w:tblGrid>
+      <w:tr>
+        <w:tc>
+          <w:tcPr>
+            <w:tcW w:type="dxa" w:w="1500"/>
+            <w:tcBorders>
+              <w:top w:val="single" w:color="BFBFBF" w:sz="4"/>
+              <w:left w:val="single" w:color="BFBFBF" w:sz="4"/>
+              <w:bottom w:val="single" w:color="BFBFBF" w:sz="4"/>
+              <w:right w:val="single" w:color="BFBFBF" w:sz="4"/>
+            </w:tcBorders>
+            <w:shd w:fill="DEEAF6" w:color="auto" w:val="clear"/>
+          </w:tcPr>
+          <w:p>
+            <w:r>
+              <w:rPr>
+                <w:rFonts w:ascii="Malgun Gothic" w:hAnsi="Malgun Gothic" w:cs="Malgun Gothic" w:eastAsia="Malgun Gothic"/>
+                <w:b/>
+                <w:i w:val="0"/>
+                <w:color w:val="1F3864"/>
+                <w:sz w:val="20"/>
+              </w:rPr>
+              <w:t>주요 단어</w:t>
+            </w:r>
+          </w:p>
+        </w:tc>
+        <w:tc>
+          <w:tcPr>
+            <w:tcW w:type="dxa" w:w="8138"/>
+            <w:tcBorders>
+              <w:top w:val="single" w:color="BFBFBF" w:sz="4"/>
+              <w:left w:val="single" w:color="BFBFBF" w:sz="4"/>
+              <w:bottom w:val="single" w:color="BFBFBF" w:sz="4"/>
+              <w:right w:val="single" w:color="BFBFBF" w:sz="4"/>
+            </w:tcBorders>
+          </w:tcPr>
+          <w:p>
+            <w:pPr>
+              <w:spacing w:after="40"/>
+            </w:pPr>
+            <w:r>
+              <w:rPr>
+                <w:rFonts w:ascii="Arial" w:hAnsi="Arial" w:cs="Arial" w:eastAsia="Malgun Gothic"/>
+                <w:b/>
+                <w:i w:val="0"/>
+                <w:sz w:val="20"/>
+              </w:rPr>
+              <w:t>hart</w:t>
+            </w:r>
+            <w:r>
+              <w:rPr>
+                <w:rFonts w:ascii="Malgun Gothic" w:hAnsi="Malgun Gothic" w:cs="Malgun Gothic" w:eastAsia="Malgun Gothic"/>
+                <w:b w:val="0"/>
+                <w:i w:val="0"/>
+                <w:sz w:val="20"/>
+              </w:rPr>
+              <w:t xml:space="preserve">  —  쓰게</w:t>
+            </w:r>
+          </w:p>
+          <w:p>
+            <w:pPr>
+              <w:spacing w:after="40"/>
+            </w:pPr>
+            <w:r>
+              <w:rPr>
+                <w:rFonts w:ascii="Arial" w:hAnsi="Arial" w:cs="Arial" w:eastAsia="Malgun Gothic"/>
+                <w:b/>
+                <w:i w:val="0"/>
+                <w:sz w:val="20"/>
+              </w:rPr>
+              <w:t>erzählen</w:t>
+            </w:r>
+            <w:r>
+              <w:rPr>
+                <w:rFonts w:ascii="Malgun Gothic" w:hAnsi="Malgun Gothic" w:cs="Malgun Gothic" w:eastAsia="Malgun Gothic"/>
+                <w:b w:val="0"/>
+                <w:i w:val="0"/>
+                <w:sz w:val="20"/>
+              </w:rPr>
+              <w:t xml:space="preserve">  —  이야기하다</w:t>
+            </w:r>
+          </w:p>
+          <w:p>
+            <w:pPr>
+              <w:spacing w:after="40"/>
+            </w:pPr>
+            <w:r>
+              <w:rPr>
+                <w:rFonts w:ascii="Arial" w:hAnsi="Arial" w:cs="Arial" w:eastAsia="Malgun Gothic"/>
+                <w:b/>
+                <w:i w:val="0"/>
+                <w:sz w:val="20"/>
+              </w:rPr>
+              <w:t>das Stipendium</w:t>
+            </w:r>
+            <w:r>
+              <w:rPr>
+                <w:rFonts w:ascii="Malgun Gothic" w:hAnsi="Malgun Gothic" w:cs="Malgun Gothic" w:eastAsia="Malgun Gothic"/>
+                <w:b w:val="0"/>
+                <w:i w:val="0"/>
+                <w:sz w:val="20"/>
+              </w:rPr>
+              <w:t xml:space="preserve">  —  장학금</w:t>
+            </w:r>
+          </w:p>
+        </w:tc>
+      </w:tr>
+      <w:tr>
+        <w:tc>
+          <w:tcPr>
+            <w:tcW w:type="dxa" w:w="1500"/>
+            <w:tcBorders>
+              <w:top w:val="single" w:color="BFBFBF" w:sz="4"/>
+              <w:left w:val="single" w:color="BFBFBF" w:sz="4"/>
+              <w:bottom w:val="single" w:color="BFBFBF" w:sz="4"/>
+              <w:right w:val="single" w:color="BFBFBF" w:sz="4"/>
+            </w:tcBorders>
+            <w:shd w:fill="DEEAF6" w:color="auto" w:val="clear"/>
+          </w:tcPr>
+          <w:p>
+            <w:r>
+              <w:rPr>
+                <w:rFonts w:ascii="Malgun Gothic" w:hAnsi="Malgun Gothic" w:cs="Malgun Gothic" w:eastAsia="Malgun Gothic"/>
+                <w:b/>
+                <w:i w:val="0"/>
+                <w:color w:val="1F3864"/>
+                <w:sz w:val="20"/>
+              </w:rPr>
+              <w:t>문법</w:t>
+            </w:r>
+          </w:p>
+        </w:tc>
+        <w:tc>
+          <w:tcPr>
+            <w:tcW w:type="dxa" w:w="8138"/>
+            <w:tcBorders>
+              <w:top w:val="single" w:color="BFBFBF" w:sz="4"/>
+              <w:left w:val="single" w:color="BFBFBF" w:sz="4"/>
+              <w:bottom w:val="single" w:color="BFBFBF" w:sz="4"/>
+              <w:right w:val="single" w:color="BFBFBF" w:sz="4"/>
+            </w:tcBorders>
+          </w:tcPr>
+          <w:p>
+            <w:pPr>
+              <w:spacing w:after="40"/>
+            </w:pPr>
+            <w:r>
+              <w:rPr>
+                <w:rFonts w:ascii="Malgun Gothic" w:hAnsi="Malgun Gothic" w:cs="Malgun Gothic" w:eastAsia="Malgun Gothic"/>
+                <w:b w:val="0"/>
+                <w:i w:val="0"/>
+                <w:sz w:val="20"/>
+              </w:rPr>
+              <w:t>Weißt du, was ich ... getan hätte, wenn man mir erzählt hätte, dass ...에서 접속법 II 과거가 겹칩니다. mir는 3격입니다.</w:t>
+            </w:r>
+          </w:p>
+        </w:tc>
+      </w:tr>
+      <w:tr>
+        <w:tc>
+          <w:tcPr>
+            <w:tcW w:type="dxa" w:w="1500"/>
+            <w:tcBorders>
+              <w:top w:val="single" w:color="BFBFBF" w:sz="4"/>
+              <w:left w:val="single" w:color="BFBFBF" w:sz="4"/>
+              <w:bottom w:val="single" w:color="BFBFBF" w:sz="4"/>
+              <w:right w:val="single" w:color="BFBFBF" w:sz="4"/>
+            </w:tcBorders>
+            <w:shd w:fill="DEEAF6" w:color="auto" w:val="clear"/>
+          </w:tcPr>
+          <w:p>
+            <w:r>
+              <w:rPr>
+                <w:rFonts w:ascii="Malgun Gothic" w:hAnsi="Malgun Gothic" w:cs="Malgun Gothic" w:eastAsia="Malgun Gothic"/>
+                <w:b/>
+                <w:i w:val="0"/>
+                <w:color w:val="1F3864"/>
+                <w:sz w:val="20"/>
+              </w:rPr>
+              <w:t>표현</w:t>
+            </w:r>
+          </w:p>
+        </w:tc>
+        <w:tc>
+          <w:tcPr>
+            <w:tcW w:type="dxa" w:w="8138"/>
+            <w:tcBorders>
+              <w:top w:val="single" w:color="BFBFBF" w:sz="4"/>
+              <w:left w:val="single" w:color="BFBFBF" w:sz="4"/>
+              <w:bottom w:val="single" w:color="BFBFBF" w:sz="4"/>
+              <w:right w:val="single" w:color="BFBFBF" w:sz="4"/>
+            </w:tcBorders>
+          </w:tcPr>
+          <w:p>
+            <w:pPr>
+              <w:spacing w:after="40"/>
+            </w:pPr>
+            <w:r>
+              <w:rPr>
+                <w:rFonts w:ascii="Malgun Gothic" w:hAnsi="Malgun Gothic" w:cs="Malgun Gothic" w:eastAsia="Malgun Gothic"/>
+                <w:b w:val="0"/>
+                <w:i w:val="0"/>
+                <w:sz w:val="20"/>
+              </w:rPr>
+              <w:t>vor einem Jahr는 vor + 3격입니다.</w:t>
+            </w:r>
+          </w:p>
+        </w:tc>
+      </w:tr>
+      <w:tr>
+        <w:tc>
+          <w:tcPr>
+            <w:tcW w:type="dxa" w:w="1500"/>
+            <w:tcBorders>
+              <w:top w:val="single" w:color="BFBFBF" w:sz="4"/>
+              <w:left w:val="single" w:color="BFBFBF" w:sz="4"/>
+              <w:bottom w:val="single" w:color="BFBFBF" w:sz="4"/>
+              <w:right w:val="single" w:color="BFBFBF" w:sz="4"/>
+            </w:tcBorders>
+            <w:shd w:fill="DEEAF6" w:color="auto" w:val="clear"/>
+          </w:tcPr>
+          <w:p>
+            <w:r>
+              <w:rPr>
+                <w:rFonts w:ascii="Malgun Gothic" w:hAnsi="Malgun Gothic" w:cs="Malgun Gothic" w:eastAsia="Malgun Gothic"/>
+                <w:b/>
+                <w:i w:val="0"/>
+                <w:color w:val="1F3864"/>
+                <w:sz w:val="20"/>
+              </w:rPr>
+              <w:t>시제</w:t>
+            </w:r>
+          </w:p>
+        </w:tc>
+        <w:tc>
+          <w:tcPr>
+            <w:tcW w:type="dxa" w:w="8138"/>
+            <w:tcBorders>
+              <w:top w:val="single" w:color="BFBFBF" w:sz="4"/>
+              <w:left w:val="single" w:color="BFBFBF" w:sz="4"/>
+              <w:bottom w:val="single" w:color="BFBFBF" w:sz="4"/>
+              <w:right w:val="single" w:color="BFBFBF" w:sz="4"/>
+            </w:tcBorders>
+          </w:tcPr>
+          <w:p>
+            <w:pPr>
+              <w:spacing w:after="40"/>
+            </w:pPr>
+            <w:r>
+              <w:rPr>
+                <w:rFonts w:ascii="Malgun Gothic" w:hAnsi="Malgun Gothic" w:cs="Malgun Gothic" w:eastAsia="Malgun Gothic"/>
+                <w:b w:val="0"/>
+                <w:i w:val="0"/>
+                <w:sz w:val="20"/>
+              </w:rPr>
+              <w:t>Weißt는 현재형이고 getan hätte, erzählt hätte, gelacht는 접속법 II 과거 구조입니다.</w:t>
+            </w:r>
+          </w:p>
+        </w:tc>
+      </w:tr>
+    </w:tbl>
+    <w:p>
+      <w:pPr>
+        <w:spacing w:after="0"/>
+      </w:pPr>
+    </w:p>
+    <w:p>
+      <w:pPr>
+        <w:keepNext/>
+        <w:spacing w:before="160"/>
+      </w:pPr>
+      <w:r>
+        <w:rPr>
+          <w:rFonts w:ascii="Arial" w:hAnsi="Arial" w:cs="Arial" w:eastAsia="Malgun Gothic"/>
+          <w:b/>
+          <w:i w:val="0"/>
+          <w:sz w:val="22"/>
+        </w:rPr>
+        <w:t>54. Jonas: Und heute?</w:t>
+      </w:r>
+    </w:p>
+    <w:p>
+      <w:pPr>
+        <w:keepNext/>
+        <w:ind w:left="340"/>
+      </w:pPr>
+      <w:r>
+        <w:rPr>
+          <w:rFonts w:ascii="Malgun Gothic" w:hAnsi="Malgun Gothic" w:cs="Malgun Gothic" w:eastAsia="Malgun Gothic"/>
+          <w:b w:val="0"/>
+          <w:i/>
+          <w:color w:val="404040"/>
+          <w:sz w:val="20"/>
+        </w:rPr>
+        <w:t>그리고 오늘은요?</w:t>
+      </w:r>
+    </w:p>
+    <w:tbl>
+      <w:tblPr>
+        <w:tblW w:type="auto" w:w="0"/>
+        <w:tblLayout w:type="fixed"/>
+        <w:tblLook w:firstColumn="1" w:firstRow="1" w:lastColumn="0" w:lastRow="0" w:noHBand="0" w:noVBand="1" w:val="04A0"/>
+      </w:tblPr>
+      <w:tblGrid>
+        <w:gridCol w:w="4819"/>
+        <w:gridCol w:w="4819"/>
+      </w:tblGrid>
+      <w:tr>
+        <w:tc>
+          <w:tcPr>
+            <w:tcW w:type="dxa" w:w="1500"/>
+            <w:tcBorders>
+              <w:top w:val="single" w:color="BFBFBF" w:sz="4"/>
+              <w:left w:val="single" w:color="BFBFBF" w:sz="4"/>
+              <w:bottom w:val="single" w:color="BFBFBF" w:sz="4"/>
+              <w:right w:val="single" w:color="BFBFBF" w:sz="4"/>
+            </w:tcBorders>
+            <w:shd w:fill="DEEAF6" w:color="auto" w:val="clear"/>
+          </w:tcPr>
+          <w:p>
+            <w:r>
+              <w:rPr>
+                <w:rFonts w:ascii="Malgun Gothic" w:hAnsi="Malgun Gothic" w:cs="Malgun Gothic" w:eastAsia="Malgun Gothic"/>
+                <w:b/>
+                <w:i w:val="0"/>
+                <w:color w:val="1F3864"/>
+                <w:sz w:val="20"/>
+              </w:rPr>
+              <w:t>주요 단어</w:t>
+            </w:r>
+          </w:p>
+        </w:tc>
+        <w:tc>
+          <w:tcPr>
+            <w:tcW w:type="dxa" w:w="8138"/>
+            <w:tcBorders>
+              <w:top w:val="single" w:color="BFBFBF" w:sz="4"/>
+              <w:left w:val="single" w:color="BFBFBF" w:sz="4"/>
+              <w:bottom w:val="single" w:color="BFBFBF" w:sz="4"/>
+              <w:right w:val="single" w:color="BFBFBF" w:sz="4"/>
+            </w:tcBorders>
+          </w:tcPr>
+          <w:p>
+            <w:pPr>
+              <w:spacing w:after="40"/>
+            </w:pPr>
+            <w:r>
+              <w:rPr>
+                <w:rFonts w:ascii="Arial" w:hAnsi="Arial" w:cs="Arial" w:eastAsia="Malgun Gothic"/>
+                <w:b/>
+                <w:i w:val="0"/>
+                <w:sz w:val="20"/>
+              </w:rPr>
+              <w:t>heute</w:t>
+            </w:r>
+            <w:r>
+              <w:rPr>
+                <w:rFonts w:ascii="Malgun Gothic" w:hAnsi="Malgun Gothic" w:cs="Malgun Gothic" w:eastAsia="Malgun Gothic"/>
+                <w:b w:val="0"/>
+                <w:i w:val="0"/>
+                <w:sz w:val="20"/>
+              </w:rPr>
+              <w:t xml:space="preserve">  —  오늘</w:t>
+            </w:r>
+          </w:p>
+          <w:p>
+            <w:pPr>
+              <w:spacing w:after="40"/>
+            </w:pPr>
+            <w:r>
+              <w:rPr>
+                <w:rFonts w:ascii="Arial" w:hAnsi="Arial" w:cs="Arial" w:eastAsia="Malgun Gothic"/>
+                <w:b/>
+                <w:i w:val="0"/>
+                <w:sz w:val="20"/>
+              </w:rPr>
+              <w:t>und</w:t>
+            </w:r>
+            <w:r>
+              <w:rPr>
+                <w:rFonts w:ascii="Malgun Gothic" w:hAnsi="Malgun Gothic" w:cs="Malgun Gothic" w:eastAsia="Malgun Gothic"/>
+                <w:b w:val="0"/>
+                <w:i w:val="0"/>
+                <w:sz w:val="20"/>
+              </w:rPr>
+              <w:t xml:space="preserve">  —  그리고</w:t>
+            </w:r>
+          </w:p>
+          <w:p>
+            <w:pPr>
+              <w:spacing w:after="40"/>
+            </w:pPr>
+            <w:r>
+              <w:rPr>
+                <w:rFonts w:ascii="Arial" w:hAnsi="Arial" w:cs="Arial" w:eastAsia="Malgun Gothic"/>
+                <w:b/>
+                <w:i w:val="0"/>
+                <w:sz w:val="20"/>
+              </w:rPr>
+              <w:t>die Frage, -n</w:t>
+            </w:r>
+            <w:r>
+              <w:rPr>
+                <w:rFonts w:ascii="Malgun Gothic" w:hAnsi="Malgun Gothic" w:cs="Malgun Gothic" w:eastAsia="Malgun Gothic"/>
+                <w:b w:val="0"/>
+                <w:i w:val="0"/>
+                <w:sz w:val="20"/>
+              </w:rPr>
+              <w:t xml:space="preserve">  —  질문</w:t>
+            </w:r>
+          </w:p>
+        </w:tc>
+      </w:tr>
+      <w:tr>
+        <w:tc>
+          <w:tcPr>
+            <w:tcW w:type="dxa" w:w="1500"/>
+            <w:tcBorders>
+              <w:top w:val="single" w:color="BFBFBF" w:sz="4"/>
+              <w:left w:val="single" w:color="BFBFBF" w:sz="4"/>
+              <w:bottom w:val="single" w:color="BFBFBF" w:sz="4"/>
+              <w:right w:val="single" w:color="BFBFBF" w:sz="4"/>
+            </w:tcBorders>
+            <w:shd w:fill="DEEAF6" w:color="auto" w:val="clear"/>
+          </w:tcPr>
+          <w:p>
+            <w:r>
+              <w:rPr>
+                <w:rFonts w:ascii="Malgun Gothic" w:hAnsi="Malgun Gothic" w:cs="Malgun Gothic" w:eastAsia="Malgun Gothic"/>
+                <w:b/>
+                <w:i w:val="0"/>
+                <w:color w:val="1F3864"/>
+                <w:sz w:val="20"/>
+              </w:rPr>
+              <w:t>문법</w:t>
+            </w:r>
+          </w:p>
+        </w:tc>
+        <w:tc>
+          <w:tcPr>
+            <w:tcW w:type="dxa" w:w="8138"/>
+            <w:tcBorders>
+              <w:top w:val="single" w:color="BFBFBF" w:sz="4"/>
+              <w:left w:val="single" w:color="BFBFBF" w:sz="4"/>
+              <w:bottom w:val="single" w:color="BFBFBF" w:sz="4"/>
+              <w:right w:val="single" w:color="BFBFBF" w:sz="4"/>
+            </w:tcBorders>
+          </w:tcPr>
+          <w:p>
+            <w:pPr>
+              <w:spacing w:after="40"/>
+            </w:pPr>
+            <w:r>
+              <w:rPr>
+                <w:rFonts w:ascii="Malgun Gothic" w:hAnsi="Malgun Gothic" w:cs="Malgun Gothic" w:eastAsia="Malgun Gothic"/>
+                <w:b w:val="0"/>
+                <w:i w:val="0"/>
+                <w:sz w:val="20"/>
+              </w:rPr>
+              <w:t>Und heute?는 짧은 후속 질문입니다. 동사가 생략되어 있습니다.</w:t>
+            </w:r>
+          </w:p>
+        </w:tc>
+      </w:tr>
+      <w:tr>
+        <w:tc>
+          <w:tcPr>
+            <w:tcW w:type="dxa" w:w="1500"/>
+            <w:tcBorders>
+              <w:top w:val="single" w:color="BFBFBF" w:sz="4"/>
+              <w:left w:val="single" w:color="BFBFBF" w:sz="4"/>
+              <w:bottom w:val="single" w:color="BFBFBF" w:sz="4"/>
+              <w:right w:val="single" w:color="BFBFBF" w:sz="4"/>
+            </w:tcBorders>
+            <w:shd w:fill="DEEAF6" w:color="auto" w:val="clear"/>
+          </w:tcPr>
+          <w:p>
+            <w:r>
+              <w:rPr>
+                <w:rFonts w:ascii="Malgun Gothic" w:hAnsi="Malgun Gothic" w:cs="Malgun Gothic" w:eastAsia="Malgun Gothic"/>
+                <w:b/>
+                <w:i w:val="0"/>
+                <w:color w:val="1F3864"/>
+                <w:sz w:val="20"/>
+              </w:rPr>
+              <w:t>표현</w:t>
+            </w:r>
+          </w:p>
+        </w:tc>
+        <w:tc>
+          <w:tcPr>
+            <w:tcW w:type="dxa" w:w="8138"/>
+            <w:tcBorders>
+              <w:top w:val="single" w:color="BFBFBF" w:sz="4"/>
+              <w:left w:val="single" w:color="BFBFBF" w:sz="4"/>
+              <w:bottom w:val="single" w:color="BFBFBF" w:sz="4"/>
+              <w:right w:val="single" w:color="BFBFBF" w:sz="4"/>
+            </w:tcBorders>
+          </w:tcPr>
+          <w:p>
+            <w:pPr>
+              <w:spacing w:after="40"/>
+            </w:pPr>
+            <w:r>
+              <w:rPr>
+                <w:rFonts w:ascii="Malgun Gothic" w:hAnsi="Malgun Gothic" w:cs="Malgun Gothic" w:eastAsia="Malgun Gothic"/>
+                <w:b w:val="0"/>
+                <w:i w:val="0"/>
+                <w:sz w:val="20"/>
+              </w:rPr>
+              <w:t>대화를 이어 가는 표현입니다.</w:t>
+            </w:r>
+          </w:p>
+        </w:tc>
+      </w:tr>
+      <w:tr>
+        <w:tc>
+          <w:tcPr>
+            <w:tcW w:type="dxa" w:w="1500"/>
+            <w:tcBorders>
+              <w:top w:val="single" w:color="BFBFBF" w:sz="4"/>
+              <w:left w:val="single" w:color="BFBFBF" w:sz="4"/>
+              <w:bottom w:val="single" w:color="BFBFBF" w:sz="4"/>
+              <w:right w:val="single" w:color="BFBFBF" w:sz="4"/>
+            </w:tcBorders>
+            <w:shd w:fill="DEEAF6" w:color="auto" w:val="clear"/>
+          </w:tcPr>
+          <w:p>
+            <w:r>
+              <w:rPr>
+                <w:rFonts w:ascii="Malgun Gothic" w:hAnsi="Malgun Gothic" w:cs="Malgun Gothic" w:eastAsia="Malgun Gothic"/>
+                <w:b/>
+                <w:i w:val="0"/>
+                <w:color w:val="1F3864"/>
+                <w:sz w:val="20"/>
+              </w:rPr>
+              <w:t>시제</w:t>
+            </w:r>
+          </w:p>
+        </w:tc>
+        <w:tc>
+          <w:tcPr>
+            <w:tcW w:type="dxa" w:w="8138"/>
+            <w:tcBorders>
+              <w:top w:val="single" w:color="BFBFBF" w:sz="4"/>
+              <w:left w:val="single" w:color="BFBFBF" w:sz="4"/>
+              <w:bottom w:val="single" w:color="BFBFBF" w:sz="4"/>
+              <w:right w:val="single" w:color="BFBFBF" w:sz="4"/>
+            </w:tcBorders>
+          </w:tcPr>
+          <w:p>
+            <w:pPr>
+              <w:spacing w:after="40"/>
+            </w:pPr>
+            <w:r>
+              <w:rPr>
+                <w:rFonts w:ascii="Malgun Gothic" w:hAnsi="Malgun Gothic" w:cs="Malgun Gothic" w:eastAsia="Malgun Gothic"/>
+                <w:b w:val="0"/>
+                <w:i w:val="0"/>
+                <w:sz w:val="20"/>
+              </w:rPr>
+              <w:t>동사가 없는 문장입니다.</w:t>
+            </w:r>
+          </w:p>
+        </w:tc>
+      </w:tr>
+    </w:tbl>
+    <w:p>
+      <w:pPr>
+        <w:spacing w:after="0"/>
+      </w:pPr>
+    </w:p>
+    <w:p>
+      <w:pPr>
+        <w:keepNext/>
+        <w:spacing w:before="160"/>
+      </w:pPr>
+      <w:r>
+        <w:rPr>
+          <w:rFonts w:ascii="Arial" w:hAnsi="Arial" w:cs="Arial" w:eastAsia="Malgun Gothic"/>
+          <w:b/>
+          <w:i w:val="0"/>
+          <w:sz w:val="22"/>
+        </w:rPr>
+        <w:t>55. Svetlana: Heute glaube ich, dass es Menschen gibt, die zuhören. Das ist ein Satz, den ich vor einem Jahr nicht aussprechen konnte.</w:t>
+      </w:r>
+    </w:p>
+    <w:p>
+      <w:pPr>
+        <w:keepNext/>
+        <w:ind w:left="340"/>
+      </w:pPr>
+      <w:r>
+        <w:rPr>
+          <w:rFonts w:ascii="Malgun Gothic" w:hAnsi="Malgun Gothic" w:cs="Malgun Gothic" w:eastAsia="Malgun Gothic"/>
+          <w:b w:val="0"/>
+          <w:i/>
+          <w:color w:val="404040"/>
+          <w:sz w:val="20"/>
+        </w:rPr>
+        <w:t>오늘은 귀 기울이는 사람들이 있다고 믿어요. 일 년 전에는 입 밖에 낼 수 없던 문장이에요.</w:t>
+      </w:r>
+    </w:p>
+    <w:tbl>
+      <w:tblPr>
+        <w:tblW w:type="auto" w:w="0"/>
+        <w:tblLayout w:type="fixed"/>
+        <w:tblLook w:firstColumn="1" w:firstRow="1" w:lastColumn="0" w:lastRow="0" w:noHBand="0" w:noVBand="1" w:val="04A0"/>
+      </w:tblPr>
+      <w:tblGrid>
+        <w:gridCol w:w="4819"/>
+        <w:gridCol w:w="4819"/>
+      </w:tblGrid>
+      <w:tr>
+        <w:tc>
+          <w:tcPr>
+            <w:tcW w:type="dxa" w:w="1500"/>
+            <w:tcBorders>
+              <w:top w:val="single" w:color="BFBFBF" w:sz="4"/>
+              <w:left w:val="single" w:color="BFBFBF" w:sz="4"/>
+              <w:bottom w:val="single" w:color="BFBFBF" w:sz="4"/>
+              <w:right w:val="single" w:color="BFBFBF" w:sz="4"/>
+            </w:tcBorders>
+            <w:shd w:fill="DEEAF6" w:color="auto" w:val="clear"/>
+          </w:tcPr>
+          <w:p>
+            <w:r>
+              <w:rPr>
+                <w:rFonts w:ascii="Malgun Gothic" w:hAnsi="Malgun Gothic" w:cs="Malgun Gothic" w:eastAsia="Malgun Gothic"/>
+                <w:b/>
+                <w:i w:val="0"/>
+                <w:color w:val="1F3864"/>
+                <w:sz w:val="20"/>
+              </w:rPr>
+              <w:t>주요 단어</w:t>
+            </w:r>
+          </w:p>
+        </w:tc>
+        <w:tc>
+          <w:tcPr>
+            <w:tcW w:type="dxa" w:w="8138"/>
+            <w:tcBorders>
+              <w:top w:val="single" w:color="BFBFBF" w:sz="4"/>
+              <w:left w:val="single" w:color="BFBFBF" w:sz="4"/>
+              <w:bottom w:val="single" w:color="BFBFBF" w:sz="4"/>
+              <w:right w:val="single" w:color="BFBFBF" w:sz="4"/>
+            </w:tcBorders>
+          </w:tcPr>
+          <w:p>
+            <w:pPr>
+              <w:spacing w:after="40"/>
+            </w:pPr>
+            <w:r>
+              <w:rPr>
+                <w:rFonts w:ascii="Arial" w:hAnsi="Arial" w:cs="Arial" w:eastAsia="Malgun Gothic"/>
+                <w:b/>
+                <w:i w:val="0"/>
+                <w:sz w:val="20"/>
+              </w:rPr>
+              <w:t>aussprechen</w:t>
+            </w:r>
+            <w:r>
+              <w:rPr>
+                <w:rFonts w:ascii="Malgun Gothic" w:hAnsi="Malgun Gothic" w:cs="Malgun Gothic" w:eastAsia="Malgun Gothic"/>
+                <w:b w:val="0"/>
+                <w:i w:val="0"/>
+                <w:sz w:val="20"/>
+              </w:rPr>
+              <w:t xml:space="preserve">  —  말로 내다</w:t>
+            </w:r>
+          </w:p>
+          <w:p>
+            <w:pPr>
+              <w:spacing w:after="40"/>
+            </w:pPr>
+            <w:r>
+              <w:rPr>
+                <w:rFonts w:ascii="Arial" w:hAnsi="Arial" w:cs="Arial" w:eastAsia="Malgun Gothic"/>
+                <w:b/>
+                <w:i w:val="0"/>
+                <w:sz w:val="20"/>
+              </w:rPr>
+              <w:t>zuhören</w:t>
+            </w:r>
+            <w:r>
+              <w:rPr>
+                <w:rFonts w:ascii="Malgun Gothic" w:hAnsi="Malgun Gothic" w:cs="Malgun Gothic" w:eastAsia="Malgun Gothic"/>
+                <w:b w:val="0"/>
+                <w:i w:val="0"/>
+                <w:sz w:val="20"/>
+              </w:rPr>
+              <w:t xml:space="preserve">  —  귀 기울이다</w:t>
+            </w:r>
+          </w:p>
+          <w:p>
+            <w:pPr>
+              <w:spacing w:after="40"/>
+            </w:pPr>
+            <w:r>
+              <w:rPr>
+                <w:rFonts w:ascii="Arial" w:hAnsi="Arial" w:cs="Arial" w:eastAsia="Malgun Gothic"/>
+                <w:b/>
+                <w:i w:val="0"/>
+                <w:sz w:val="20"/>
+              </w:rPr>
+              <w:t>glauben</w:t>
+            </w:r>
+            <w:r>
+              <w:rPr>
+                <w:rFonts w:ascii="Malgun Gothic" w:hAnsi="Malgun Gothic" w:cs="Malgun Gothic" w:eastAsia="Malgun Gothic"/>
+                <w:b w:val="0"/>
+                <w:i w:val="0"/>
+                <w:sz w:val="20"/>
+              </w:rPr>
+              <w:t xml:space="preserve">  —  믿다</w:t>
+            </w:r>
+          </w:p>
+        </w:tc>
+      </w:tr>
+      <w:tr>
+        <w:tc>
+          <w:tcPr>
+            <w:tcW w:type="dxa" w:w="1500"/>
+            <w:tcBorders>
+              <w:top w:val="single" w:color="BFBFBF" w:sz="4"/>
+              <w:left w:val="single" w:color="BFBFBF" w:sz="4"/>
+              <w:bottom w:val="single" w:color="BFBFBF" w:sz="4"/>
+              <w:right w:val="single" w:color="BFBFBF" w:sz="4"/>
+            </w:tcBorders>
+            <w:shd w:fill="DEEAF6" w:color="auto" w:val="clear"/>
+          </w:tcPr>
+          <w:p>
+            <w:r>
+              <w:rPr>
+                <w:rFonts w:ascii="Malgun Gothic" w:hAnsi="Malgun Gothic" w:cs="Malgun Gothic" w:eastAsia="Malgun Gothic"/>
+                <w:b/>
+                <w:i w:val="0"/>
+                <w:color w:val="1F3864"/>
+                <w:sz w:val="20"/>
+              </w:rPr>
+              <w:t>문법</w:t>
+            </w:r>
+          </w:p>
+        </w:tc>
+        <w:tc>
+          <w:tcPr>
+            <w:tcW w:type="dxa" w:w="8138"/>
+            <w:tcBorders>
+              <w:top w:val="single" w:color="BFBFBF" w:sz="4"/>
+              <w:left w:val="single" w:color="BFBFBF" w:sz="4"/>
+              <w:bottom w:val="single" w:color="BFBFBF" w:sz="4"/>
+              <w:right w:val="single" w:color="BFBFBF" w:sz="4"/>
+            </w:tcBorders>
+          </w:tcPr>
+          <w:p>
+            <w:pPr>
+              <w:spacing w:after="40"/>
+            </w:pPr>
+            <w:r>
+              <w:rPr>
+                <w:rFonts w:ascii="Malgun Gothic" w:hAnsi="Malgun Gothic" w:cs="Malgun Gothic" w:eastAsia="Malgun Gothic"/>
+                <w:b w:val="0"/>
+                <w:i w:val="0"/>
+                <w:sz w:val="20"/>
+              </w:rPr>
+              <w:t>Heute glaube ich, dass es Menschen gibt, die zuhören에서 dass절과 관계절이 겹칩니다. ein Satz, den ich ... nicht aussprechen konnte에서 den은 관계대명사입니다.</w:t>
+            </w:r>
+          </w:p>
+        </w:tc>
+      </w:tr>
+      <w:tr>
+        <w:tc>
+          <w:tcPr>
+            <w:tcW w:type="dxa" w:w="1500"/>
+            <w:tcBorders>
+              <w:top w:val="single" w:color="BFBFBF" w:sz="4"/>
+              <w:left w:val="single" w:color="BFBFBF" w:sz="4"/>
+              <w:bottom w:val="single" w:color="BFBFBF" w:sz="4"/>
+              <w:right w:val="single" w:color="BFBFBF" w:sz="4"/>
+            </w:tcBorders>
+            <w:shd w:fill="DEEAF6" w:color="auto" w:val="clear"/>
+          </w:tcPr>
+          <w:p>
+            <w:r>
+              <w:rPr>
+                <w:rFonts w:ascii="Malgun Gothic" w:hAnsi="Malgun Gothic" w:cs="Malgun Gothic" w:eastAsia="Malgun Gothic"/>
+                <w:b/>
+                <w:i w:val="0"/>
+                <w:color w:val="1F3864"/>
+                <w:sz w:val="20"/>
+              </w:rPr>
+              <w:t>표현</w:t>
+            </w:r>
+          </w:p>
+        </w:tc>
+        <w:tc>
+          <w:tcPr>
+            <w:tcW w:type="dxa" w:w="8138"/>
+            <w:tcBorders>
+              <w:top w:val="single" w:color="BFBFBF" w:sz="4"/>
+              <w:left w:val="single" w:color="BFBFBF" w:sz="4"/>
+              <w:bottom w:val="single" w:color="BFBFBF" w:sz="4"/>
+              <w:right w:val="single" w:color="BFBFBF" w:sz="4"/>
+            </w:tcBorders>
+          </w:tcPr>
+          <w:p>
+            <w:pPr>
+              <w:spacing w:after="40"/>
+            </w:pPr>
+            <w:r>
+              <w:rPr>
+                <w:rFonts w:ascii="Malgun Gothic" w:hAnsi="Malgun Gothic" w:cs="Malgun Gothic" w:eastAsia="Malgun Gothic"/>
+                <w:b w:val="0"/>
+                <w:i w:val="0"/>
+                <w:sz w:val="20"/>
+              </w:rPr>
+              <w:t>vor einem Jahr는 vor + 3격입니다.</w:t>
+            </w:r>
+          </w:p>
+        </w:tc>
+      </w:tr>
+      <w:tr>
+        <w:tc>
+          <w:tcPr>
+            <w:tcW w:type="dxa" w:w="1500"/>
+            <w:tcBorders>
+              <w:top w:val="single" w:color="BFBFBF" w:sz="4"/>
+              <w:left w:val="single" w:color="BFBFBF" w:sz="4"/>
+              <w:bottom w:val="single" w:color="BFBFBF" w:sz="4"/>
+              <w:right w:val="single" w:color="BFBFBF" w:sz="4"/>
+            </w:tcBorders>
+            <w:shd w:fill="DEEAF6" w:color="auto" w:val="clear"/>
+          </w:tcPr>
+          <w:p>
+            <w:r>
+              <w:rPr>
+                <w:rFonts w:ascii="Malgun Gothic" w:hAnsi="Malgun Gothic" w:cs="Malgun Gothic" w:eastAsia="Malgun Gothic"/>
+                <w:b/>
+                <w:i w:val="0"/>
+                <w:color w:val="1F3864"/>
+                <w:sz w:val="20"/>
+              </w:rPr>
+              <w:t>시제</w:t>
+            </w:r>
+          </w:p>
+        </w:tc>
+        <w:tc>
+          <w:tcPr>
+            <w:tcW w:type="dxa" w:w="8138"/>
+            <w:tcBorders>
+              <w:top w:val="single" w:color="BFBFBF" w:sz="4"/>
+              <w:left w:val="single" w:color="BFBFBF" w:sz="4"/>
+              <w:bottom w:val="single" w:color="BFBFBF" w:sz="4"/>
+              <w:right w:val="single" w:color="BFBFBF" w:sz="4"/>
+            </w:tcBorders>
+          </w:tcPr>
+          <w:p>
+            <w:pPr>
+              <w:spacing w:after="40"/>
+            </w:pPr>
+            <w:r>
+              <w:rPr>
+                <w:rFonts w:ascii="Malgun Gothic" w:hAnsi="Malgun Gothic" w:cs="Malgun Gothic" w:eastAsia="Malgun Gothic"/>
+                <w:b w:val="0"/>
+                <w:i w:val="0"/>
+                <w:sz w:val="20"/>
+              </w:rPr>
+              <w:t>glaube, gibt, zuhören은 현재형이고 konnte는 과거형입니다.</w:t>
             </w:r>
           </w:p>
         </w:tc>
